--- a/downloads/workbook/ai-1-week-28.docx
+++ b/downloads/workbook/ai-1-week-28.docx
@@ -1292,6 +1292,178 @@
         <w:t>Project connection: Record sorter actions allowed automatically and actions requiring the classroom owner’s explicit review.</w:t>
       </w:r>
     </w:p>
+    <w:p>
+      <w:pPr>
+        <w:pStyle w:val="Heading1"/>
+      </w:pPr>
+      <w:r>
+        <w:t>19. Project portfolio milestone</w:t>
+      </w:r>
+    </w:p>
+    <w:p>
+      <w:r>
+        <w:t>Project: Helpful Classroom Sorter</w:t>
+      </w:r>
+    </w:p>
+    <w:p>
+      <w:r>
+        <w:t>Current milestone: Prepare the demonstration. Gather reproducible instructions, evidence, access checks and remaining limitations.</w:t>
+      </w:r>
+    </w:p>
+    <w:p>
+      <w:r>
+        <w:t>Record sorter actions allowed automatically and actions requiring the classroom owner’s explicit review.</w:t>
+      </w:r>
+    </w:p>
+    <w:tbl>
+      <w:tblPr>
+        <w:tblStyle w:val="LightShading-Accent1"/>
+        <w:tblW w:type="auto" w:w="0"/>
+        <w:tblLook w:firstColumn="1" w:firstRow="1" w:lastColumn="0" w:lastRow="0" w:noHBand="0" w:noVBand="1" w:val="04A0"/>
+      </w:tblPr>
+      <w:tblGrid>
+        <w:gridCol w:w="5112"/>
+        <w:gridCol w:w="5112"/>
+      </w:tblGrid>
+      <w:tr>
+        <w:trPr>
+          <w:tblHeader/>
+        </w:trPr>
+        <w:tc>
+          <w:tcPr>
+            <w:tcW w:type="dxa" w:w="5112"/>
+          </w:tcPr>
+          <w:p>
+            <w:r>
+              <w:t>Evidence to keep</w:t>
+            </w:r>
+          </w:p>
+        </w:tc>
+        <w:tc>
+          <w:tcPr>
+            <w:tcW w:type="dxa" w:w="5112"/>
+          </w:tcPr>
+          <w:p>
+            <w:r>
+              <w:t>My record</w:t>
+            </w:r>
+          </w:p>
+        </w:tc>
+      </w:tr>
+      <w:tr>
+        <w:tc>
+          <w:tcPr>
+            <w:tcW w:type="dxa" w:w="5112"/>
+          </w:tcPr>
+          <w:p>
+            <w:r>
+              <w:t>This week’s input and deciding step</w:t>
+            </w:r>
+          </w:p>
+        </w:tc>
+        <w:tc>
+          <w:tcPr>
+            <w:tcW w:type="dxa" w:w="5112"/>
+          </w:tcPr>
+          <w:p>
+            <w:r/>
+          </w:p>
+        </w:tc>
+      </w:tr>
+      <w:tr>
+        <w:tc>
+          <w:tcPr>
+            <w:tcW w:type="dxa" w:w="5112"/>
+          </w:tcPr>
+          <w:p>
+            <w:r>
+              <w:t>Prediction and actual result (or labelled paper trace)</w:t>
+            </w:r>
+          </w:p>
+        </w:tc>
+        <w:tc>
+          <w:tcPr>
+            <w:tcW w:type="dxa" w:w="5112"/>
+          </w:tcPr>
+          <w:p>
+            <w:r/>
+          </w:p>
+        </w:tc>
+      </w:tr>
+      <w:tr>
+        <w:tc>
+          <w:tcPr>
+            <w:tcW w:type="dxa" w:w="5112"/>
+          </w:tcPr>
+          <w:p>
+            <w:r>
+              <w:t>One change since the previous checkpoint and why</w:t>
+            </w:r>
+          </w:p>
+        </w:tc>
+        <w:tc>
+          <w:tcPr>
+            <w:tcW w:type="dxa" w:w="5112"/>
+          </w:tcPr>
+          <w:p>
+            <w:r/>
+          </w:p>
+        </w:tc>
+      </w:tr>
+      <w:tr>
+        <w:tc>
+          <w:tcPr>
+            <w:tcW w:type="dxa" w:w="5112"/>
+          </w:tcPr>
+          <w:p>
+            <w:r>
+              <w:t>One error or limit and the next test</w:t>
+            </w:r>
+          </w:p>
+        </w:tc>
+        <w:tc>
+          <w:tcPr>
+            <w:tcW w:type="dxa" w:w="5112"/>
+          </w:tcPr>
+          <w:p>
+            <w:r/>
+          </w:p>
+        </w:tc>
+      </w:tr>
+    </w:tbl>
+    <w:p>
+      <w:pPr>
+        <w:pStyle w:val="Heading3"/>
+      </w:pPr>
+      <w:r>
+        <w:t>Explain what this week adds to your project. Reuse last week’s record rather than starting again.</w:t>
+      </w:r>
+    </w:p>
+    <w:p>
+      <w:r>
+        <w:t>________________________________________________________________</w:t>
+      </w:r>
+    </w:p>
+    <w:p>
+      <w:r>
+        <w:t>________________________________________________________________</w:t>
+      </w:r>
+    </w:p>
+    <w:p>
+      <w:r>
+        <w:t>________________________________________________________________</w:t>
+      </w:r>
+    </w:p>
+    <w:p>
+      <w:r>
+        <w:t>________________________________________________________________</w:t>
+      </w:r>
+    </w:p>
+    <w:p>
+      <w:r>
+        <w:t>________________________________________________________________</w:t>
+      </w:r>
+    </w:p>
     <w:sectPr>
       <w:pgSz w:w="12240" w:h="15840"/>
       <w:pgMar w:top="936" w:right="1008" w:bottom="936" w:left="1008" w:header="720" w:footer="720" w:gutter="0"/>

--- a/downloads/workbook/ai-1-week-28.docx
+++ b/downloads/workbook/ai-1-week-28.docx
@@ -1464,6 +1464,240 @@
         <w:t>________________________________________________________________</w:t>
       </w:r>
     </w:p>
+    <w:p>
+      <w:pPr>
+        <w:pStyle w:val="Heading1"/>
+      </w:pPr>
+      <w:r>
+        <w:t>20. Supported practice and learning evidence</w:t>
+      </w:r>
+    </w:p>
+    <w:p>
+      <w:r>
+        <w:t>Use this supported practice once, in the browser or on paper. Keep the reserved independent assessment for a separate first attempt before teacher feedback.</w:t>
+      </w:r>
+    </w:p>
+    <w:p>
+      <w:r>
+        <w:t>A fictional teacher approves one checked classroom poster for internal display.</w:t>
+      </w:r>
+    </w:p>
+    <w:p>
+      <w:pPr>
+        <w:pStyle w:val="Heading3"/>
+      </w:pPr>
+      <w:r>
+        <w:t>Practice 1: explain the deciding evidence</w:t>
+      </w:r>
+    </w:p>
+    <w:p>
+      <w:r>
+        <w:t>Which labelled step matches this detail? Public-web publication exceeds the approved destination.</w:t>
+      </w:r>
+    </w:p>
+    <w:p>
+      <w:r>
+        <w:t>1. Allowed action</w:t>
+      </w:r>
+    </w:p>
+    <w:p>
+      <w:r>
+        <w:t>2. Changed audience</w:t>
+      </w:r>
+    </w:p>
+    <w:p>
+      <w:r>
+        <w:t>3. Read authority</w:t>
+      </w:r>
+    </w:p>
+    <w:p>
+      <w:r>
+        <w:t>4. Changed version</w:t>
+      </w:r>
+    </w:p>
+    <w:p>
+      <w:pPr>
+        <w:pStyle w:val="Heading3"/>
+      </w:pPr>
+      <w:r>
+        <w:t>My selected conclusion, deciding fact and explanation</w:t>
+      </w:r>
+    </w:p>
+    <w:p>
+      <w:r>
+        <w:t>________________________________________________________________</w:t>
+      </w:r>
+    </w:p>
+    <w:p>
+      <w:r>
+        <w:t>________________________________________________________________</w:t>
+      </w:r>
+    </w:p>
+    <w:p>
+      <w:r>
+        <w:t>________________________________________________________________</w:t>
+      </w:r>
+    </w:p>
+    <w:p>
+      <w:r>
+        <w:t>________________________________________________________________</w:t>
+      </w:r>
+    </w:p>
+    <w:p>
+      <w:r>
+        <w:t>________________________________________________________________</w:t>
+      </w:r>
+    </w:p>
+    <w:p>
+      <w:r>
+        <w:t>Hint if needed: Read the steps in the pictorial case. Match the supplied detail to the stage that performs or records it.</w:t>
+      </w:r>
+    </w:p>
+    <w:p>
+      <w:r>
+        <w:t>After your attempt, compare with the supported explanation: Changed audience Public-web publication exceeds the approved destination. A general intention to help the class does not grant every action that might help. Check the version, destination and time explicitly. An edit may improve accuracy while still changing the approved artifact. The assistant should hold the changed poster for review rather than treating its own confidence as permission.</w:t>
+      </w:r>
+    </w:p>
+    <w:p>
+      <w:pPr>
+        <w:pStyle w:val="Heading3"/>
+      </w:pPr>
+      <w:r>
+        <w:t>Practice 2: explain the deciding evidence</w:t>
+      </w:r>
+    </w:p>
+    <w:p>
+      <w:r>
+        <w:t>Changed-case practice: P2 has already been published once under this approval. Which conclusion is supported by the supplied facts?</w:t>
+      </w:r>
+    </w:p>
+    <w:p>
+      <w:r>
+        <w:t>1. We can decide the result without examining the changed input or the procedure.</w:t>
+      </w:r>
+    </w:p>
+    <w:p>
+      <w:r>
+        <w:t>2. A second publication is not covered.</w:t>
+      </w:r>
+    </w:p>
+    <w:p>
+      <w:r>
+        <w:t>3. This one example guarantees correct results for every future input.</w:t>
+      </w:r>
+    </w:p>
+    <w:p>
+      <w:pPr>
+        <w:pStyle w:val="Heading3"/>
+      </w:pPr>
+      <w:r>
+        <w:t>My selected conclusion, deciding fact and explanation</w:t>
+      </w:r>
+    </w:p>
+    <w:p>
+      <w:r>
+        <w:t>________________________________________________________________</w:t>
+      </w:r>
+    </w:p>
+    <w:p>
+      <w:r>
+        <w:t>________________________________________________________________</w:t>
+      </w:r>
+    </w:p>
+    <w:p>
+      <w:r>
+        <w:t>________________________________________________________________</w:t>
+      </w:r>
+    </w:p>
+    <w:p>
+      <w:r>
+        <w:t>________________________________________________________________</w:t>
+      </w:r>
+    </w:p>
+    <w:p>
+      <w:r>
+        <w:t>________________________________________________________________</w:t>
+      </w:r>
+    </w:p>
+    <w:p>
+      <w:r>
+        <w:t>Hint if needed: Use the changed condition and the deciding step in the pictorial trace. The answer must say what follows from those facts.</w:t>
+      </w:r>
+    </w:p>
+    <w:p>
+      <w:r>
+        <w:t>After your attempt, compare with the supported explanation: A second publication is not covered. The instruction allowed a single use, not repeated actions.</w:t>
+      </w:r>
+    </w:p>
+    <w:p>
+      <w:pPr>
+        <w:pStyle w:val="Heading3"/>
+      </w:pPr>
+      <w:r>
+        <w:t>Repair a missing building block</w:t>
+      </w:r>
+    </w:p>
+    <w:p>
+      <w:r>
+        <w:t>Review Verify Important Outputs (ai-1/27). Goal: Separate an answer into claims and connect each claim to relevant evidence. Short practice: Correct the draft and identify which part needs another source rather than a calculation.. Return to this week and explain what you changed.</w:t>
+      </w:r>
+    </w:p>
+    <w:p>
+      <w:r>
+        <w:t>Review Generate, Retrieve, or Calculate? (ai-1/25). Goal: Distinguish retrieving a record, calculating from inputs and generating wording. Short practice: Label each arrow with its operation. Can the system add snacks because invitations often mention them?. Return to this week and explain what you changed.</w:t>
+      </w:r>
+    </w:p>
+    <w:p>
+      <w:r>
+        <w:t>Review Missing and Unbalanced Examples (ai-1/22). Goal: Name the target collection, selection list and cases actually assessed. Short practice: Would testing only dim plain cards close every current gap? Point to the target groups.. Return to this week and explain what you changed.</w:t>
+      </w:r>
+    </w:p>
+    <w:p>
+      <w:pPr>
+        <w:pStyle w:val="Heading3"/>
+      </w:pPr>
+      <w:r>
+        <w:t>Keep your completed work</w:t>
+      </w:r>
+    </w:p>
+    <w:p>
+      <w:r>
+        <w:t>Use Download completed work in the hosted lesson to export your answers, reflections, practice feedback and code-run evidence. Open the HTML copy to read or print it. Drafts stay in this browser when storage is available; clear drafts on a shared device.</w:t>
+      </w:r>
+    </w:p>
+    <w:p>
+      <w:pPr>
+        <w:pStyle w:val="Heading3"/>
+      </w:pPr>
+      <w:r>
+        <w:t>What I repaired, the evidence I kept and the next test</w:t>
+      </w:r>
+    </w:p>
+    <w:p>
+      <w:r>
+        <w:t>________________________________________________________________</w:t>
+      </w:r>
+    </w:p>
+    <w:p>
+      <w:r>
+        <w:t>________________________________________________________________</w:t>
+      </w:r>
+    </w:p>
+    <w:p>
+      <w:r>
+        <w:t>________________________________________________________________</w:t>
+      </w:r>
+    </w:p>
+    <w:p>
+      <w:r>
+        <w:t>________________________________________________________________</w:t>
+      </w:r>
+    </w:p>
+    <w:p>
+      <w:r>
+        <w:t>________________________________________________________________</w:t>
+      </w:r>
+    </w:p>
     <w:sectPr>
       <w:pgSz w:w="12240" w:h="15840"/>
       <w:pgMar w:top="936" w:right="1008" w:bottom="936" w:left="1008" w:header="720" w:footer="720" w:gutter="0"/>

--- a/downloads/workbook/ai-1-week-28.docx
+++ b/downloads/workbook/ai-1-week-28.docx
@@ -30,6 +30,17 @@
     </w:p>
     <w:p>
       <w:r>
+        <w:t>Record your starting explanation for Humans Set Boundaries before opening notes. Show any later correction separately.</w:t>
+      </w:r>
+    </w:p>
+    <w:p>
+      <w:pPr>
+        <w:spacing w:line="336" w:lineRule="auto" w:after="180"/>
+      </w:pPr>
+      <w:r>
+        <w:rPr>
+          <w:b w:val="0"/>
+        </w:rPr>
         <w:t>Try the recall before opening notes. Then use a different colour or a labelled second line to correct your explanation.</w:t>
       </w:r>
     </w:p>
@@ -42,8 +53,26 @@
       </w:r>
     </w:p>
     <w:p>
-      <w:r>
-        <w:t>Without opening the old lesson, explain one key idea from Verify Important Outputs. Give an example and a mistake that the idea helps you avoid.</w:t>
+      <w:pPr>
+        <w:spacing w:line="336" w:lineRule="auto" w:after="180"/>
+      </w:pPr>
+      <w:r>
+        <w:rPr>
+          <w:b w:val="0"/>
+        </w:rPr>
+        <w:t xml:space="preserve">Without opening the old lesson, explain one key idea from Verify Important </w:t>
+      </w:r>
+      <w:r>
+        <w:rPr>
+          <w:b/>
+        </w:rPr>
+        <w:t>Output</w:t>
+      </w:r>
+      <w:r>
+        <w:rPr>
+          <w:b w:val="0"/>
+        </w:rPr>
+        <w:t>s. Give an example and a mistake that the idea helps you avoid.</w:t>
       </w:r>
     </w:p>
     <w:p>
@@ -78,7 +107,13 @@
       </w:r>
     </w:p>
     <w:p>
-      <w:r>
+      <w:pPr>
+        <w:spacing w:line="336" w:lineRule="auto" w:after="180"/>
+      </w:pPr>
+      <w:r>
+        <w:rPr>
+          <w:b w:val="0"/>
+        </w:rPr>
         <w:t>Without opening the old lesson, explain one key idea from Generate, Retrieve, or Calculate?. Give an example and a mistake that the idea helps you avoid.</w:t>
       </w:r>
     </w:p>
@@ -114,7 +149,13 @@
       </w:r>
     </w:p>
     <w:p>
-      <w:r>
+      <w:pPr>
+        <w:spacing w:line="336" w:lineRule="auto" w:after="180"/>
+      </w:pPr>
+      <w:r>
+        <w:rPr>
+          <w:b w:val="0"/>
+        </w:rPr>
         <w:t>Without opening the old lesson, explain one key idea from Missing and Unbalanced Examples. Give an example and a mistake that the idea helps you avoid.</w:t>
       </w:r>
     </w:p>
@@ -151,7 +192,42 @@
     </w:p>
     <w:p>
       <w:r>
-        <w:t>Use W2: Read an approval without enlarging it for Human authority and permission. Record the answer once; the lesson and workbook refer to the same attempt.</w:t>
+        <w:t>Complete the supported Humans Set Boundaries trace and record the first step you can explain without help.</w:t>
+      </w:r>
+    </w:p>
+    <w:p>
+      <w:pPr>
+        <w:spacing w:line="336" w:lineRule="auto" w:after="180"/>
+      </w:pPr>
+      <w:r>
+        <w:rPr>
+          <w:b w:val="0"/>
+        </w:rPr>
+        <w:t xml:space="preserve">Use W2: Read an approval without enlarging it for Human </w:t>
+      </w:r>
+      <w:r>
+        <w:rPr>
+          <w:b/>
+        </w:rPr>
+        <w:t>authority</w:t>
+      </w:r>
+      <w:r>
+        <w:rPr>
+          <w:b w:val="0"/>
+        </w:rPr>
+        <w:t xml:space="preserve"> and </w:t>
+      </w:r>
+      <w:r>
+        <w:rPr>
+          <w:b/>
+        </w:rPr>
+        <w:t>permission</w:t>
+      </w:r>
+      <w:r>
+        <w:rPr>
+          <w:b w:val="0"/>
+        </w:rPr>
+        <w:t>. Record the answer once; the lesson and workbook refer to the same attempt.</w:t>
       </w:r>
     </w:p>
     <w:tbl>
@@ -279,7 +355,65 @@
     </w:p>
     <w:p>
       <w:r>
-        <w:t>Use the worked case for Human authority and permission. Proposed explanation: “A working button grants permission”. Decide whether this explanation is supported. Point to the step or supplied fact that decides; explain your repair if needed.</w:t>
+        <w:t>Check the proposed Humans Set Boundaries explanation against the supplied facts before discussing it.</w:t>
+      </w:r>
+    </w:p>
+    <w:p>
+      <w:pPr>
+        <w:spacing w:line="336" w:lineRule="auto" w:after="180"/>
+      </w:pPr>
+      <w:r>
+        <w:rPr>
+          <w:b w:val="0"/>
+        </w:rPr>
+        <w:t xml:space="preserve">Use the worked case for Human </w:t>
+      </w:r>
+      <w:r>
+        <w:rPr>
+          <w:b/>
+        </w:rPr>
+        <w:t>authority</w:t>
+      </w:r>
+      <w:r>
+        <w:rPr>
+          <w:b w:val="0"/>
+        </w:rPr>
+        <w:t xml:space="preserve"> and </w:t>
+      </w:r>
+      <w:r>
+        <w:rPr>
+          <w:b/>
+        </w:rPr>
+        <w:t>permission</w:t>
+      </w:r>
+      <w:r>
+        <w:rPr>
+          <w:b w:val="0"/>
+        </w:rPr>
+        <w:t xml:space="preserve">. Proposed explanation: “A working button grants </w:t>
+      </w:r>
+      <w:r>
+        <w:rPr>
+          <w:b/>
+        </w:rPr>
+        <w:t>permission</w:t>
+      </w:r>
+      <w:r>
+        <w:rPr>
+          <w:b w:val="0"/>
+        </w:rPr>
+        <w:t>”. Decide whether this explanation is supported.</w:t>
+      </w:r>
+    </w:p>
+    <w:p>
+      <w:pPr>
+        <w:spacing w:line="336" w:lineRule="auto" w:after="180"/>
+      </w:pPr>
+      <w:r>
+        <w:rPr>
+          <w:b w:val="0"/>
+        </w:rPr>
+        <w:t>Point to the step or supplied fact that decides; explain your repair if needed.</w:t>
       </w:r>
     </w:p>
     <w:p>
@@ -319,6 +453,11 @@
       </w:r>
     </w:p>
     <w:p>
+      <w:r>
+        <w:t>Write one first attempt at the reserved independent case before feedback. Repeated copies of that case refer to the same recorded attempt.</w:t>
+      </w:r>
+    </w:p>
+    <w:p>
       <w:pPr>
         <w:pStyle w:val="Heading3"/>
       </w:pPr>
@@ -327,8 +466,47 @@
       </w:r>
     </w:p>
     <w:p>
-      <w:r>
-        <w:t>In a fictional library, the librarian controls the internal shelf list. The librarian tells assistant Jo: “Replace the internal list with checked version L2 on Friday, once. Do not change the public catalogue.” It is Friday, L2 remains checked, and no replacement has occurred. A tool offers both destinations. Assess these proposals separately: Jo replaces the internal list with L2; Jo updates the public catalogue with L2; visitor Sam replaces the internal list with L2; Jo replaces the internal list with a changed L3. Identify the approval detail that settles each case.</w:t>
+      <w:pPr>
+        <w:spacing w:line="336" w:lineRule="auto" w:after="180"/>
+      </w:pPr>
+      <w:r>
+        <w:rPr>
+          <w:b w:val="0"/>
+        </w:rPr>
+        <w:t>In a fictional library, the librarian controls the internal shelf list. The librarian tells assistant Jo: “Replace the internal list with checked version L2 on Friday, once.</w:t>
+      </w:r>
+    </w:p>
+    <w:p>
+      <w:pPr>
+        <w:spacing w:line="336" w:lineRule="auto" w:after="180"/>
+      </w:pPr>
+      <w:r>
+        <w:rPr>
+          <w:b w:val="0"/>
+        </w:rPr>
+        <w:t>Do not change the public catalogue.” It is Friday, L2 remains checked, and no replacement has occurred. A tool offers both destinations.</w:t>
+      </w:r>
+    </w:p>
+    <w:p>
+      <w:pPr>
+        <w:spacing w:line="336" w:lineRule="auto" w:after="180"/>
+      </w:pPr>
+      <w:r>
+        <w:rPr>
+          <w:b w:val="0"/>
+        </w:rPr>
+        <w:t>Assess these proposals separately: Jo replaces the internal list with L2; Jo updates the public catalogue with L2; visitor Sam replaces the internal list with L2; Jo replaces the internal list with a changed L3.</w:t>
+      </w:r>
+    </w:p>
+    <w:p>
+      <w:pPr>
+        <w:spacing w:line="336" w:lineRule="auto" w:after="180"/>
+      </w:pPr>
+      <w:r>
+        <w:rPr>
+          <w:b w:val="0"/>
+        </w:rPr>
+        <w:t>Identify the approval detail that settles each case.</w:t>
       </w:r>
     </w:p>
     <w:p>
@@ -375,7 +553,13 @@
       </w:r>
     </w:p>
     <w:p>
-      <w:r>
+      <w:pPr>
+        <w:spacing w:line="336" w:lineRule="auto" w:after="180"/>
+      </w:pPr>
+      <w:r>
+        <w:rPr>
+          <w:b w:val="0"/>
+        </w:rPr>
         <w:t>Attempt this case before feedback. Record any help. Earlier examples below are further practice; a case already practised with feedback cannot establish fresh transfer.</w:t>
       </w:r>
     </w:p>
@@ -389,7 +573,29 @@
     </w:p>
     <w:p>
       <w:r>
-        <w:t>A classroom assistant may draft a reminder but cannot send messages. It displays a completed draft and waits. A student writes 'looks good' without a destination. Has a clear send authorisation been given? Specify what is needed.</w:t>
+        <w:t>Connect the Humans Set Boundaries target to a trace and a justified conclusion.</w:t>
+      </w:r>
+    </w:p>
+    <w:p>
+      <w:pPr>
+        <w:spacing w:line="336" w:lineRule="auto" w:after="180"/>
+      </w:pPr>
+      <w:r>
+        <w:rPr>
+          <w:b w:val="0"/>
+        </w:rPr>
+        <w:t>A classroom assistant may draft a reminder but cannot send messages. It displays a completed draft and waits. A student writes 'looks good' without a destination. Has a clear send authorisation been given?</w:t>
+      </w:r>
+    </w:p>
+    <w:p>
+      <w:pPr>
+        <w:spacing w:line="336" w:lineRule="auto" w:after="180"/>
+      </w:pPr>
+      <w:r>
+        <w:rPr>
+          <w:b w:val="0"/>
+        </w:rPr>
+        <w:t>Specify what is needed.</w:t>
       </w:r>
     </w:p>
     <w:p>
@@ -402,17 +608,47 @@
     </w:p>
     <w:p>
       <w:r>
+        <w:t>Solve the supplied Humans Set Boundaries case and show the deciding evidence.</w:t>
+      </w:r>
+    </w:p>
+    <w:p>
+      <w:pPr>
+        <w:spacing w:line="336" w:lineRule="auto" w:after="180"/>
+      </w:pPr>
+      <w:r>
+        <w:rPr>
+          <w:b w:val="0"/>
+        </w:rPr>
         <w:t>An assistant may suggest object locations; a teacher must approve moving valuable equipment.</w:t>
       </w:r>
     </w:p>
     <w:p>
-      <w:r>
+      <w:pPr>
+        <w:spacing w:line="336" w:lineRule="auto" w:after="180"/>
+        <w:shd w:fill="F5F1FB"/>
+      </w:pPr>
+      <w:r>
+        <w:rPr>
+          <w:b w:val="0"/>
+        </w:rPr>
         <w:t>What may happen without approval?</w:t>
       </w:r>
     </w:p>
     <w:p>
-      <w:r>
-        <w:t>Show your trace, calculation or evidence</w:t>
+      <w:pPr>
+        <w:spacing w:line="336" w:lineRule="auto" w:after="180"/>
+      </w:pPr>
+      <w:r>
+        <w:rPr>
+          <w:b w:val="0"/>
+        </w:rPr>
+        <w:t xml:space="preserve">Show your trace, calculation or </w:t>
+      </w:r>
+      <w:r>
+        <w:rPr>
+          <w:b/>
+        </w:rPr>
+        <w:t>evidence</w:t>
       </w:r>
     </w:p>
     <w:p>
@@ -458,11 +694,40 @@
     </w:p>
     <w:p>
       <w:r>
-        <w:t>A sorter marks a child's notebook throw away. Who should decide whether it is discarded? Name a boundary the system should enforce.</w:t>
-      </w:r>
-    </w:p>
-    <w:p>
-      <w:r>
+        <w:t>Apply the procedure to the changed case and record why the conclusion follows.</w:t>
+      </w:r>
+    </w:p>
+    <w:p>
+      <w:pPr>
+        <w:spacing w:line="336" w:lineRule="auto" w:after="180"/>
+      </w:pPr>
+      <w:r>
+        <w:rPr>
+          <w:b w:val="0"/>
+        </w:rPr>
+        <w:t xml:space="preserve">A sorter marks a child's notebook throw away. Who should decide whether it is discarded? Name a </w:t>
+      </w:r>
+      <w:r>
+        <w:rPr>
+          <w:b/>
+        </w:rPr>
+        <w:t>boundary</w:t>
+      </w:r>
+      <w:r>
+        <w:rPr>
+          <w:b w:val="0"/>
+        </w:rPr>
+        <w:t xml:space="preserve"> the system should enforce.</w:t>
+      </w:r>
+    </w:p>
+    <w:p>
+      <w:pPr>
+        <w:spacing w:line="336" w:lineRule="auto" w:after="180"/>
+      </w:pPr>
+      <w:r>
+        <w:rPr>
+          <w:b w:val="0"/>
+        </w:rPr>
         <w:t>My independent answer and reason</w:t>
       </w:r>
     </w:p>
@@ -517,7 +782,42 @@
     </w:p>
     <w:p>
       <w:r>
-        <w:t>Create a changed input, boundary case or missing-information case. Write the expected answer or safe response before testing.</w:t>
+        <w:t>Specify a changed input, expected result and observation separately.</w:t>
+      </w:r>
+    </w:p>
+    <w:p>
+      <w:pPr>
+        <w:spacing w:line="336" w:lineRule="auto" w:after="180"/>
+      </w:pPr>
+      <w:r>
+        <w:rPr>
+          <w:b w:val="0"/>
+        </w:rPr>
+        <w:t xml:space="preserve">Create a changed </w:t>
+      </w:r>
+      <w:r>
+        <w:rPr>
+          <w:b/>
+        </w:rPr>
+        <w:t>input</w:t>
+      </w:r>
+      <w:r>
+        <w:rPr>
+          <w:b w:val="0"/>
+        </w:rPr>
+        <w:t xml:space="preserve">, </w:t>
+      </w:r>
+      <w:r>
+        <w:rPr>
+          <w:b/>
+        </w:rPr>
+        <w:t>boundary</w:t>
+      </w:r>
+      <w:r>
+        <w:rPr>
+          <w:b w:val="0"/>
+        </w:rPr>
+        <w:t xml:space="preserve"> case or missing-information case. Write the expected answer or safe response before testing.</w:t>
       </w:r>
     </w:p>
     <w:tbl>
@@ -646,12 +946,53 @@
     </w:p>
     <w:p>
       <w:r>
-        <w:t>Complete the sorter's human-control map: permissions, review triggers, override, correction, and stop conditions.</w:t>
-      </w:r>
-    </w:p>
-    <w:p>
-      <w:r>
-        <w:t>The project change and evidence I will keep</w:t>
+        <w:t>Justify what Humans Set Boundaries adds to Helpful Classroom Sorter and keep the evidence.</w:t>
+      </w:r>
+    </w:p>
+    <w:p>
+      <w:pPr>
+        <w:spacing w:line="336" w:lineRule="auto" w:after="180"/>
+      </w:pPr>
+      <w:r>
+        <w:rPr>
+          <w:b w:val="0"/>
+        </w:rPr>
+        <w:t xml:space="preserve">Complete the sorter's human-control map: </w:t>
+      </w:r>
+      <w:r>
+        <w:rPr>
+          <w:b/>
+        </w:rPr>
+        <w:t>permission</w:t>
+      </w:r>
+      <w:r>
+        <w:rPr>
+          <w:b w:val="0"/>
+        </w:rPr>
+        <w:t>s, review triggers, override, correction, and stop conditions.</w:t>
+      </w:r>
+    </w:p>
+    <w:p>
+      <w:pPr>
+        <w:spacing w:line="336" w:lineRule="auto" w:after="180"/>
+      </w:pPr>
+      <w:r>
+        <w:rPr>
+          <w:b w:val="0"/>
+        </w:rPr>
+        <w:t xml:space="preserve">The project change and </w:t>
+      </w:r>
+      <w:r>
+        <w:rPr>
+          <w:b/>
+        </w:rPr>
+        <w:t>evidence</w:t>
+      </w:r>
+      <w:r>
+        <w:rPr>
+          <w:b w:val="0"/>
+        </w:rPr>
+        <w:t xml:space="preserve"> I will keep</w:t>
       </w:r>
     </w:p>
     <w:p>
@@ -697,11 +1038,54 @@
     </w:p>
     <w:p>
       <w:r>
-        <w:t>I can explain the mechanism. I can show evidence. I can handle a changed case. I can name a limit. Mark each as not yet, with help or independently, and attach supporting work.</w:t>
-      </w:r>
-    </w:p>
-    <w:p>
-      <w:r>
+        <w:t>Judge explanation, evidence, transfer and limits separately; attach the work behind your judgement.</w:t>
+      </w:r>
+    </w:p>
+    <w:p>
+      <w:pPr>
+        <w:pStyle w:val="ListBullet"/>
+      </w:pPr>
+      <w:r>
+        <w:t>I can explain the mechanism.</w:t>
+      </w:r>
+    </w:p>
+    <w:p>
+      <w:pPr>
+        <w:pStyle w:val="ListBullet"/>
+      </w:pPr>
+      <w:r>
+        <w:t>I can show evidence.</w:t>
+      </w:r>
+    </w:p>
+    <w:p>
+      <w:pPr>
+        <w:pStyle w:val="ListBullet"/>
+      </w:pPr>
+      <w:r>
+        <w:t>I can handle a changed case.</w:t>
+      </w:r>
+    </w:p>
+    <w:p>
+      <w:pPr>
+        <w:pStyle w:val="ListBullet"/>
+      </w:pPr>
+      <w:r>
+        <w:t>I can name a limit.</w:t>
+      </w:r>
+    </w:p>
+    <w:p>
+      <w:r>
+        <w:t>Mark each as not yet, with help or independently, and attach supporting work.</w:t>
+      </w:r>
+    </w:p>
+    <w:p>
+      <w:pPr>
+        <w:spacing w:line="336" w:lineRule="auto" w:after="180"/>
+      </w:pPr>
+      <w:r>
+        <w:rPr>
+          <w:b w:val="0"/>
+        </w:rPr>
         <w:t>Teacher review ____________________  Next step ____________________</w:t>
       </w:r>
     </w:p>
@@ -715,7 +1099,29 @@
     </w:p>
     <w:p>
       <w:r>
-        <w:t>A classroom assistant may draft a reminder but cannot send messages. It displays a completed draft and waits. A student writes 'looks good' without a destination. Has a clear send authorisation been given? Specify what is needed.</w:t>
+        <w:t>Use this earlier case as transfer practice. A case already discussed with feedback is not fresh assessment evidence.</w:t>
+      </w:r>
+    </w:p>
+    <w:p>
+      <w:pPr>
+        <w:spacing w:line="336" w:lineRule="auto" w:after="180"/>
+      </w:pPr>
+      <w:r>
+        <w:rPr>
+          <w:b w:val="0"/>
+        </w:rPr>
+        <w:t>A classroom assistant may draft a reminder but cannot send messages. It displays a completed draft and waits. A student writes 'looks good' without a destination. Has a clear send authorisation been given?</w:t>
+      </w:r>
+    </w:p>
+    <w:p>
+      <w:pPr>
+        <w:spacing w:line="336" w:lineRule="auto" w:after="180"/>
+      </w:pPr>
+      <w:r>
+        <w:rPr>
+          <w:b w:val="0"/>
+        </w:rPr>
+        <w:t>Specify what is needed.</w:t>
       </w:r>
     </w:p>
     <w:p>
@@ -762,7 +1168,13 @@
       </w:r>
     </w:p>
     <w:p>
-      <w:r>
+      <w:pPr>
+        <w:spacing w:line="336" w:lineRule="auto" w:after="180"/>
+      </w:pPr>
+      <w:r>
+        <w:rPr>
+          <w:b w:val="0"/>
+        </w:rPr>
         <w:t>Record support used: none, hint or teacher explanation.</w:t>
       </w:r>
     </w:p>
@@ -776,7 +1188,29 @@
     </w:p>
     <w:p>
       <w:r>
-        <w:t>A tool offers a Public website button. The exhibition facts in A have been verified. The teacher’s approval covers the classroom board only. State what the button, the fact check and the approval each establish. Decide whether the editor may publish A publicly.</w:t>
+        <w:t>Separate three kinds of evidence. Apply the supplied Humans Set Boundaries facts and keep your reasoning.</w:t>
+      </w:r>
+    </w:p>
+    <w:p>
+      <w:pPr>
+        <w:spacing w:line="336" w:lineRule="auto" w:after="180"/>
+      </w:pPr>
+      <w:r>
+        <w:rPr>
+          <w:b w:val="0"/>
+        </w:rPr>
+        <w:t>A tool offers a Public website button. The exhibition facts in A have been verified. The teacher’s approval covers the classroom board only. State what the button, the fact check and the approval each establish.</w:t>
+      </w:r>
+    </w:p>
+    <w:p>
+      <w:pPr>
+        <w:spacing w:line="336" w:lineRule="auto" w:after="180"/>
+      </w:pPr>
+      <w:r>
+        <w:rPr>
+          <w:b w:val="0"/>
+        </w:rPr>
+        <w:t>Decide whether the editor may publish A publicly.</w:t>
       </w:r>
     </w:p>
     <w:p>
@@ -827,7 +1261,41 @@
     </w:p>
     <w:p>
       <w:r>
-        <w:t>List the decision maker, allowed actor, version, destination, timing and number of postings in the original exhibition approval. Before any posting and with no changes to the facts or permission, explain whether the editor can carry out that exact action without asking again.</w:t>
+        <w:t>Read an approval without enlarging it. Apply the supplied Humans Set Boundaries facts and keep your reasoning.</w:t>
+      </w:r>
+    </w:p>
+    <w:p>
+      <w:pPr>
+        <w:spacing w:line="336" w:lineRule="auto" w:after="180"/>
+      </w:pPr>
+      <w:r>
+        <w:rPr>
+          <w:b w:val="0"/>
+        </w:rPr>
+        <w:t>List the decision maker, allowed actor, version, destination, timing and number of postings in the original exhibition approval.</w:t>
+      </w:r>
+    </w:p>
+    <w:p>
+      <w:pPr>
+        <w:spacing w:line="336" w:lineRule="auto" w:after="180"/>
+      </w:pPr>
+      <w:r>
+        <w:rPr>
+          <w:b w:val="0"/>
+        </w:rPr>
+        <w:t xml:space="preserve">Before any posting and with no changes to the facts or </w:t>
+      </w:r>
+      <w:r>
+        <w:rPr>
+          <w:b/>
+        </w:rPr>
+        <w:t>permission</w:t>
+      </w:r>
+      <w:r>
+        <w:rPr>
+          <w:b w:val="0"/>
+        </w:rPr>
+        <w:t>, explain whether the editor can carry out that exact action without asking again.</w:t>
       </w:r>
     </w:p>
     <w:p>
@@ -878,7 +1346,29 @@
     </w:p>
     <w:p>
       <w:r>
-        <w:t>The room changes to Room 8 and the editor creates B. Explain why publishing old A and publishing unapproved B each fail a different check. Write a specific request for the teacher to review B, keeping the original destination and one-posting limit.</w:t>
+        <w:t>Prepare a reviewable change. Apply the supplied Humans Set Boundaries facts and keep your reasoning.</w:t>
+      </w:r>
+    </w:p>
+    <w:p>
+      <w:pPr>
+        <w:spacing w:line="336" w:lineRule="auto" w:after="180"/>
+      </w:pPr>
+      <w:r>
+        <w:rPr>
+          <w:b w:val="0"/>
+        </w:rPr>
+        <w:t>The room changes to Room 8 and the editor creates B. Explain why publishing old A and publishing unapproved B each fail a different check.</w:t>
+      </w:r>
+    </w:p>
+    <w:p>
+      <w:pPr>
+        <w:spacing w:line="336" w:lineRule="auto" w:after="180"/>
+      </w:pPr>
+      <w:r>
+        <w:rPr>
+          <w:b w:val="0"/>
+        </w:rPr>
+        <w:t>Write a specific request for the teacher to review B, keeping the original destination and one-posting limit.</w:t>
       </w:r>
     </w:p>
     <w:p>
@@ -929,7 +1419,51 @@
     </w:p>
     <w:p>
       <w:r>
-        <w:t>In a fictional library, the librarian controls the internal shelf list. The librarian tells assistant Jo: “Replace the internal list with checked version L2 on Friday, once. Do not change the public catalogue.” It is Friday, L2 remains checked, and no replacement has occurred. A tool offers both destinations. Assess these proposals separately: Jo replaces the internal list with L2; Jo updates the public catalogue with L2; visitor Sam replaces the internal list with L2; Jo replaces the internal list with a changed L3. Identify the approval detail that settles each case.</w:t>
+        <w:t>Attempt before feedback. If this repeats the selected independent case, reuse that first attempt; otherwise keep a separate record. Transfer the permission check to a new case. Apply the supplied Humans Set Boundaries facts and keep your reasoning.</w:t>
+      </w:r>
+    </w:p>
+    <w:p>
+      <w:pPr>
+        <w:spacing w:line="336" w:lineRule="auto" w:after="180"/>
+      </w:pPr>
+      <w:r>
+        <w:rPr>
+          <w:b w:val="0"/>
+        </w:rPr>
+        <w:t>In a fictional library, the librarian controls the internal shelf list. The librarian tells assistant Jo: “Replace the internal list with checked version L2 on Friday, once.</w:t>
+      </w:r>
+    </w:p>
+    <w:p>
+      <w:pPr>
+        <w:spacing w:line="336" w:lineRule="auto" w:after="180"/>
+      </w:pPr>
+      <w:r>
+        <w:rPr>
+          <w:b w:val="0"/>
+        </w:rPr>
+        <w:t>Do not change the public catalogue.” It is Friday, L2 remains checked, and no replacement has occurred. A tool offers both destinations.</w:t>
+      </w:r>
+    </w:p>
+    <w:p>
+      <w:pPr>
+        <w:spacing w:line="336" w:lineRule="auto" w:after="180"/>
+      </w:pPr>
+      <w:r>
+        <w:rPr>
+          <w:b w:val="0"/>
+        </w:rPr>
+        <w:t>Assess these proposals separately: Jo replaces the internal list with L2; Jo updates the public catalogue with L2; visitor Sam replaces the internal list with L2; Jo replaces the internal list with a changed L3.</w:t>
+      </w:r>
+    </w:p>
+    <w:p>
+      <w:pPr>
+        <w:spacing w:line="336" w:lineRule="auto" w:after="180"/>
+      </w:pPr>
+      <w:r>
+        <w:rPr>
+          <w:b w:val="0"/>
+        </w:rPr>
+        <w:t>Identify the approval detail that settles each case.</w:t>
       </w:r>
     </w:p>
     <w:p>
@@ -990,7 +1524,29 @@
     </w:p>
     <w:p>
       <w:r>
-        <w:t>Jo attempts the permitted internal replacement, but the tool’s response does not show whether it succeeded. Explain why immediately repeating it is a poor choice under a once-only approval. What should Jo check? If Jo discovers a public change occurred instead, describe the first recovery steps.</w:t>
+        <w:t>Avoid an accidental second action. Apply the supplied Humans Set Boundaries facts and keep your reasoning.</w:t>
+      </w:r>
+    </w:p>
+    <w:p>
+      <w:pPr>
+        <w:spacing w:line="336" w:lineRule="auto" w:after="180"/>
+      </w:pPr>
+      <w:r>
+        <w:rPr>
+          <w:b w:val="0"/>
+        </w:rPr>
+        <w:t>Jo attempts the permitted internal replacement, but the tool’s response does not show whether it succeeded. Explain why immediately repeating it is a poor choice under a once-only approval. What should Jo check?</w:t>
+      </w:r>
+    </w:p>
+    <w:p>
+      <w:pPr>
+        <w:spacing w:line="336" w:lineRule="auto" w:after="180"/>
+      </w:pPr>
+      <w:r>
+        <w:rPr>
+          <w:b w:val="0"/>
+        </w:rPr>
+        <w:t>If Jo discovers a public change occurred instead, describe the first recovery steps.</w:t>
       </w:r>
     </w:p>
     <w:p>
@@ -1037,6 +1593,11 @@
       </w:pPr>
       <w:r>
         <w:t>17. Feedback, return check and learning record</w:t>
+      </w:r>
+    </w:p>
+    <w:p>
+      <w:r>
+        <w:t>Record the first repaired step and a different case to revisit after a delay.</w:t>
       </w:r>
     </w:p>
     <w:tbl>
@@ -1176,7 +1737,13 @@
       </w:tr>
     </w:tbl>
     <w:p>
-      <w:r>
+      <w:pPr>
+        <w:spacing w:line="336" w:lineRule="auto" w:after="180"/>
+      </w:pPr>
+      <w:r>
+        <w:rPr>
+          <w:b w:val="0"/>
+        </w:rPr>
         <w:t>Revisit this idea with your teacher after a delay. Familiarity is different from explaining and using it on a changed case.</w:t>
       </w:r>
     </w:p>
@@ -1190,16 +1757,39 @@
     </w:p>
     <w:p>
       <w:r>
+        <w:t>A fictional teacher approves one checked classroom poster for internal display. Explain the labelled step before checking the changed condition.</w:t>
+      </w:r>
+    </w:p>
+    <w:p>
+      <w:pPr>
+        <w:spacing w:line="336" w:lineRule="auto" w:after="180"/>
+      </w:pPr>
+      <w:r>
+        <w:rPr>
+          <w:b w:val="0"/>
+        </w:rPr>
         <w:t>A fictional teacher approves one checked classroom poster for internal display.</w:t>
       </w:r>
     </w:p>
     <w:p>
-      <w:r>
+      <w:pPr>
+        <w:spacing w:line="336" w:lineRule="auto" w:after="180"/>
+      </w:pPr>
+      <w:r>
+        <w:rPr>
+          <w:b w:val="0"/>
+        </w:rPr>
         <w:t>Approval: publish exactly poster P2 on the classroom noticeboard today, once.</w:t>
       </w:r>
     </w:p>
     <w:p>
-      <w:r>
+      <w:pPr>
+        <w:spacing w:line="336" w:lineRule="auto" w:after="180"/>
+      </w:pPr>
+      <w:r>
+        <w:rPr>
+          <w:b w:val="0"/>
+        </w:rPr>
         <w:t>Assistant proposes P2 there; P3 there after an edit; P2 on a public website.</w:t>
       </w:r>
     </w:p>
@@ -1240,7 +1830,14 @@
       </w:r>
     </w:p>
     <w:p>
-      <w:r>
+      <w:pPr>
+        <w:spacing w:line="336" w:lineRule="auto" w:after="180"/>
+        <w:shd w:fill="F5F1FB"/>
+      </w:pPr>
+      <w:r>
+        <w:rPr>
+          <w:b w:val="0"/>
+        </w:rPr>
         <w:t>Which original proposal is authorised? Why do the other two need separate approval?</w:t>
       </w:r>
     </w:p>
@@ -1283,12 +1880,45 @@
       </w:r>
     </w:p>
     <w:p>
-      <w:r>
-        <w:t>Support used: alone / hint / worked example. This record is practice evidence.</w:t>
-      </w:r>
-    </w:p>
-    <w:p>
-      <w:r>
+      <w:pPr>
+        <w:pStyle w:val="Heading3"/>
+      </w:pPr>
+      <w:r>
+        <w:t>Record the help used</w:t>
+      </w:r>
+    </w:p>
+    <w:p>
+      <w:pPr>
+        <w:spacing w:line="336" w:lineRule="auto" w:after="180"/>
+        <w:shd w:fill="F1F6F8"/>
+      </w:pPr>
+      <w:r>
+        <w:rPr>
+          <w:b w:val="0"/>
+        </w:rPr>
+        <w:t xml:space="preserve">Support used: alone / hint / worked example. This record is practice </w:t>
+      </w:r>
+      <w:r>
+        <w:rPr>
+          <w:b/>
+        </w:rPr>
+        <w:t>evidence</w:t>
+      </w:r>
+      <w:r>
+        <w:rPr>
+          <w:b w:val="0"/>
+        </w:rPr>
+        <w:t>.</w:t>
+      </w:r>
+    </w:p>
+    <w:p>
+      <w:pPr>
+        <w:spacing w:line="336" w:lineRule="auto" w:after="180"/>
+      </w:pPr>
+      <w:r>
+        <w:rPr>
+          <w:b w:val="0"/>
+        </w:rPr>
         <w:t>Project connection: Record sorter actions allowed automatically and actions requiring the classroom owner’s explicit review.</w:t>
       </w:r>
     </w:p>
@@ -1302,16 +1932,51 @@
     </w:p>
     <w:p>
       <w:r>
+        <w:t>Keep this week’s input, deciding step, result and limit together in the Helpful Classroom Sorter record.</w:t>
+      </w:r>
+    </w:p>
+    <w:p>
+      <w:pPr>
+        <w:spacing w:line="336" w:lineRule="auto" w:after="180"/>
+      </w:pPr>
+      <w:r>
+        <w:rPr>
+          <w:b w:val="0"/>
+        </w:rPr>
         <w:t>Project: Helpful Classroom Sorter</w:t>
       </w:r>
     </w:p>
     <w:p>
-      <w:r>
-        <w:t>Current milestone: Prepare the demonstration. Gather reproducible instructions, evidence, access checks and remaining limitations.</w:t>
-      </w:r>
-    </w:p>
-    <w:p>
-      <w:r>
+      <w:pPr>
+        <w:spacing w:line="336" w:lineRule="auto" w:after="180"/>
+      </w:pPr>
+      <w:r>
+        <w:rPr>
+          <w:b w:val="0"/>
+        </w:rPr>
+        <w:t xml:space="preserve">Current milestone: Prepare the demonstration. Gather reproducible instructions, </w:t>
+      </w:r>
+      <w:r>
+        <w:rPr>
+          <w:b/>
+        </w:rPr>
+        <w:t>evidence</w:t>
+      </w:r>
+      <w:r>
+        <w:rPr>
+          <w:b w:val="0"/>
+        </w:rPr>
+        <w:t>, access checks and remaining limitations.</w:t>
+      </w:r>
+    </w:p>
+    <w:p>
+      <w:pPr>
+        <w:spacing w:line="336" w:lineRule="auto" w:after="180"/>
+      </w:pPr>
+      <w:r>
+        <w:rPr>
+          <w:b w:val="0"/>
+        </w:rPr>
         <w:t>Record sorter actions allowed automatically and actions requiring the classroom owner’s explicit review.</w:t>
       </w:r>
     </w:p>
@@ -1474,11 +2139,28 @@
     </w:p>
     <w:p>
       <w:r>
+        <w:t>Try the supported questions before comparing with hints and feedback. Record what you repaired and the evidence you retained.</w:t>
+      </w:r>
+    </w:p>
+    <w:p>
+      <w:pPr>
+        <w:spacing w:line="336" w:lineRule="auto" w:after="180"/>
+      </w:pPr>
+      <w:r>
+        <w:rPr>
+          <w:b w:val="0"/>
+        </w:rPr>
         <w:t>Use this supported practice once, in the browser or on paper. Keep the reserved independent assessment for a separate first attempt before teacher feedback.</w:t>
       </w:r>
     </w:p>
     <w:p>
-      <w:r>
+      <w:pPr>
+        <w:spacing w:line="336" w:lineRule="auto" w:after="180"/>
+      </w:pPr>
+      <w:r>
+        <w:rPr>
+          <w:b w:val="0"/>
+        </w:rPr>
         <w:t>A fictional teacher approves one checked classroom poster for internal display.</w:t>
       </w:r>
     </w:p>
@@ -1491,27 +2173,67 @@
       </w:r>
     </w:p>
     <w:p>
-      <w:r>
+      <w:pPr>
+        <w:spacing w:line="336" w:lineRule="auto" w:after="180"/>
+      </w:pPr>
+      <w:r>
+        <w:rPr>
+          <w:b w:val="0"/>
+        </w:rPr>
         <w:t>Which labelled step matches this detail? Public-web publication exceeds the approved destination.</w:t>
       </w:r>
     </w:p>
     <w:p>
-      <w:r>
+      <w:pPr>
+        <w:spacing w:line="336" w:lineRule="auto" w:after="180"/>
+        <w:shd w:fill="F4F9FC"/>
+      </w:pPr>
+      <w:r>
+        <w:rPr>
+          <w:b w:val="0"/>
+        </w:rPr>
         <w:t>1. Allowed action</w:t>
       </w:r>
     </w:p>
     <w:p>
-      <w:r>
+      <w:pPr>
+        <w:spacing w:line="336" w:lineRule="auto" w:after="180"/>
+        <w:shd w:fill="F4F9FC"/>
+      </w:pPr>
+      <w:r>
+        <w:rPr>
+          <w:b w:val="0"/>
+        </w:rPr>
         <w:t>2. Changed audience</w:t>
       </w:r>
     </w:p>
     <w:p>
-      <w:r>
-        <w:t>3. Read authority</w:t>
-      </w:r>
-    </w:p>
-    <w:p>
-      <w:r>
+      <w:pPr>
+        <w:spacing w:line="336" w:lineRule="auto" w:after="180"/>
+        <w:shd w:fill="F4F9FC"/>
+      </w:pPr>
+      <w:r>
+        <w:rPr>
+          <w:b w:val="0"/>
+        </w:rPr>
+        <w:t xml:space="preserve">3. Read </w:t>
+      </w:r>
+      <w:r>
+        <w:rPr>
+          <w:b/>
+        </w:rPr>
+        <w:t>authority</w:t>
+      </w:r>
+    </w:p>
+    <w:p>
+      <w:pPr>
+        <w:spacing w:line="336" w:lineRule="auto" w:after="180"/>
+        <w:shd w:fill="F4F9FC"/>
+      </w:pPr>
+      <w:r>
+        <w:rPr>
+          <w:b w:val="0"/>
+        </w:rPr>
         <w:t>4. Changed version</w:t>
       </w:r>
     </w:p>
@@ -1549,41 +2271,167 @@
       </w:r>
     </w:p>
     <w:p>
-      <w:r>
+      <w:pPr>
+        <w:pStyle w:val="Heading3"/>
+      </w:pPr>
+      <w:r>
+        <w:t>Hint · try first</w:t>
+      </w:r>
+    </w:p>
+    <w:p>
+      <w:pPr>
+        <w:spacing w:line="336" w:lineRule="auto" w:after="180"/>
+        <w:shd w:fill="F1F6F8"/>
+      </w:pPr>
+      <w:r>
+        <w:rPr>
+          <w:b w:val="0"/>
+        </w:rPr>
         <w:t>Hint if needed: Read the steps in the pictorial case. Match the supplied detail to the stage that performs or records it.</w:t>
       </w:r>
     </w:p>
     <w:p>
-      <w:r>
-        <w:t>After your attempt, compare with the supported explanation: Changed audience Public-web publication exceeds the approved destination. A general intention to help the class does not grant every action that might help. Check the version, destination and time explicitly. An edit may improve accuracy while still changing the approved artifact. The assistant should hold the changed poster for review rather than treating its own confidence as permission.</w:t>
-      </w:r>
-    </w:p>
-    <w:p>
       <w:pPr>
         <w:pStyle w:val="Heading3"/>
       </w:pPr>
       <w:r>
+        <w:t>Feedback · compare after trying</w:t>
+      </w:r>
+    </w:p>
+    <w:p>
+      <w:pPr>
+        <w:spacing w:line="336" w:lineRule="auto" w:after="180"/>
+        <w:shd w:fill="F1F6FC"/>
+      </w:pPr>
+      <w:r>
+        <w:rPr>
+          <w:b w:val="0"/>
+        </w:rPr>
+        <w:t>After your attempt, compare with the supported explanation: Changed audience Public-web publication exceeds the approved destination. A general intention to help the class does not grant every action that might help.</w:t>
+      </w:r>
+    </w:p>
+    <w:p>
+      <w:pPr>
+        <w:spacing w:line="336" w:lineRule="auto" w:after="180"/>
+        <w:shd w:fill="F1F6FC"/>
+      </w:pPr>
+      <w:r>
+        <w:rPr>
+          <w:b w:val="0"/>
+        </w:rPr>
+        <w:t>Check the version, destination and time explicitly. An edit may improve accuracy while still changing the approved artifact.</w:t>
+      </w:r>
+    </w:p>
+    <w:p>
+      <w:pPr>
+        <w:spacing w:line="336" w:lineRule="auto" w:after="180"/>
+        <w:shd w:fill="F1F6FC"/>
+      </w:pPr>
+      <w:r>
+        <w:rPr>
+          <w:b w:val="0"/>
+        </w:rPr>
+        <w:t xml:space="preserve">The assistant should hold the changed poster for review rather than treating its own confidence as </w:t>
+      </w:r>
+      <w:r>
+        <w:rPr>
+          <w:b/>
+        </w:rPr>
+        <w:t>permission</w:t>
+      </w:r>
+      <w:r>
+        <w:rPr>
+          <w:b w:val="0"/>
+        </w:rPr>
+        <w:t>.</w:t>
+      </w:r>
+    </w:p>
+    <w:p>
+      <w:pPr>
+        <w:pStyle w:val="Heading3"/>
+      </w:pPr>
+      <w:r>
         <w:t>Practice 2: explain the deciding evidence</w:t>
       </w:r>
     </w:p>
     <w:p>
-      <w:r>
+      <w:pPr>
+        <w:pStyle w:val="Heading3"/>
+      </w:pPr>
+      <w:r>
+        <w:t>Changed case · predict first</w:t>
+      </w:r>
+    </w:p>
+    <w:p>
+      <w:pPr>
+        <w:spacing w:line="336" w:lineRule="auto" w:after="180"/>
+        <w:shd w:fill="F5F1FB"/>
+      </w:pPr>
+      <w:r>
+        <w:rPr>
+          <w:b w:val="0"/>
+        </w:rPr>
         <w:t>Changed-case practice: P2 has already been published once under this approval. Which conclusion is supported by the supplied facts?</w:t>
       </w:r>
     </w:p>
     <w:p>
-      <w:r>
-        <w:t>1. We can decide the result without examining the changed input or the procedure.</w:t>
-      </w:r>
-    </w:p>
-    <w:p>
-      <w:r>
+      <w:pPr>
+        <w:spacing w:line="336" w:lineRule="auto" w:after="180"/>
+        <w:shd w:fill="F4F9FC"/>
+      </w:pPr>
+      <w:r>
+        <w:rPr>
+          <w:b w:val="0"/>
+        </w:rPr>
+        <w:t xml:space="preserve">1. We can decide the result without examining the changed </w:t>
+      </w:r>
+      <w:r>
+        <w:rPr>
+          <w:b/>
+        </w:rPr>
+        <w:t>input</w:t>
+      </w:r>
+      <w:r>
+        <w:rPr>
+          <w:b w:val="0"/>
+        </w:rPr>
+        <w:t xml:space="preserve"> or the procedure.</w:t>
+      </w:r>
+    </w:p>
+    <w:p>
+      <w:pPr>
+        <w:spacing w:line="336" w:lineRule="auto" w:after="180"/>
+        <w:shd w:fill="F4F9FC"/>
+      </w:pPr>
+      <w:r>
+        <w:rPr>
+          <w:b w:val="0"/>
+        </w:rPr>
         <w:t>2. A second publication is not covered.</w:t>
       </w:r>
     </w:p>
     <w:p>
-      <w:r>
-        <w:t>3. This one example guarantees correct results for every future input.</w:t>
+      <w:pPr>
+        <w:spacing w:line="336" w:lineRule="auto" w:after="180"/>
+        <w:shd w:fill="F4F9FC"/>
+      </w:pPr>
+      <w:r>
+        <w:rPr>
+          <w:b w:val="0"/>
+        </w:rPr>
+        <w:t xml:space="preserve">3. This one example guarantees correct results for every future </w:t>
+      </w:r>
+      <w:r>
+        <w:rPr>
+          <w:b/>
+        </w:rPr>
+        <w:t>input</w:t>
+      </w:r>
+      <w:r>
+        <w:rPr>
+          <w:b w:val="0"/>
+        </w:rPr>
+        <w:t>.</w:t>
       </w:r>
     </w:p>
     <w:p>
@@ -1620,12 +2468,42 @@
       </w:r>
     </w:p>
     <w:p>
-      <w:r>
+      <w:pPr>
+        <w:pStyle w:val="Heading3"/>
+      </w:pPr>
+      <w:r>
+        <w:t>Hint · try first</w:t>
+      </w:r>
+    </w:p>
+    <w:p>
+      <w:pPr>
+        <w:spacing w:line="336" w:lineRule="auto" w:after="180"/>
+        <w:shd w:fill="F1F6F8"/>
+      </w:pPr>
+      <w:r>
+        <w:rPr>
+          <w:b w:val="0"/>
+        </w:rPr>
         <w:t>Hint if needed: Use the changed condition and the deciding step in the pictorial trace. The answer must say what follows from those facts.</w:t>
       </w:r>
     </w:p>
     <w:p>
-      <w:r>
+      <w:pPr>
+        <w:pStyle w:val="Heading3"/>
+      </w:pPr>
+      <w:r>
+        <w:t>Feedback · compare after trying</w:t>
+      </w:r>
+    </w:p>
+    <w:p>
+      <w:pPr>
+        <w:spacing w:line="336" w:lineRule="auto" w:after="180"/>
+        <w:shd w:fill="F1F6FC"/>
+      </w:pPr>
+      <w:r>
+        <w:rPr>
+          <w:b w:val="0"/>
+        </w:rPr>
         <w:t>After your attempt, compare with the supported explanation: A second publication is not covered. The instruction allowed a single use, not repeated actions.</w:t>
       </w:r>
     </w:p>
@@ -1638,18 +2516,105 @@
       </w:r>
     </w:p>
     <w:p>
-      <w:r>
-        <w:t>Review Verify Important Outputs (ai-1/27). Goal: Separate an answer into claims and connect each claim to relevant evidence. Short practice: Correct the draft and identify which part needs another source rather than a calculation.. Return to this week and explain what you changed.</w:t>
-      </w:r>
-    </w:p>
-    <w:p>
-      <w:r>
-        <w:t>Review Generate, Retrieve, or Calculate? (ai-1/25). Goal: Distinguish retrieving a record, calculating from inputs and generating wording. Short practice: Label each arrow with its operation. Can the system add snacks because invitations often mention them?. Return to this week and explain what you changed.</w:t>
-      </w:r>
-    </w:p>
-    <w:p>
-      <w:r>
-        <w:t>Review Missing and Unbalanced Examples (ai-1/22). Goal: Name the target collection, selection list and cases actually assessed. Short practice: Would testing only dim plain cards close every current gap? Point to the target groups.. Return to this week and explain what you changed.</w:t>
+      <w:pPr>
+        <w:spacing w:line="336" w:lineRule="auto" w:after="180"/>
+      </w:pPr>
+      <w:r>
+        <w:rPr>
+          <w:b w:val="0"/>
+        </w:rPr>
+        <w:t xml:space="preserve">Review Verify Important </w:t>
+      </w:r>
+      <w:r>
+        <w:rPr>
+          <w:b/>
+        </w:rPr>
+        <w:t>Output</w:t>
+      </w:r>
+      <w:r>
+        <w:rPr>
+          <w:b w:val="0"/>
+        </w:rPr>
+        <w:t xml:space="preserve">s (ai-1/27). Goal: Separate an answer into claims and connect each claim to relevant </w:t>
+      </w:r>
+      <w:r>
+        <w:rPr>
+          <w:b/>
+        </w:rPr>
+        <w:t>evidence</w:t>
+      </w:r>
+      <w:r>
+        <w:rPr>
+          <w:b w:val="0"/>
+        </w:rPr>
+        <w:t>.</w:t>
+      </w:r>
+    </w:p>
+    <w:p>
+      <w:pPr>
+        <w:spacing w:line="336" w:lineRule="auto" w:after="180"/>
+      </w:pPr>
+      <w:r>
+        <w:rPr>
+          <w:b w:val="0"/>
+        </w:rPr>
+        <w:t>Short practice: Correct the draft and identify which part needs another source rather than a calculation.. Return to this week and explain what you changed.</w:t>
+      </w:r>
+    </w:p>
+    <w:p>
+      <w:pPr>
+        <w:spacing w:line="336" w:lineRule="auto" w:after="180"/>
+      </w:pPr>
+      <w:r>
+        <w:rPr>
+          <w:b w:val="0"/>
+        </w:rPr>
+        <w:t xml:space="preserve">Review Generate, Retrieve, or Calculate? (ai-1/25). Goal: Distinguish retrieving a record, calculating from </w:t>
+      </w:r>
+      <w:r>
+        <w:rPr>
+          <w:b/>
+        </w:rPr>
+        <w:t>input</w:t>
+      </w:r>
+      <w:r>
+        <w:rPr>
+          <w:b w:val="0"/>
+        </w:rPr>
+        <w:t>s and generating wording. Short practice: Label each arrow with its operation.</w:t>
+      </w:r>
+    </w:p>
+    <w:p>
+      <w:pPr>
+        <w:spacing w:line="336" w:lineRule="auto" w:after="180"/>
+      </w:pPr>
+      <w:r>
+        <w:rPr>
+          <w:b w:val="0"/>
+        </w:rPr>
+        <w:t>Can the system add snacks because invitations often mention them?. Return to this week and explain what you changed.</w:t>
+      </w:r>
+    </w:p>
+    <w:p>
+      <w:pPr>
+        <w:spacing w:line="336" w:lineRule="auto" w:after="180"/>
+      </w:pPr>
+      <w:r>
+        <w:rPr>
+          <w:b w:val="0"/>
+        </w:rPr>
+        <w:t>Review Missing and Unbalanced Examples (ai-1/22). Goal: Name the target collection, selection list and cases actually assessed. Short practice: Would testing only dim plain cards close every current gap?</w:t>
+      </w:r>
+    </w:p>
+    <w:p>
+      <w:pPr>
+        <w:spacing w:line="336" w:lineRule="auto" w:after="180"/>
+      </w:pPr>
+      <w:r>
+        <w:rPr>
+          <w:b w:val="0"/>
+        </w:rPr>
+        <w:t>Point to the target groups.. Return to this week and explain what you changed.</w:t>
       </w:r>
     </w:p>
     <w:p>
@@ -1661,8 +2626,37 @@
       </w:r>
     </w:p>
     <w:p>
-      <w:r>
-        <w:t>Use Download completed work in the hosted lesson to export your answers, reflections, practice feedback and code-run evidence. Open the HTML copy to read or print it. Drafts stay in this browser when storage is available; clear drafts on a shared device.</w:t>
+      <w:pPr>
+        <w:spacing w:line="336" w:lineRule="auto" w:after="180"/>
+      </w:pPr>
+      <w:r>
+        <w:rPr>
+          <w:b w:val="0"/>
+        </w:rPr>
+        <w:t xml:space="preserve">Use Download completed work in the hosted lesson to export your answers, reflections, practice feedback and code-run </w:t>
+      </w:r>
+      <w:r>
+        <w:rPr>
+          <w:b/>
+        </w:rPr>
+        <w:t>evidence</w:t>
+      </w:r>
+      <w:r>
+        <w:rPr>
+          <w:b w:val="0"/>
+        </w:rPr>
+        <w:t>. Open the HTML copy to read or print it.</w:t>
+      </w:r>
+    </w:p>
+    <w:p>
+      <w:pPr>
+        <w:spacing w:line="336" w:lineRule="auto" w:after="180"/>
+      </w:pPr>
+      <w:r>
+        <w:rPr>
+          <w:b w:val="0"/>
+        </w:rPr>
+        <w:t>Drafts stay in this browser when storage is available; clear drafts on a shared device.</w:t>
       </w:r>
     </w:p>
     <w:p>
@@ -1676,6 +2670,772 @@
     <w:p>
       <w:r>
         <w:t>________________________________________________________________</w:t>
+      </w:r>
+    </w:p>
+    <w:p>
+      <w:r>
+        <w:t>________________________________________________________________</w:t>
+      </w:r>
+    </w:p>
+    <w:p>
+      <w:r>
+        <w:t>________________________________________________________________</w:t>
+      </w:r>
+    </w:p>
+    <w:p>
+      <w:r>
+        <w:t>________________________________________________________________</w:t>
+      </w:r>
+    </w:p>
+    <w:p>
+      <w:r>
+        <w:t>________________________________________________________________</w:t>
+      </w:r>
+    </w:p>
+    <w:p>
+      <w:pPr>
+        <w:pStyle w:val="Heading1"/>
+      </w:pPr>
+      <w:r>
+        <w:t>21. Visual concept journey</w:t>
+      </w:r>
+    </w:p>
+    <w:p>
+      <w:r>
+        <w:t>Explain each Humans Set Boundaries picture from its labels, then record a relevant limit.</w:t>
+      </w:r>
+    </w:p>
+    <w:p>
+      <w:pPr>
+        <w:pStyle w:val="Heading3"/>
+      </w:pPr>
+      <w:r>
+        <w:t>01. Humans Set Boundaries: the case</w:t>
+      </w:r>
+    </w:p>
+    <w:p>
+      <w:r>
+        <w:drawing>
+          <wp:inline xmlns:a="http://schemas.openxmlformats.org/drawingml/2006/main" xmlns:pic="http://schemas.openxmlformats.org/drawingml/2006/picture">
+            <wp:extent cx="5486400" cy="2834640"/>
+            <wp:docPr id="2" name="Picture 2" descr="A fictional teacher approves one checked classroom poster for internal display. Supplied facts: Approval: publish exactly poster P2 on the classroom noticeboard today, once. Assistant proposes P2 there; P3 there after an edit; P2 on a public website."/>
+            <wp:cNvGraphicFramePr>
+              <a:graphicFrameLocks noChangeAspect="1"/>
+            </wp:cNvGraphicFramePr>
+            <a:graphic>
+              <a:graphicData uri="http://schemas.openxmlformats.org/drawingml/2006/picture">
+                <pic:pic>
+                  <pic:nvPicPr>
+                    <pic:cNvPr id="0" name="academy-story-ai-1-28-01.png"/>
+                    <pic:cNvPicPr/>
+                  </pic:nvPicPr>
+                  <pic:blipFill>
+                    <a:blip r:embed="rId10"/>
+                    <a:stretch>
+                      <a:fillRect/>
+                    </a:stretch>
+                  </pic:blipFill>
+                  <pic:spPr>
+                    <a:xfrm>
+                      <a:off x="0" y="0"/>
+                      <a:ext cx="5486400" cy="2834640"/>
+                    </a:xfrm>
+                    <a:prstGeom prst="rect"/>
+                  </pic:spPr>
+                </pic:pic>
+              </a:graphicData>
+            </a:graphic>
+          </wp:inline>
+        </w:drawing>
+      </w:r>
+    </w:p>
+    <w:p>
+      <w:pPr>
+        <w:spacing w:line="336" w:lineRule="auto" w:after="180"/>
+      </w:pPr>
+      <w:r>
+        <w:rPr>
+          <w:b w:val="0"/>
+        </w:rPr>
+        <w:t>A fictional teacher approves one checked classroom poster for internal display. Supplied facts: Approval: publish exactly poster P2 on the classroom noticeboard today, once.</w:t>
+      </w:r>
+    </w:p>
+    <w:p>
+      <w:pPr>
+        <w:spacing w:line="336" w:lineRule="auto" w:after="180"/>
+      </w:pPr>
+      <w:r>
+        <w:rPr>
+          <w:b w:val="0"/>
+        </w:rPr>
+        <w:t>Assistant proposes P2 there; P3 there after an edit; P2 on a public website.</w:t>
+      </w:r>
+    </w:p>
+    <w:p>
+      <w:pPr>
+        <w:spacing w:line="336" w:lineRule="auto" w:after="180"/>
+        <w:shd w:fill="F5F1FB"/>
+      </w:pPr>
+      <w:r>
+        <w:rPr>
+          <w:b w:val="0"/>
+        </w:rPr>
+        <w:t>Point to the given fact that matters most. Explain why it matters.</w:t>
+      </w:r>
+    </w:p>
+    <w:p>
+      <w:pPr>
+        <w:pStyle w:val="Heading3"/>
+      </w:pPr>
+      <w:r>
+        <w:t>My picture explanation, deciding evidence and one limit</w:t>
+      </w:r>
+    </w:p>
+    <w:p>
+      <w:r>
+        <w:t>________________________________________________________________</w:t>
+      </w:r>
+    </w:p>
+    <w:p>
+      <w:r>
+        <w:t>________________________________________________________________</w:t>
+      </w:r>
+    </w:p>
+    <w:p>
+      <w:r>
+        <w:t>________________________________________________________________</w:t>
+      </w:r>
+    </w:p>
+    <w:p>
+      <w:r>
+        <w:t>________________________________________________________________</w:t>
+      </w:r>
+    </w:p>
+    <w:p>
+      <w:pPr>
+        <w:pStyle w:val="Heading3"/>
+      </w:pPr>
+      <w:r>
+        <w:t>02. Follow the deciding steps</w:t>
+      </w:r>
+    </w:p>
+    <w:p>
+      <w:r>
+        <w:drawing>
+          <wp:inline xmlns:a="http://schemas.openxmlformats.org/drawingml/2006/main" xmlns:pic="http://schemas.openxmlformats.org/drawingml/2006/picture">
+            <wp:extent cx="5486400" cy="4005072"/>
+            <wp:docPr id="3" name="Picture 3" descr="Read authority: The teacher approved P2, one internal noticeboard and one publication. → Allowed action: Publishing unchanged P2 there today matches the approval. → Changed version: P3 requires new review; P2 approval does not automatically cover edits. → Changed audience: Public-web publication exceeds the approved destination."/>
+            <wp:cNvGraphicFramePr>
+              <a:graphicFrameLocks noChangeAspect="1"/>
+            </wp:cNvGraphicFramePr>
+            <a:graphic>
+              <a:graphicData uri="http://schemas.openxmlformats.org/drawingml/2006/picture">
+                <pic:pic>
+                  <pic:nvPicPr>
+                    <pic:cNvPr id="0" name="academy-story-ai-1-28-02.png"/>
+                    <pic:cNvPicPr/>
+                  </pic:nvPicPr>
+                  <pic:blipFill>
+                    <a:blip r:embed="rId11"/>
+                    <a:stretch>
+                      <a:fillRect/>
+                    </a:stretch>
+                  </pic:blipFill>
+                  <pic:spPr>
+                    <a:xfrm>
+                      <a:off x="0" y="0"/>
+                      <a:ext cx="5486400" cy="4005072"/>
+                    </a:xfrm>
+                    <a:prstGeom prst="rect"/>
+                  </pic:spPr>
+                </pic:pic>
+              </a:graphicData>
+            </a:graphic>
+          </wp:inline>
+        </w:drawing>
+      </w:r>
+    </w:p>
+    <w:p>
+      <w:pPr>
+        <w:spacing w:line="336" w:lineRule="auto" w:after="180"/>
+      </w:pPr>
+      <w:r>
+        <w:rPr>
+          <w:b w:val="0"/>
+        </w:rPr>
+        <w:t xml:space="preserve">Read </w:t>
+      </w:r>
+      <w:r>
+        <w:rPr>
+          <w:b/>
+        </w:rPr>
+        <w:t>authority</w:t>
+      </w:r>
+      <w:r>
+        <w:rPr>
+          <w:b w:val="0"/>
+        </w:rPr>
+        <w:t>: The teacher approved P2, one internal noticeboard and one publication. → Allowed action: Publishing unchanged P2 there today matches the approval. → Changed version: P3 requires new review; P2 approval does not automatically cover edits. → Changed audience: Public-web publication exceeds the approved destination.</w:t>
+      </w:r>
+    </w:p>
+    <w:p>
+      <w:pPr>
+        <w:spacing w:line="336" w:lineRule="auto" w:after="180"/>
+        <w:shd w:fill="F5F1FB"/>
+      </w:pPr>
+      <w:r>
+        <w:rPr>
+          <w:b w:val="0"/>
+        </w:rPr>
+        <w:t xml:space="preserve">Point to each numbered stage and explain which recorded </w:t>
+      </w:r>
+      <w:r>
+        <w:rPr>
+          <w:b/>
+        </w:rPr>
+        <w:t>input</w:t>
+      </w:r>
+      <w:r>
+        <w:rPr>
+          <w:b w:val="0"/>
+        </w:rPr>
+        <w:t xml:space="preserve"> it uses.</w:t>
+      </w:r>
+    </w:p>
+    <w:p>
+      <w:pPr>
+        <w:pStyle w:val="Heading3"/>
+      </w:pPr>
+      <w:r>
+        <w:t>My picture explanation, deciding evidence and one limit</w:t>
+      </w:r>
+    </w:p>
+    <w:p>
+      <w:r>
+        <w:t>________________________________________________________________</w:t>
+      </w:r>
+    </w:p>
+    <w:p>
+      <w:r>
+        <w:t>________________________________________________________________</w:t>
+      </w:r>
+    </w:p>
+    <w:p>
+      <w:r>
+        <w:t>________________________________________________________________</w:t>
+      </w:r>
+    </w:p>
+    <w:p>
+      <w:r>
+        <w:t>________________________________________________________________</w:t>
+      </w:r>
+    </w:p>
+    <w:p>
+      <w:pPr>
+        <w:pStyle w:val="Heading3"/>
+      </w:pPr>
+      <w:r>
+        <w:t>03. Match the proposed action to its permission</w:t>
+      </w:r>
+    </w:p>
+    <w:p>
+      <w:r>
+        <w:drawing>
+          <wp:inline xmlns:a="http://schemas.openxmlformats.org/drawingml/2006/main" xmlns:pic="http://schemas.openxmlformats.org/drawingml/2006/picture">
+            <wp:extent cx="5486400" cy="2923032"/>
+            <wp:docPr id="4" name="Picture 4" descr="Match the proposed action to its permission. Version A on class board | Today, once, by editor | Within scope. Version A on public site | Public posting excluded | Outside scope. Changed version B | Only A was approved | Review changed version. Post A a second time | Once has been used | Outside scope"/>
+            <wp:cNvGraphicFramePr>
+              <a:graphicFrameLocks noChangeAspect="1"/>
+            </wp:cNvGraphicFramePr>
+            <a:graphic>
+              <a:graphicData uri="http://schemas.openxmlformats.org/drawingml/2006/picture">
+                <pic:pic>
+                  <pic:nvPicPr>
+                    <pic:cNvPr id="0" name="academy-story-ai-1-28-03.png"/>
+                    <pic:cNvPicPr/>
+                  </pic:nvPicPr>
+                  <pic:blipFill>
+                    <a:blip r:embed="rId12"/>
+                    <a:stretch>
+                      <a:fillRect/>
+                    </a:stretch>
+                  </pic:blipFill>
+                  <pic:spPr>
+                    <a:xfrm>
+                      <a:off x="0" y="0"/>
+                      <a:ext cx="5486400" cy="2923032"/>
+                    </a:xfrm>
+                    <a:prstGeom prst="rect"/>
+                  </pic:spPr>
+                </pic:pic>
+              </a:graphicData>
+            </a:graphic>
+          </wp:inline>
+        </w:drawing>
+      </w:r>
+    </w:p>
+    <w:p>
+      <w:pPr>
+        <w:spacing w:line="336" w:lineRule="auto" w:after="180"/>
+      </w:pPr>
+      <w:r>
+        <w:rPr>
+          <w:b w:val="0"/>
+        </w:rPr>
+        <w:t xml:space="preserve">Match the proposed action to its </w:t>
+      </w:r>
+      <w:r>
+        <w:rPr>
+          <w:b/>
+        </w:rPr>
+        <w:t>permission</w:t>
+      </w:r>
+      <w:r>
+        <w:rPr>
+          <w:b w:val="0"/>
+        </w:rPr>
+        <w:t xml:space="preserve">. Version A on class board | Today, once, by editor | Within </w:t>
+      </w:r>
+      <w:r>
+        <w:rPr>
+          <w:b/>
+        </w:rPr>
+        <w:t>scope</w:t>
+      </w:r>
+      <w:r>
+        <w:rPr>
+          <w:b w:val="0"/>
+        </w:rPr>
+        <w:t xml:space="preserve">. Version A on public site | Public posting excluded | Outside </w:t>
+      </w:r>
+      <w:r>
+        <w:rPr>
+          <w:b/>
+        </w:rPr>
+        <w:t>scope</w:t>
+      </w:r>
+      <w:r>
+        <w:rPr>
+          <w:b w:val="0"/>
+        </w:rPr>
+        <w:t>.</w:t>
+      </w:r>
+    </w:p>
+    <w:p>
+      <w:pPr>
+        <w:spacing w:line="336" w:lineRule="auto" w:after="180"/>
+      </w:pPr>
+      <w:r>
+        <w:rPr>
+          <w:b w:val="0"/>
+        </w:rPr>
+        <w:t xml:space="preserve">Changed version B | Only A was approved | Review changed version. Post A a second time | Once has been used | Outside </w:t>
+      </w:r>
+      <w:r>
+        <w:rPr>
+          <w:b/>
+        </w:rPr>
+        <w:t>scope</w:t>
+      </w:r>
+    </w:p>
+    <w:p>
+      <w:pPr>
+        <w:spacing w:line="336" w:lineRule="auto" w:after="180"/>
+        <w:shd w:fill="F5F1FB"/>
+      </w:pPr>
+      <w:r>
+        <w:rPr>
+          <w:b w:val="0"/>
+        </w:rPr>
+        <w:t>Read the labels and values. Explain the relationship the model shows.</w:t>
+      </w:r>
+    </w:p>
+    <w:p>
+      <w:pPr>
+        <w:pStyle w:val="Heading3"/>
+      </w:pPr>
+      <w:r>
+        <w:t>My picture explanation, deciding evidence and one limit</w:t>
+      </w:r>
+    </w:p>
+    <w:p>
+      <w:r>
+        <w:t>________________________________________________________________</w:t>
+      </w:r>
+    </w:p>
+    <w:p>
+      <w:r>
+        <w:t>________________________________________________________________</w:t>
+      </w:r>
+    </w:p>
+    <w:p>
+      <w:r>
+        <w:t>________________________________________________________________</w:t>
+      </w:r>
+    </w:p>
+    <w:p>
+      <w:r>
+        <w:t>________________________________________________________________</w:t>
+      </w:r>
+    </w:p>
+    <w:p>
+      <w:pPr>
+        <w:pStyle w:val="Heading3"/>
+      </w:pPr>
+      <w:r>
+        <w:t>04. Change one thing. Trace what follows.</w:t>
+      </w:r>
+    </w:p>
+    <w:p>
+      <w:r>
+        <w:drawing>
+          <wp:inline xmlns:a="http://schemas.openxmlformats.org/drawingml/2006/main" xmlns:pic="http://schemas.openxmlformats.org/drawingml/2006/picture">
+            <wp:extent cx="5486400" cy="3026664"/>
+            <wp:docPr id="5" name="Picture 5" descr="Original case: Public-web publication exceeds the approved destination. Changed condition: P2 has already been published once under this approval. Expected result: A second publication is not covered. Reason: The instruction allowed a single use, not repeated actions."/>
+            <wp:cNvGraphicFramePr>
+              <a:graphicFrameLocks noChangeAspect="1"/>
+            </wp:cNvGraphicFramePr>
+            <a:graphic>
+              <a:graphicData uri="http://schemas.openxmlformats.org/drawingml/2006/picture">
+                <pic:pic>
+                  <pic:nvPicPr>
+                    <pic:cNvPr id="0" name="academy-story-ai-1-28-04.png"/>
+                    <pic:cNvPicPr/>
+                  </pic:nvPicPr>
+                  <pic:blipFill>
+                    <a:blip r:embed="rId13"/>
+                    <a:stretch>
+                      <a:fillRect/>
+                    </a:stretch>
+                  </pic:blipFill>
+                  <pic:spPr>
+                    <a:xfrm>
+                      <a:off x="0" y="0"/>
+                      <a:ext cx="5486400" cy="3026664"/>
+                    </a:xfrm>
+                    <a:prstGeom prst="rect"/>
+                  </pic:spPr>
+                </pic:pic>
+              </a:graphicData>
+            </a:graphic>
+          </wp:inline>
+        </w:drawing>
+      </w:r>
+    </w:p>
+    <w:p>
+      <w:pPr>
+        <w:spacing w:line="336" w:lineRule="auto" w:after="180"/>
+      </w:pPr>
+      <w:r>
+        <w:rPr>
+          <w:b w:val="0"/>
+        </w:rPr>
+        <w:t>Original case: Public-web publication exceeds the approved destination. Changed condition: P2 has already been published once under this approval. Expected result: A second publication is not covered.</w:t>
+      </w:r>
+    </w:p>
+    <w:p>
+      <w:pPr>
+        <w:spacing w:line="336" w:lineRule="auto" w:after="180"/>
+      </w:pPr>
+      <w:r>
+        <w:rPr>
+          <w:b w:val="0"/>
+        </w:rPr>
+        <w:t>Reason: The instruction allowed a single use, not repeated actions.</w:t>
+      </w:r>
+    </w:p>
+    <w:p>
+      <w:pPr>
+        <w:spacing w:line="336" w:lineRule="auto" w:after="180"/>
+        <w:shd w:fill="F5F1FB"/>
+      </w:pPr>
+      <w:r>
+        <w:rPr>
+          <w:b w:val="0"/>
+        </w:rPr>
+        <w:t>Predict before checking the worked changed-case result. Name what changed and what the supplied facts allow you to conclude.</w:t>
+      </w:r>
+    </w:p>
+    <w:p>
+      <w:pPr>
+        <w:pStyle w:val="Heading3"/>
+      </w:pPr>
+      <w:r>
+        <w:t>My picture explanation, deciding evidence and one limit</w:t>
+      </w:r>
+    </w:p>
+    <w:p>
+      <w:r>
+        <w:t>________________________________________________________________</w:t>
+      </w:r>
+    </w:p>
+    <w:p>
+      <w:r>
+        <w:t>________________________________________________________________</w:t>
+      </w:r>
+    </w:p>
+    <w:p>
+      <w:r>
+        <w:t>________________________________________________________________</w:t>
+      </w:r>
+    </w:p>
+    <w:p>
+      <w:r>
+        <w:t>________________________________________________________________</w:t>
+      </w:r>
+    </w:p>
+    <w:p>
+      <w:pPr>
+        <w:pStyle w:val="Heading3"/>
+      </w:pPr>
+      <w:r>
+        <w:t>05. Connect the explanation to its limit</w:t>
+      </w:r>
+    </w:p>
+    <w:p>
+      <w:r>
+        <w:drawing>
+          <wp:inline xmlns:a="http://schemas.openxmlformats.org/drawingml/2006/main" xmlns:pic="http://schemas.openxmlformats.org/drawingml/2006/picture">
+            <wp:extent cx="5486400" cy="2834640"/>
+            <wp:docPr id="6" name="Picture 6" descr="A general intention to help the class does not grant every action that might help. Check the version, destination and time explicitly. An edit may improve accuracy while still changing the approved artifact. The assistant should hold the changed poster for review rather than treating its own confidence as permission. Limit: Permission does not prove content accuracy; factual checks and action authority are separate requirements."/>
+            <wp:cNvGraphicFramePr>
+              <a:graphicFrameLocks noChangeAspect="1"/>
+            </wp:cNvGraphicFramePr>
+            <a:graphic>
+              <a:graphicData uri="http://schemas.openxmlformats.org/drawingml/2006/picture">
+                <pic:pic>
+                  <pic:nvPicPr>
+                    <pic:cNvPr id="0" name="academy-story-ai-1-28-05.png"/>
+                    <pic:cNvPicPr/>
+                  </pic:nvPicPr>
+                  <pic:blipFill>
+                    <a:blip r:embed="rId14"/>
+                    <a:stretch>
+                      <a:fillRect/>
+                    </a:stretch>
+                  </pic:blipFill>
+                  <pic:spPr>
+                    <a:xfrm>
+                      <a:off x="0" y="0"/>
+                      <a:ext cx="5486400" cy="2834640"/>
+                    </a:xfrm>
+                    <a:prstGeom prst="rect"/>
+                  </pic:spPr>
+                </pic:pic>
+              </a:graphicData>
+            </a:graphic>
+          </wp:inline>
+        </w:drawing>
+      </w:r>
+    </w:p>
+    <w:p>
+      <w:pPr>
+        <w:spacing w:line="336" w:lineRule="auto" w:after="180"/>
+      </w:pPr>
+      <w:r>
+        <w:rPr>
+          <w:b w:val="0"/>
+        </w:rPr>
+        <w:t>A general intention to help the class does not grant every action that might help. Check the version, destination and time explicitly. An edit may improve accuracy while still changing the approved artifact.</w:t>
+      </w:r>
+    </w:p>
+    <w:p>
+      <w:pPr>
+        <w:spacing w:line="336" w:lineRule="auto" w:after="180"/>
+      </w:pPr>
+      <w:r>
+        <w:rPr>
+          <w:b w:val="0"/>
+        </w:rPr>
+        <w:t xml:space="preserve">The assistant should hold the changed poster for review rather than treating its own confidence as </w:t>
+      </w:r>
+      <w:r>
+        <w:rPr>
+          <w:b/>
+        </w:rPr>
+        <w:t>permission</w:t>
+      </w:r>
+      <w:r>
+        <w:rPr>
+          <w:b w:val="0"/>
+        </w:rPr>
+        <w:t xml:space="preserve">. Limit: </w:t>
+      </w:r>
+      <w:r>
+        <w:rPr>
+          <w:b/>
+        </w:rPr>
+        <w:t>Permission</w:t>
+      </w:r>
+      <w:r>
+        <w:rPr>
+          <w:b w:val="0"/>
+        </w:rPr>
+        <w:t xml:space="preserve"> does not prove content accuracy; factual checks and action </w:t>
+      </w:r>
+      <w:r>
+        <w:rPr>
+          <w:b/>
+        </w:rPr>
+        <w:t>authority</w:t>
+      </w:r>
+      <w:r>
+        <w:rPr>
+          <w:b w:val="0"/>
+        </w:rPr>
+        <w:t xml:space="preserve"> are separate requirements.</w:t>
+      </w:r>
+    </w:p>
+    <w:p>
+      <w:pPr>
+        <w:spacing w:line="336" w:lineRule="auto" w:after="180"/>
+        <w:shd w:fill="F5F1FB"/>
+      </w:pPr>
+      <w:r>
+        <w:rPr>
+          <w:b w:val="0"/>
+        </w:rPr>
+        <w:t>Explain the case, then point to a limit on the claim.</w:t>
+      </w:r>
+    </w:p>
+    <w:p>
+      <w:pPr>
+        <w:pStyle w:val="Heading3"/>
+      </w:pPr>
+      <w:r>
+        <w:t>My picture explanation, deciding evidence and one limit</w:t>
+      </w:r>
+    </w:p>
+    <w:p>
+      <w:r>
+        <w:t>________________________________________________________________</w:t>
+      </w:r>
+    </w:p>
+    <w:p>
+      <w:r>
+        <w:t>________________________________________________________________</w:t>
+      </w:r>
+    </w:p>
+    <w:p>
+      <w:r>
+        <w:t>________________________________________________________________</w:t>
+      </w:r>
+    </w:p>
+    <w:p>
+      <w:r>
+        <w:t>________________________________________________________________</w:t>
+      </w:r>
+    </w:p>
+    <w:p>
+      <w:pPr>
+        <w:pStyle w:val="Heading3"/>
+      </w:pPr>
+      <w:r>
+        <w:t>06. Make the idea visible in your project</w:t>
+      </w:r>
+    </w:p>
+    <w:p>
+      <w:r>
+        <w:drawing>
+          <wp:inline xmlns:a="http://schemas.openxmlformats.org/drawingml/2006/main" xmlns:pic="http://schemas.openxmlformats.org/drawingml/2006/picture">
+            <wp:extent cx="5486400" cy="3380232"/>
+            <wp:docPr id="7" name="Picture 7" descr="Record sorter actions allowed automatically and actions requiring the classroom owner’s explicit review. Draw your input, deciding step, result and limit. Supported question: Which original proposal is authorised? Why do the other two need separate approval?"/>
+            <wp:cNvGraphicFramePr>
+              <a:graphicFrameLocks noChangeAspect="1"/>
+            </wp:cNvGraphicFramePr>
+            <a:graphic>
+              <a:graphicData uri="http://schemas.openxmlformats.org/drawingml/2006/picture">
+                <pic:pic>
+                  <pic:nvPicPr>
+                    <pic:cNvPr id="0" name="academy-story-ai-1-28-06.png"/>
+                    <pic:cNvPicPr/>
+                  </pic:nvPicPr>
+                  <pic:blipFill>
+                    <a:blip r:embed="rId15"/>
+                    <a:stretch>
+                      <a:fillRect/>
+                    </a:stretch>
+                  </pic:blipFill>
+                  <pic:spPr>
+                    <a:xfrm>
+                      <a:off x="0" y="0"/>
+                      <a:ext cx="5486400" cy="3380232"/>
+                    </a:xfrm>
+                    <a:prstGeom prst="rect"/>
+                  </pic:spPr>
+                </pic:pic>
+              </a:graphicData>
+            </a:graphic>
+          </wp:inline>
+        </w:drawing>
+      </w:r>
+    </w:p>
+    <w:p>
+      <w:pPr>
+        <w:spacing w:line="336" w:lineRule="auto" w:after="180"/>
+        <w:shd w:fill="F5F1FB"/>
+      </w:pPr>
+      <w:r>
+        <w:rPr>
+          <w:b w:val="0"/>
+        </w:rPr>
+        <w:t xml:space="preserve">Record sorter actions allowed automatically and actions requiring the classroom owner’s explicit review. Draw your </w:t>
+      </w:r>
+      <w:r>
+        <w:rPr>
+          <w:b/>
+        </w:rPr>
+        <w:t>input</w:t>
+      </w:r>
+      <w:r>
+        <w:rPr>
+          <w:b w:val="0"/>
+        </w:rPr>
+        <w:t>, deciding step, result and limit. Supported question: Which original proposal is authorised?</w:t>
+      </w:r>
+    </w:p>
+    <w:p>
+      <w:pPr>
+        <w:spacing w:line="336" w:lineRule="auto" w:after="180"/>
+        <w:shd w:fill="F5F1FB"/>
+      </w:pPr>
+      <w:r>
+        <w:rPr>
+          <w:b w:val="0"/>
+        </w:rPr>
+        <w:t>Why do the other two need separate approval?</w:t>
+      </w:r>
+    </w:p>
+    <w:p>
+      <w:pPr>
+        <w:spacing w:line="336" w:lineRule="auto" w:after="180"/>
+        <w:shd w:fill="F5F1FB"/>
+      </w:pPr>
+      <w:r>
+        <w:rPr>
+          <w:b w:val="0"/>
+        </w:rPr>
+        <w:t xml:space="preserve">Draw your project trace and justify the deciding step using </w:t>
+      </w:r>
+      <w:r>
+        <w:rPr>
+          <w:b/>
+        </w:rPr>
+        <w:t>evidence</w:t>
+      </w:r>
+      <w:r>
+        <w:rPr>
+          <w:b w:val="0"/>
+        </w:rPr>
+        <w:t>.</w:t>
+      </w:r>
+    </w:p>
+    <w:p>
+      <w:pPr>
+        <w:pStyle w:val="Heading3"/>
+      </w:pPr>
+      <w:r>
+        <w:t>My picture explanation, deciding evidence and one limit</w:t>
       </w:r>
     </w:p>
     <w:p>

--- a/downloads/workbook/ai-1-week-28.docx
+++ b/downloads/workbook/ai-1-week-28.docx
@@ -25,12 +25,401 @@
         <w:pStyle w:val="Heading1"/>
       </w:pPr>
       <w:r>
-        <w:t>01. Recall and choose your starting point</w:t>
-      </w:r>
-    </w:p>
-    <w:p>
-      <w:r>
-        <w:t>Record your starting explanation for Humans Set Boundaries before opening notes. Show any later correction separately.</w:t>
+        <w:t>One connected permission-and-review audit.</w:t>
+      </w:r>
+    </w:p>
+    <w:p>
+      <w:r>
+        <w:t>Read the exhibition approval, inspect the room change and complete Jo’s task before considering an unclear result.</w:t>
+      </w:r>
+    </w:p>
+    <w:p>
+      <w:r>
+        <w:t>Keep actor, action, version, destination, time and completed uses visible.</w:t>
+      </w:r>
+    </w:p>
+    <w:p>
+      <w:pPr>
+        <w:pStyle w:val="Heading1"/>
+      </w:pPr>
+      <w:r>
+        <w:t>01. Recall: reconnect earlier ideas</w:t>
+      </w:r>
+    </w:p>
+    <w:p>
+      <w:r>
+        <w:t>Retrieve before opening notes.</w:t>
+      </w:r>
+    </w:p>
+    <w:p>
+      <w:pPr>
+        <w:pStyle w:val="Heading2"/>
+      </w:pPr>
+      <w:r>
+        <w:t>Retrieve and explain</w:t>
+      </w:r>
+    </w:p>
+    <w:p>
+      <w:pPr>
+        <w:pStyle w:val="ListBullet"/>
+      </w:pPr>
+      <w:r>
+        <w:t>Try the recall before opening notes. Then use a different colour or a labelled second line to correct your explanation.</w:t>
+      </w:r>
+    </w:p>
+    <w:p>
+      <w:pPr>
+        <w:pStyle w:val="ListBullet"/>
+      </w:pPr>
+      <w:r>
+        <w:t>Without opening the old lesson, explain one key idea from Verify Important Outputs. Give an example and a mistake that the idea helps you avoid.</w:t>
+      </w:r>
+    </w:p>
+    <w:p>
+      <w:pPr>
+        <w:pStyle w:val="Heading3"/>
+      </w:pPr>
+      <w:r>
+        <w:t>My remembered idea, example and correction</w:t>
+      </w:r>
+    </w:p>
+    <w:p>
+      <w:r>
+        <w:t>________________________________________________________________</w:t>
+      </w:r>
+    </w:p>
+    <w:p>
+      <w:r>
+        <w:t>________________________________________________________________</w:t>
+      </w:r>
+    </w:p>
+    <w:p>
+      <w:r>
+        <w:t>________________________________________________________________</w:t>
+      </w:r>
+    </w:p>
+    <w:p>
+      <w:pPr>
+        <w:pStyle w:val="ListBullet"/>
+      </w:pPr>
+      <w:r>
+        <w:t>Without opening the old lesson, explain one key idea from Generate, Retrieve, or Calculate?. Give an example and a mistake that the idea helps you avoid.</w:t>
+      </w:r>
+    </w:p>
+    <w:p>
+      <w:pPr>
+        <w:pStyle w:val="Heading3"/>
+      </w:pPr>
+      <w:r>
+        <w:t>My remembered idea, example and correction</w:t>
+      </w:r>
+    </w:p>
+    <w:p>
+      <w:r>
+        <w:t>________________________________________________________________</w:t>
+      </w:r>
+    </w:p>
+    <w:p>
+      <w:r>
+        <w:t>________________________________________________________________</w:t>
+      </w:r>
+    </w:p>
+    <w:p>
+      <w:r>
+        <w:t>________________________________________________________________</w:t>
+      </w:r>
+    </w:p>
+    <w:p>
+      <w:pPr>
+        <w:pStyle w:val="ListBullet"/>
+      </w:pPr>
+      <w:r>
+        <w:t>Without opening the old lesson, explain one key idea from Missing and Unbalanced Examples. Give an example and a mistake that the idea helps you avoid.</w:t>
+      </w:r>
+    </w:p>
+    <w:p>
+      <w:pPr>
+        <w:pStyle w:val="Heading3"/>
+      </w:pPr>
+      <w:r>
+        <w:t>My remembered idea, example and correction</w:t>
+      </w:r>
+    </w:p>
+    <w:p>
+      <w:r>
+        <w:t>________________________________________________________________</w:t>
+      </w:r>
+    </w:p>
+    <w:p>
+      <w:r>
+        <w:t>________________________________________________________________</w:t>
+      </w:r>
+    </w:p>
+    <w:p>
+      <w:r>
+        <w:t>________________________________________________________________</w:t>
+      </w:r>
+    </w:p>
+    <w:p>
+      <w:pPr>
+        <w:pStyle w:val="Heading2"/>
+      </w:pPr>
+      <w:r>
+        <w:t>Earlier wording, alternatives and picture transcripts · reference / check after trying</w:t>
+      </w:r>
+    </w:p>
+    <w:p>
+      <w:pPr>
+        <w:pStyle w:val="Heading3"/>
+      </w:pPr>
+      <w:r>
+        <w:t>Verify Important Outputs</w:t>
+      </w:r>
+    </w:p>
+    <w:p>
+      <w:pPr>
+        <w:pStyle w:val="Heading3"/>
+      </w:pPr>
+      <w:r>
+        <w:t>Generate, Retrieve, or Calculate?</w:t>
+      </w:r>
+    </w:p>
+    <w:p>
+      <w:pPr>
+        <w:pStyle w:val="Heading3"/>
+      </w:pPr>
+      <w:r>
+        <w:t>Missing and Unbalanced Examples</w:t>
+      </w:r>
+    </w:p>
+    <w:p>
+      <w:pPr>
+        <w:pStyle w:val="Heading1"/>
+      </w:pPr>
+      <w:r>
+        <w:t>12. W1 · Separate capability, correctness and permission</w:t>
+      </w:r>
+    </w:p>
+    <w:p>
+      <w:r>
+        <w:t>Use the supplied exhibition reference.</w:t>
+      </w:r>
+    </w:p>
+    <w:p>
+      <w:pPr>
+        <w:pStyle w:val="Heading2"/>
+      </w:pPr>
+      <w:r>
+        <w:t>Your evidence record</w:t>
+      </w:r>
+    </w:p>
+    <w:p>
+      <w:pPr>
+        <w:pStyle w:val="ListBullet"/>
+      </w:pPr>
+      <w:r>
+        <w:t>Exhibition reference for W1–W3: checked A says “Model bridge exhibition, Thursday, Room 6.” The teacher responsible for the class board authorises the class editor to post exactly A there today, once, and explicitly excludes online posting. No posting has occurred. A later current room record says Room 8; B changes only that room. The old permission covers exactly A, not B. Keep this case separate from poster P2 and Jo’s library task.</w:t>
+      </w:r>
+    </w:p>
+    <w:p>
+      <w:pPr>
+        <w:pStyle w:val="ListBullet"/>
+      </w:pPr>
+      <w:r>
+        <w:t>A tool offers a Public website button. The exhibition facts in A have been verified. The teacher’s approval covers the classroom board only. State what the button, the fact check and the approval each establish. Decide whether the editor may publish A publicly.</w:t>
+      </w:r>
+    </w:p>
+    <w:p>
+      <w:pPr>
+        <w:pStyle w:val="Heading3"/>
+      </w:pPr>
+      <w:r>
+        <w:t>My reasoning and evidence</w:t>
+      </w:r>
+    </w:p>
+    <w:p>
+      <w:r>
+        <w:t>________________________________________________________________</w:t>
+      </w:r>
+    </w:p>
+    <w:p>
+      <w:r>
+        <w:t>________________________________________________________________</w:t>
+      </w:r>
+    </w:p>
+    <w:p>
+      <w:r>
+        <w:t>________________________________________________________________</w:t>
+      </w:r>
+    </w:p>
+    <w:p>
+      <w:r>
+        <w:t>________________________________________________________________</w:t>
+      </w:r>
+    </w:p>
+    <w:p>
+      <w:r>
+        <w:t>________________________________________________________________</w:t>
+      </w:r>
+    </w:p>
+    <w:p>
+      <w:r>
+        <w:t>________________________________________________________________</w:t>
+      </w:r>
+    </w:p>
+    <w:p>
+      <w:pPr>
+        <w:pStyle w:val="Heading1"/>
+      </w:pPr>
+      <w:r>
+        <w:t>13. W2 · Read the approval without enlarging it</w:t>
+      </w:r>
+    </w:p>
+    <w:p>
+      <w:r>
+        <w:t>Identify every relevant limit and apply permission already given.</w:t>
+      </w:r>
+    </w:p>
+    <w:p>
+      <w:pPr>
+        <w:pStyle w:val="Heading2"/>
+      </w:pPr>
+      <w:r>
+        <w:t>Your evidence record</w:t>
+      </w:r>
+    </w:p>
+    <w:p>
+      <w:pPr>
+        <w:pStyle w:val="ListBullet"/>
+      </w:pPr>
+      <w:r>
+        <w:t>List the decision maker, allowed actor, version, destination, timing and number of postings in the original exhibition approval. Before any posting and with no changes to the facts or permission, explain whether the editor can carry out that exact action without asking again.</w:t>
+      </w:r>
+    </w:p>
+    <w:p>
+      <w:pPr>
+        <w:pStyle w:val="Heading3"/>
+      </w:pPr>
+      <w:r>
+        <w:t>My reasoning and evidence</w:t>
+      </w:r>
+    </w:p>
+    <w:p>
+      <w:r>
+        <w:t>________________________________________________________________</w:t>
+      </w:r>
+    </w:p>
+    <w:p>
+      <w:r>
+        <w:t>________________________________________________________________</w:t>
+      </w:r>
+    </w:p>
+    <w:p>
+      <w:r>
+        <w:t>________________________________________________________________</w:t>
+      </w:r>
+    </w:p>
+    <w:p>
+      <w:r>
+        <w:t>________________________________________________________________</w:t>
+      </w:r>
+    </w:p>
+    <w:p>
+      <w:r>
+        <w:t>________________________________________________________________</w:t>
+      </w:r>
+    </w:p>
+    <w:p>
+      <w:r>
+        <w:t>________________________________________________________________</w:t>
+      </w:r>
+    </w:p>
+    <w:p>
+      <w:pPr>
+        <w:pStyle w:val="Heading1"/>
+      </w:pPr>
+      <w:r>
+        <w:t>14. W3 · Review a changed version concretely</w:t>
+      </w:r>
+    </w:p>
+    <w:p>
+      <w:r>
+        <w:t>Explain the two different failed checks before requesting review.</w:t>
+      </w:r>
+    </w:p>
+    <w:p>
+      <w:pPr>
+        <w:pStyle w:val="Heading2"/>
+      </w:pPr>
+      <w:r>
+        <w:t>Your evidence record</w:t>
+      </w:r>
+    </w:p>
+    <w:p>
+      <w:pPr>
+        <w:pStyle w:val="ListBullet"/>
+      </w:pPr>
+      <w:r>
+        <w:t>The room changes to Room 8 and the editor creates B. Explain why publishing old A and publishing unapproved B each fail a different check. Write a specific request for the teacher to review B, keeping the original destination and one-posting limit.</w:t>
+      </w:r>
+    </w:p>
+    <w:p>
+      <w:pPr>
+        <w:pStyle w:val="Heading3"/>
+      </w:pPr>
+      <w:r>
+        <w:t>My reasoning and evidence</w:t>
+      </w:r>
+    </w:p>
+    <w:p>
+      <w:r>
+        <w:t>________________________________________________________________</w:t>
+      </w:r>
+    </w:p>
+    <w:p>
+      <w:r>
+        <w:t>________________________________________________________________</w:t>
+      </w:r>
+    </w:p>
+    <w:p>
+      <w:r>
+        <w:t>________________________________________________________________</w:t>
+      </w:r>
+    </w:p>
+    <w:p>
+      <w:r>
+        <w:t>________________________________________________________________</w:t>
+      </w:r>
+    </w:p>
+    <w:p>
+      <w:r>
+        <w:t>________________________________________________________________</w:t>
+      </w:r>
+    </w:p>
+    <w:p>
+      <w:r>
+        <w:t>________________________________________________________________</w:t>
+      </w:r>
+    </w:p>
+    <w:p>
+      <w:pPr>
+        <w:pStyle w:val="Heading1"/>
+      </w:pPr>
+      <w:r>
+        <w:t>04. W4 · Transfer the permission check to a new case</w:t>
+      </w:r>
+    </w:p>
+    <w:p>
+      <w:r>
+        <w:t>Keep one first attempt before hints or feedback.</w:t>
+      </w:r>
+    </w:p>
+    <w:p>
+      <w:pPr>
+        <w:pStyle w:val="Heading2"/>
+      </w:pPr>
+      <w:r>
+        <w:t>Read and explain independently</w:t>
       </w:r>
     </w:p>
     <w:p>
@@ -41,15 +430,7 @@
         <w:rPr>
           <w:b w:val="0"/>
         </w:rPr>
-        <w:t>Try the recall before opening notes. Then use a different colour or a labelled second line to correct your explanation.</w:t>
-      </w:r>
-    </w:p>
-    <w:p>
-      <w:pPr>
-        <w:pStyle w:val="Heading3"/>
-      </w:pPr>
-      <w:r>
-        <w:t>Verify Important Outputs</w:t>
+        <w:t>In a fictional library, the librarian controls the internal shelf list. The librarian tells assistant Jo: “Replace the internal list with checked version L2 on Friday, once.</w:t>
       </w:r>
     </w:p>
     <w:p>
@@ -60,50 +441,18 @@
         <w:rPr>
           <w:b w:val="0"/>
         </w:rPr>
-        <w:t xml:space="preserve">Without opening the old lesson, explain one key idea from Verify Important </w:t>
-      </w:r>
-      <w:r>
-        <w:rPr>
-          <w:b/>
-        </w:rPr>
-        <w:t>Output</w:t>
-      </w:r>
+        <w:t>Do not change the public catalogue.” It is Friday, L2 remains checked, and no replacement has occurred. A tool offers both destinations.</w:t>
+      </w:r>
+    </w:p>
+    <w:p>
+      <w:pPr>
+        <w:spacing w:line="336" w:lineRule="auto" w:after="180"/>
+      </w:pPr>
       <w:r>
         <w:rPr>
           <w:b w:val="0"/>
         </w:rPr>
-        <w:t>s. Give an example and a mistake that the idea helps you avoid.</w:t>
-      </w:r>
-    </w:p>
-    <w:p>
-      <w:pPr>
-        <w:pStyle w:val="Heading3"/>
-      </w:pPr>
-      <w:r>
-        <w:t>My remembered idea, example and correction</w:t>
-      </w:r>
-    </w:p>
-    <w:p>
-      <w:r>
-        <w:t>________________________________________________________________</w:t>
-      </w:r>
-    </w:p>
-    <w:p>
-      <w:r>
-        <w:t>________________________________________________________________</w:t>
-      </w:r>
-    </w:p>
-    <w:p>
-      <w:r>
-        <w:t>________________________________________________________________</w:t>
-      </w:r>
-    </w:p>
-    <w:p>
-      <w:pPr>
-        <w:pStyle w:val="Heading3"/>
-      </w:pPr>
-      <w:r>
-        <w:t>Generate, Retrieve, or Calculate?</w:t>
+        <w:t>Assess these proposals separately: Jo replaces the internal list with L2; Jo updates the public catalogue with L2; visitor Sam replaces the internal list with L2; Jo replaces the internal list with a changed L3.</w:t>
       </w:r>
     </w:p>
     <w:p>
@@ -114,7 +463,7 @@
         <w:rPr>
           <w:b w:val="0"/>
         </w:rPr>
-        <w:t>Without opening the old lesson, explain one key idea from Generate, Retrieve, or Calculate?. Give an example and a mistake that the idea helps you avoid.</w:t>
+        <w:t>Identify the approval detail that settles each case.</w:t>
       </w:r>
     </w:p>
     <w:p>
@@ -122,7 +471,7 @@
         <w:pStyle w:val="Heading3"/>
       </w:pPr>
       <w:r>
-        <w:t>My remembered idea, example and correction</w:t>
+        <w:t>My independent explanation, trace and limits</w:t>
       </w:r>
     </w:p>
     <w:p>
@@ -141,11 +490,31 @@
       </w:r>
     </w:p>
     <w:p>
-      <w:pPr>
-        <w:pStyle w:val="Heading3"/>
-      </w:pPr>
-      <w:r>
-        <w:t>Missing and Unbalanced Examples</w:t>
+      <w:r>
+        <w:t>________________________________________________________________</w:t>
+      </w:r>
+    </w:p>
+    <w:p>
+      <w:r>
+        <w:t>________________________________________________________________</w:t>
+      </w:r>
+    </w:p>
+    <w:p>
+      <w:r>
+        <w:t>________________________________________________________________</w:t>
+      </w:r>
+    </w:p>
+    <w:p>
+      <w:r>
+        <w:t>________________________________________________________________</w:t>
+      </w:r>
+    </w:p>
+    <w:p>
+      <w:pPr>
+        <w:pStyle w:val="Heading2"/>
+      </w:pPr>
+      <w:r>
+        <w:t>Keep a fair record</w:t>
       </w:r>
     </w:p>
     <w:p>
@@ -156,7 +525,15 @@
         <w:rPr>
           <w:b w:val="0"/>
         </w:rPr>
-        <w:t>Without opening the old lesson, explain one key idea from Missing and Unbalanced Examples. Give an example and a mistake that the idea helps you avoid.</w:t>
+        <w:t>Attempt this case before feedback. Record any help. Earlier examples below are further practice; a case already practised with feedback cannot establish fresh transfer.</w:t>
+      </w:r>
+    </w:p>
+    <w:p>
+      <w:pPr>
+        <w:pStyle w:val="Heading2"/>
+      </w:pPr>
+      <w:r>
+        <w:t>Earlier wording, alternatives and picture transcripts · reference / check after trying</w:t>
       </w:r>
     </w:p>
     <w:p>
@@ -164,7 +541,44 @@
         <w:pStyle w:val="Heading3"/>
       </w:pPr>
       <w:r>
-        <w:t>My remembered idea, example and correction</w:t>
+        <w:t>Independent case: Transfer the permission check to a new case</w:t>
+      </w:r>
+    </w:p>
+    <w:p>
+      <w:pPr>
+        <w:pStyle w:val="Heading1"/>
+      </w:pPr>
+      <w:r>
+        <w:t>16. W5 · Inspect an unclear result after Jo’s task</w:t>
+      </w:r>
+    </w:p>
+    <w:p>
+      <w:r>
+        <w:t>Use W4’s once-only permission; check completion before retrying.</w:t>
+      </w:r>
+    </w:p>
+    <w:p>
+      <w:pPr>
+        <w:pStyle w:val="Heading2"/>
+      </w:pPr>
+      <w:r>
+        <w:t>Your evidence record</w:t>
+      </w:r>
+    </w:p>
+    <w:p>
+      <w:pPr>
+        <w:pStyle w:val="ListBullet"/>
+      </w:pPr>
+      <w:r>
+        <w:t>Jo attempts the permitted internal replacement, but the tool’s response does not show whether it succeeded. Explain why immediately repeating it is a poor choice under a once-only approval. What should Jo check? If Jo discovers a public change occurred instead, describe the first recovery steps.</w:t>
+      </w:r>
+    </w:p>
+    <w:p>
+      <w:pPr>
+        <w:pStyle w:val="Heading3"/>
+      </w:pPr>
+      <w:r>
+        <w:t>My reasoning and evidence</w:t>
       </w:r>
     </w:p>
     <w:p>
@@ -183,16 +597,39 @@
       </w:r>
     </w:p>
     <w:p>
+      <w:r>
+        <w:t>________________________________________________________________</w:t>
+      </w:r>
+    </w:p>
+    <w:p>
+      <w:r>
+        <w:t>________________________________________________________________</w:t>
+      </w:r>
+    </w:p>
+    <w:p>
+      <w:r>
+        <w:t>________________________________________________________________</w:t>
+      </w:r>
+    </w:p>
+    <w:p>
       <w:pPr>
         <w:pStyle w:val="Heading1"/>
       </w:pPr>
       <w:r>
-        <w:t>02. Practise with fading help</w:t>
-      </w:r>
-    </w:p>
-    <w:p>
-      <w:r>
-        <w:t>Complete the supported Humans Set Boundaries trace and record the first step you can explain without help.</w:t>
+        <w:t>09. Project · Keep the decision and its evidence</w:t>
+      </w:r>
+    </w:p>
+    <w:p>
+      <w:r>
+        <w:t>Add this week’s change to your existing project record.</w:t>
+      </w:r>
+    </w:p>
+    <w:p>
+      <w:pPr>
+        <w:pStyle w:val="Heading2"/>
+      </w:pPr>
+      <w:r>
+        <w:t>Your evidence record</w:t>
       </w:r>
     </w:p>
     <w:p>
@@ -203,19 +640,7 @@
         <w:rPr>
           <w:b w:val="0"/>
         </w:rPr>
-        <w:t xml:space="preserve">Use W2: Read an approval without enlarging it for Human </w:t>
-      </w:r>
-      <w:r>
-        <w:rPr>
-          <w:b/>
-        </w:rPr>
-        <w:t>authority</w:t>
-      </w:r>
-      <w:r>
-        <w:rPr>
-          <w:b w:val="0"/>
-        </w:rPr>
-        <w:t xml:space="preserve"> and </w:t>
+        <w:t xml:space="preserve">Complete the sorter's human-control map: </w:t>
       </w:r>
       <w:r>
         <w:rPr>
@@ -227,135 +652,7 @@
         <w:rPr>
           <w:b w:val="0"/>
         </w:rPr>
-        <w:t>. Record the answer once; the lesson and workbook refer to the same attempt.</w:t>
-      </w:r>
-    </w:p>
-    <w:tbl>
-      <w:tblPr>
-        <w:tblStyle w:val="LightShading-Accent1"/>
-        <w:tblW w:type="auto" w:w="0"/>
-        <w:tblLook w:firstColumn="1" w:firstRow="1" w:lastColumn="0" w:lastRow="0" w:noHBand="0" w:noVBand="1" w:val="04A0"/>
-      </w:tblPr>
-      <w:tblGrid>
-        <w:gridCol w:w="2556"/>
-        <w:gridCol w:w="2556"/>
-        <w:gridCol w:w="2556"/>
-        <w:gridCol w:w="2556"/>
-      </w:tblGrid>
-      <w:tr>
-        <w:trPr>
-          <w:tblHeader/>
-        </w:trPr>
-        <w:tc>
-          <w:tcPr>
-            <w:tcW w:type="dxa" w:w="2556"/>
-          </w:tcPr>
-          <w:p>
-            <w:r>
-              <w:t>Given inputs</w:t>
-            </w:r>
-          </w:p>
-        </w:tc>
-        <w:tc>
-          <w:tcPr>
-            <w:tcW w:type="dxa" w:w="2556"/>
-          </w:tcPr>
-          <w:p>
-            <w:r>
-              <w:t>Procedure I chose</w:t>
-            </w:r>
-          </w:p>
-        </w:tc>
-        <w:tc>
-          <w:tcPr>
-            <w:tcW w:type="dxa" w:w="2556"/>
-          </w:tcPr>
-          <w:p>
-            <w:r>
-              <w:t>Middle steps</w:t>
-            </w:r>
-          </w:p>
-        </w:tc>
-        <w:tc>
-          <w:tcPr>
-            <w:tcW w:type="dxa" w:w="2556"/>
-          </w:tcPr>
-          <w:p>
-            <w:r>
-              <w:t>Result and check</w:t>
-            </w:r>
-          </w:p>
-        </w:tc>
-      </w:tr>
-      <w:tr>
-        <w:tc>
-          <w:tcPr>
-            <w:tcW w:type="dxa" w:w="2556"/>
-          </w:tcPr>
-          <w:p>
-            <w:r/>
-          </w:p>
-        </w:tc>
-        <w:tc>
-          <w:tcPr>
-            <w:tcW w:type="dxa" w:w="2556"/>
-          </w:tcPr>
-          <w:p>
-            <w:r/>
-          </w:p>
-        </w:tc>
-        <w:tc>
-          <w:tcPr>
-            <w:tcW w:type="dxa" w:w="2556"/>
-          </w:tcPr>
-          <w:p>
-            <w:r/>
-          </w:p>
-        </w:tc>
-        <w:tc>
-          <w:tcPr>
-            <w:tcW w:type="dxa" w:w="2556"/>
-          </w:tcPr>
-          <w:p>
-            <w:r/>
-          </w:p>
-        </w:tc>
-      </w:tr>
-    </w:tbl>
-    <w:p>
-      <w:pPr>
-        <w:pStyle w:val="Heading3"/>
-      </w:pPr>
-      <w:r>
-        <w:t>The step I completed without help, and the hint I needed</w:t>
-      </w:r>
-    </w:p>
-    <w:p>
-      <w:r>
-        <w:t>________________________________________________________________</w:t>
-      </w:r>
-    </w:p>
-    <w:p>
-      <w:r>
-        <w:t>________________________________________________________________</w:t>
-      </w:r>
-    </w:p>
-    <w:p>
-      <w:r>
-        <w:t>________________________________________________________________</w:t>
-      </w:r>
-    </w:p>
-    <w:p>
-      <w:pPr>
-        <w:pStyle w:val="Heading1"/>
-      </w:pPr>
-      <w:r>
-        <w:t>03. Individual reasoning check</w:t>
-      </w:r>
-    </w:p>
-    <w:p>
-      <w:r>
-        <w:t>Check the proposed Humans Set Boundaries explanation against the supplied facts before discussing it.</w:t>
+        <w:t>s, review triggers, override, correction, and stop conditions.</w:t>
       </w:r>
     </w:p>
     <w:p>
@@ -366,283 +663,7 @@
         <w:rPr>
           <w:b w:val="0"/>
         </w:rPr>
-        <w:t xml:space="preserve">Use the worked case for Human </w:t>
-      </w:r>
-      <w:r>
-        <w:rPr>
-          <w:b/>
-        </w:rPr>
-        <w:t>authority</w:t>
-      </w:r>
-      <w:r>
-        <w:rPr>
-          <w:b w:val="0"/>
-        </w:rPr>
-        <w:t xml:space="preserve"> and </w:t>
-      </w:r>
-      <w:r>
-        <w:rPr>
-          <w:b/>
-        </w:rPr>
-        <w:t>permission</w:t>
-      </w:r>
-      <w:r>
-        <w:rPr>
-          <w:b w:val="0"/>
-        </w:rPr>
-        <w:t xml:space="preserve">. Proposed explanation: “A working button grants </w:t>
-      </w:r>
-      <w:r>
-        <w:rPr>
-          <w:b/>
-        </w:rPr>
-        <w:t>permission</w:t>
-      </w:r>
-      <w:r>
-        <w:rPr>
-          <w:b w:val="0"/>
-        </w:rPr>
-        <w:t>”. Decide whether this explanation is supported.</w:t>
-      </w:r>
-    </w:p>
-    <w:p>
-      <w:pPr>
-        <w:spacing w:line="336" w:lineRule="auto" w:after="180"/>
-      </w:pPr>
-      <w:r>
-        <w:rPr>
-          <w:b w:val="0"/>
-        </w:rPr>
-        <w:t>Point to the step or supplied fact that decides; explain your repair if needed.</w:t>
-      </w:r>
-    </w:p>
-    <w:p>
-      <w:pPr>
-        <w:pStyle w:val="Heading3"/>
-      </w:pPr>
-      <w:r>
-        <w:t>My explanation before partner discussion</w:t>
-      </w:r>
-    </w:p>
-    <w:p>
-      <w:r>
-        <w:t>________________________________________________________________</w:t>
-      </w:r>
-    </w:p>
-    <w:p>
-      <w:r>
-        <w:t>________________________________________________________________</w:t>
-      </w:r>
-    </w:p>
-    <w:p>
-      <w:r>
-        <w:t>________________________________________________________________</w:t>
-      </w:r>
-    </w:p>
-    <w:p>
-      <w:r>
-        <w:t>________________________________________________________________</w:t>
-      </w:r>
-    </w:p>
-    <w:p>
-      <w:pPr>
-        <w:pStyle w:val="Heading1"/>
-      </w:pPr>
-      <w:r>
-        <w:t>04. Independent transfer case</w:t>
-      </w:r>
-    </w:p>
-    <w:p>
-      <w:r>
-        <w:t>Write one first attempt at the reserved independent case before feedback. Repeated copies of that case refer to the same recorded attempt.</w:t>
-      </w:r>
-    </w:p>
-    <w:p>
-      <w:pPr>
-        <w:pStyle w:val="Heading3"/>
-      </w:pPr>
-      <w:r>
-        <w:t>Independent case: Transfer the permission check to a new case</w:t>
-      </w:r>
-    </w:p>
-    <w:p>
-      <w:pPr>
-        <w:spacing w:line="336" w:lineRule="auto" w:after="180"/>
-      </w:pPr>
-      <w:r>
-        <w:rPr>
-          <w:b w:val="0"/>
-        </w:rPr>
-        <w:t>In a fictional library, the librarian controls the internal shelf list. The librarian tells assistant Jo: “Replace the internal list with checked version L2 on Friday, once.</w:t>
-      </w:r>
-    </w:p>
-    <w:p>
-      <w:pPr>
-        <w:spacing w:line="336" w:lineRule="auto" w:after="180"/>
-      </w:pPr>
-      <w:r>
-        <w:rPr>
-          <w:b w:val="0"/>
-        </w:rPr>
-        <w:t>Do not change the public catalogue.” It is Friday, L2 remains checked, and no replacement has occurred. A tool offers both destinations.</w:t>
-      </w:r>
-    </w:p>
-    <w:p>
-      <w:pPr>
-        <w:spacing w:line="336" w:lineRule="auto" w:after="180"/>
-      </w:pPr>
-      <w:r>
-        <w:rPr>
-          <w:b w:val="0"/>
-        </w:rPr>
-        <w:t>Assess these proposals separately: Jo replaces the internal list with L2; Jo updates the public catalogue with L2; visitor Sam replaces the internal list with L2; Jo replaces the internal list with a changed L3.</w:t>
-      </w:r>
-    </w:p>
-    <w:p>
-      <w:pPr>
-        <w:spacing w:line="336" w:lineRule="auto" w:after="180"/>
-      </w:pPr>
-      <w:r>
-        <w:rPr>
-          <w:b w:val="0"/>
-        </w:rPr>
-        <w:t>Identify the approval detail that settles each case.</w:t>
-      </w:r>
-    </w:p>
-    <w:p>
-      <w:pPr>
-        <w:pStyle w:val="Heading3"/>
-      </w:pPr>
-      <w:r>
-        <w:t>My independent explanation, trace and limits</w:t>
-      </w:r>
-    </w:p>
-    <w:p>
-      <w:r>
-        <w:t>________________________________________________________________</w:t>
-      </w:r>
-    </w:p>
-    <w:p>
-      <w:r>
-        <w:t>________________________________________________________________</w:t>
-      </w:r>
-    </w:p>
-    <w:p>
-      <w:r>
-        <w:t>________________________________________________________________</w:t>
-      </w:r>
-    </w:p>
-    <w:p>
-      <w:r>
-        <w:t>________________________________________________________________</w:t>
-      </w:r>
-    </w:p>
-    <w:p>
-      <w:r>
-        <w:t>________________________________________________________________</w:t>
-      </w:r>
-    </w:p>
-    <w:p>
-      <w:r>
-        <w:t>________________________________________________________________</w:t>
-      </w:r>
-    </w:p>
-    <w:p>
-      <w:r>
-        <w:t>________________________________________________________________</w:t>
-      </w:r>
-    </w:p>
-    <w:p>
-      <w:pPr>
-        <w:spacing w:line="336" w:lineRule="auto" w:after="180"/>
-      </w:pPr>
-      <w:r>
-        <w:rPr>
-          <w:b w:val="0"/>
-        </w:rPr>
-        <w:t>Attempt this case before feedback. Record any help. Earlier examples below are further practice; a case already practised with feedback cannot establish fresh transfer.</w:t>
-      </w:r>
-    </w:p>
-    <w:p>
-      <w:pPr>
-        <w:pStyle w:val="Heading1"/>
-      </w:pPr>
-      <w:r>
-        <w:t>05. Your learning target</w:t>
-      </w:r>
-    </w:p>
-    <w:p>
-      <w:r>
-        <w:t>Connect the Humans Set Boundaries target to a trace and a justified conclusion.</w:t>
-      </w:r>
-    </w:p>
-    <w:p>
-      <w:pPr>
-        <w:spacing w:line="336" w:lineRule="auto" w:after="180"/>
-      </w:pPr>
-      <w:r>
-        <w:rPr>
-          <w:b w:val="0"/>
-        </w:rPr>
-        <w:t>A classroom assistant may draft a reminder but cannot send messages. It displays a completed draft and waits. A student writes 'looks good' without a destination. Has a clear send authorisation been given?</w:t>
-      </w:r>
-    </w:p>
-    <w:p>
-      <w:pPr>
-        <w:spacing w:line="336" w:lineRule="auto" w:after="180"/>
-      </w:pPr>
-      <w:r>
-        <w:rPr>
-          <w:b w:val="0"/>
-        </w:rPr>
-        <w:t>Specify what is needed.</w:t>
-      </w:r>
-    </w:p>
-    <w:p>
-      <w:pPr>
-        <w:pStyle w:val="Heading1"/>
-      </w:pPr>
-      <w:r>
-        <w:t>06. Solve the given case</w:t>
-      </w:r>
-    </w:p>
-    <w:p>
-      <w:r>
-        <w:t>Solve the supplied Humans Set Boundaries case and show the deciding evidence.</w:t>
-      </w:r>
-    </w:p>
-    <w:p>
-      <w:pPr>
-        <w:spacing w:line="336" w:lineRule="auto" w:after="180"/>
-      </w:pPr>
-      <w:r>
-        <w:rPr>
-          <w:b w:val="0"/>
-        </w:rPr>
-        <w:t>An assistant may suggest object locations; a teacher must approve moving valuable equipment.</w:t>
-      </w:r>
-    </w:p>
-    <w:p>
-      <w:pPr>
-        <w:spacing w:line="336" w:lineRule="auto" w:after="180"/>
-        <w:shd w:fill="F5F1FB"/>
-      </w:pPr>
-      <w:r>
-        <w:rPr>
-          <w:b w:val="0"/>
-        </w:rPr>
-        <w:t>What may happen without approval?</w:t>
-      </w:r>
-    </w:p>
-    <w:p>
-      <w:pPr>
-        <w:spacing w:line="336" w:lineRule="auto" w:after="180"/>
-      </w:pPr>
-      <w:r>
-        <w:rPr>
-          <w:b w:val="0"/>
-        </w:rPr>
-        <w:t xml:space="preserve">Show your trace, calculation or </w:t>
+        <w:t xml:space="preserve">The project change and </w:t>
       </w:r>
       <w:r>
         <w:rPr>
@@ -650,344 +671,6 @@
         </w:rPr>
         <w:t>evidence</w:t>
       </w:r>
-    </w:p>
-    <w:p>
-      <w:pPr>
-        <w:pStyle w:val="Heading3"/>
-      </w:pPr>
-      <w:r>
-        <w:t>Write or draw your reasoning and evidence.</w:t>
-      </w:r>
-    </w:p>
-    <w:p>
-      <w:r>
-        <w:t>________________________________________________________________</w:t>
-      </w:r>
-    </w:p>
-    <w:p>
-      <w:r>
-        <w:t>________________________________________________________________</w:t>
-      </w:r>
-    </w:p>
-    <w:p>
-      <w:r>
-        <w:t>________________________________________________________________</w:t>
-      </w:r>
-    </w:p>
-    <w:p>
-      <w:r>
-        <w:t>________________________________________________________________</w:t>
-      </w:r>
-    </w:p>
-    <w:p>
-      <w:r>
-        <w:t>________________________________________________________________</w:t>
-      </w:r>
-    </w:p>
-    <w:p>
-      <w:pPr>
-        <w:pStyle w:val="Heading1"/>
-      </w:pPr>
-      <w:r>
-        <w:t>07. Check a changed case</w:t>
-      </w:r>
-    </w:p>
-    <w:p>
-      <w:r>
-        <w:t>Apply the procedure to the changed case and record why the conclusion follows.</w:t>
-      </w:r>
-    </w:p>
-    <w:p>
-      <w:pPr>
-        <w:spacing w:line="336" w:lineRule="auto" w:after="180"/>
-      </w:pPr>
-      <w:r>
-        <w:rPr>
-          <w:b w:val="0"/>
-        </w:rPr>
-        <w:t xml:space="preserve">A sorter marks a child's notebook throw away. Who should decide whether it is discarded? Name a </w:t>
-      </w:r>
-      <w:r>
-        <w:rPr>
-          <w:b/>
-        </w:rPr>
-        <w:t>boundary</w:t>
-      </w:r>
-      <w:r>
-        <w:rPr>
-          <w:b w:val="0"/>
-        </w:rPr>
-        <w:t xml:space="preserve"> the system should enforce.</w:t>
-      </w:r>
-    </w:p>
-    <w:p>
-      <w:pPr>
-        <w:spacing w:line="336" w:lineRule="auto" w:after="180"/>
-      </w:pPr>
-      <w:r>
-        <w:rPr>
-          <w:b w:val="0"/>
-        </w:rPr>
-        <w:t>My independent answer and reason</w:t>
-      </w:r>
-    </w:p>
-    <w:p>
-      <w:pPr>
-        <w:pStyle w:val="Heading3"/>
-      </w:pPr>
-      <w:r>
-        <w:t>Write or draw your reasoning and evidence.</w:t>
-      </w:r>
-    </w:p>
-    <w:p>
-      <w:r>
-        <w:t>________________________________________________________________</w:t>
-      </w:r>
-    </w:p>
-    <w:p>
-      <w:r>
-        <w:t>________________________________________________________________</w:t>
-      </w:r>
-    </w:p>
-    <w:p>
-      <w:r>
-        <w:t>________________________________________________________________</w:t>
-      </w:r>
-    </w:p>
-    <w:p>
-      <w:r>
-        <w:t>________________________________________________________________</w:t>
-      </w:r>
-    </w:p>
-    <w:p>
-      <w:r>
-        <w:t>________________________________________________________________</w:t>
-      </w:r>
-    </w:p>
-    <w:p>
-      <w:pPr>
-        <w:pStyle w:val="Heading3"/>
-      </w:pPr>
-      <w:r>
-        <w:t>Week 28 Test and reflect</w:t>
-      </w:r>
-    </w:p>
-    <w:p>
-      <w:pPr>
-        <w:pStyle w:val="Heading1"/>
-      </w:pPr>
-      <w:r>
-        <w:t>08. Design a revealing test</w:t>
-      </w:r>
-    </w:p>
-    <w:p>
-      <w:r>
-        <w:t>Specify a changed input, expected result and observation separately.</w:t>
-      </w:r>
-    </w:p>
-    <w:p>
-      <w:pPr>
-        <w:spacing w:line="336" w:lineRule="auto" w:after="180"/>
-      </w:pPr>
-      <w:r>
-        <w:rPr>
-          <w:b w:val="0"/>
-        </w:rPr>
-        <w:t xml:space="preserve">Create a changed </w:t>
-      </w:r>
-      <w:r>
-        <w:rPr>
-          <w:b/>
-        </w:rPr>
-        <w:t>input</w:t>
-      </w:r>
-      <w:r>
-        <w:rPr>
-          <w:b w:val="0"/>
-        </w:rPr>
-        <w:t xml:space="preserve">, </w:t>
-      </w:r>
-      <w:r>
-        <w:rPr>
-          <w:b/>
-        </w:rPr>
-        <w:t>boundary</w:t>
-      </w:r>
-      <w:r>
-        <w:rPr>
-          <w:b w:val="0"/>
-        </w:rPr>
-        <w:t xml:space="preserve"> case or missing-information case. Write the expected answer or safe response before testing.</w:t>
-      </w:r>
-    </w:p>
-    <w:tbl>
-      <w:tblPr>
-        <w:tblStyle w:val="LightShading-Accent1"/>
-        <w:tblW w:type="auto" w:w="0"/>
-        <w:tblLook w:firstColumn="1" w:firstRow="1" w:lastColumn="0" w:lastRow="0" w:noHBand="0" w:noVBand="1" w:val="04A0"/>
-      </w:tblPr>
-      <w:tblGrid>
-        <w:gridCol w:w="5112"/>
-        <w:gridCol w:w="5112"/>
-      </w:tblGrid>
-      <w:tr>
-        <w:trPr>
-          <w:tblHeader/>
-        </w:trPr>
-        <w:tc>
-          <w:tcPr>
-            <w:tcW w:type="dxa" w:w="5112"/>
-          </w:tcPr>
-          <w:p>
-            <w:r>
-              <w:t>Test record</w:t>
-            </w:r>
-          </w:p>
-        </w:tc>
-        <w:tc>
-          <w:tcPr>
-            <w:tcW w:type="dxa" w:w="5112"/>
-          </w:tcPr>
-          <w:p>
-            <w:r>
-              <w:t>My evidence</w:t>
-            </w:r>
-          </w:p>
-        </w:tc>
-      </w:tr>
-      <w:tr>
-        <w:tc>
-          <w:tcPr>
-            <w:tcW w:type="dxa" w:w="5112"/>
-          </w:tcPr>
-          <w:p>
-            <w:r>
-              <w:t>Changed input or condition</w:t>
-            </w:r>
-          </w:p>
-        </w:tc>
-        <w:tc>
-          <w:tcPr>
-            <w:tcW w:type="dxa" w:w="5112"/>
-          </w:tcPr>
-          <w:p>
-            <w:r/>
-          </w:p>
-        </w:tc>
-      </w:tr>
-      <w:tr>
-        <w:tc>
-          <w:tcPr>
-            <w:tcW w:type="dxa" w:w="5112"/>
-          </w:tcPr>
-          <w:p>
-            <w:r>
-              <w:t>Expected answer or fallback</w:t>
-            </w:r>
-          </w:p>
-        </w:tc>
-        <w:tc>
-          <w:tcPr>
-            <w:tcW w:type="dxa" w:w="5112"/>
-          </w:tcPr>
-          <w:p>
-            <w:r/>
-          </w:p>
-        </w:tc>
-      </w:tr>
-      <w:tr>
-        <w:tc>
-          <w:tcPr>
-            <w:tcW w:type="dxa" w:w="5112"/>
-          </w:tcPr>
-          <w:p>
-            <w:r>
-              <w:t>Observed result</w:t>
-            </w:r>
-          </w:p>
-        </w:tc>
-        <w:tc>
-          <w:tcPr>
-            <w:tcW w:type="dxa" w:w="5112"/>
-          </w:tcPr>
-          <w:p>
-            <w:r/>
-          </w:p>
-        </w:tc>
-      </w:tr>
-      <w:tr>
-        <w:tc>
-          <w:tcPr>
-            <w:tcW w:type="dxa" w:w="5112"/>
-          </w:tcPr>
-          <w:p>
-            <w:r>
-              <w:t>Why the result occurred</w:t>
-            </w:r>
-          </w:p>
-        </w:tc>
-        <w:tc>
-          <w:tcPr>
-            <w:tcW w:type="dxa" w:w="5112"/>
-          </w:tcPr>
-          <w:p>
-            <w:r/>
-          </w:p>
-        </w:tc>
-      </w:tr>
-    </w:tbl>
-    <w:p>
-      <w:pPr>
-        <w:pStyle w:val="Heading1"/>
-      </w:pPr>
-      <w:r>
-        <w:t>09. Project checkpoint</w:t>
-      </w:r>
-    </w:p>
-    <w:p>
-      <w:r>
-        <w:t>Justify what Humans Set Boundaries adds to Helpful Classroom Sorter and keep the evidence.</w:t>
-      </w:r>
-    </w:p>
-    <w:p>
-      <w:pPr>
-        <w:spacing w:line="336" w:lineRule="auto" w:after="180"/>
-      </w:pPr>
-      <w:r>
-        <w:rPr>
-          <w:b w:val="0"/>
-        </w:rPr>
-        <w:t xml:space="preserve">Complete the sorter's human-control map: </w:t>
-      </w:r>
-      <w:r>
-        <w:rPr>
-          <w:b/>
-        </w:rPr>
-        <w:t>permission</w:t>
-      </w:r>
-      <w:r>
-        <w:rPr>
-          <w:b w:val="0"/>
-        </w:rPr>
-        <w:t>s, review triggers, override, correction, and stop conditions.</w:t>
-      </w:r>
-    </w:p>
-    <w:p>
-      <w:pPr>
-        <w:spacing w:line="336" w:lineRule="auto" w:after="180"/>
-      </w:pPr>
-      <w:r>
-        <w:rPr>
-          <w:b w:val="0"/>
-        </w:rPr>
-        <w:t xml:space="preserve">The project change and </w:t>
-      </w:r>
-      <w:r>
-        <w:rPr>
-          <w:b/>
-        </w:rPr>
-        <w:t>evidence</w:t>
-      </w:r>
       <w:r>
         <w:rPr>
           <w:b w:val="0"/>
@@ -1033,571 +716,20 @@
         <w:pStyle w:val="Heading1"/>
       </w:pPr>
       <w:r>
-        <w:t>10. Self check</w:t>
-      </w:r>
-    </w:p>
-    <w:p>
-      <w:r>
-        <w:t>Judge explanation, evidence, transfer and limits separately; attach the work behind your judgement.</w:t>
-      </w:r>
-    </w:p>
-    <w:p>
-      <w:pPr>
-        <w:pStyle w:val="ListBullet"/>
-      </w:pPr>
-      <w:r>
-        <w:t>I can explain the mechanism.</w:t>
-      </w:r>
-    </w:p>
-    <w:p>
-      <w:pPr>
-        <w:pStyle w:val="ListBullet"/>
-      </w:pPr>
-      <w:r>
-        <w:t>I can show evidence.</w:t>
-      </w:r>
-    </w:p>
-    <w:p>
-      <w:pPr>
-        <w:pStyle w:val="ListBullet"/>
-      </w:pPr>
-      <w:r>
-        <w:t>I can handle a changed case.</w:t>
-      </w:r>
-    </w:p>
-    <w:p>
-      <w:pPr>
-        <w:pStyle w:val="ListBullet"/>
-      </w:pPr>
-      <w:r>
-        <w:t>I can name a limit.</w:t>
-      </w:r>
-    </w:p>
-    <w:p>
-      <w:r>
-        <w:t>Mark each as not yet, with help or independently, and attach supporting work.</w:t>
-      </w:r>
-    </w:p>
-    <w:p>
-      <w:pPr>
-        <w:spacing w:line="336" w:lineRule="auto" w:after="180"/>
-      </w:pPr>
-      <w:r>
-        <w:rPr>
-          <w:b w:val="0"/>
-        </w:rPr>
-        <w:t>Teacher review ____________________  Next step ____________________</w:t>
-      </w:r>
-    </w:p>
-    <w:p>
-      <w:pPr>
-        <w:pStyle w:val="Heading1"/>
-      </w:pPr>
-      <w:r>
-        <w:t>11. Transfer practice from the original programme</w:t>
-      </w:r>
-    </w:p>
-    <w:p>
-      <w:r>
-        <w:t>Use this earlier case as transfer practice. A case already discussed with feedback is not fresh assessment evidence.</w:t>
-      </w:r>
-    </w:p>
-    <w:p>
-      <w:pPr>
-        <w:spacing w:line="336" w:lineRule="auto" w:after="180"/>
-      </w:pPr>
-      <w:r>
-        <w:rPr>
-          <w:b w:val="0"/>
-        </w:rPr>
-        <w:t>A classroom assistant may draft a reminder but cannot send messages. It displays a completed draft and waits. A student writes 'looks good' without a destination. Has a clear send authorisation been given?</w:t>
-      </w:r>
-    </w:p>
-    <w:p>
-      <w:pPr>
-        <w:spacing w:line="336" w:lineRule="auto" w:after="180"/>
-      </w:pPr>
-      <w:r>
-        <w:rPr>
-          <w:b w:val="0"/>
-        </w:rPr>
-        <w:t>Specify what is needed.</w:t>
-      </w:r>
-    </w:p>
-    <w:p>
-      <w:pPr>
-        <w:pStyle w:val="Heading3"/>
-      </w:pPr>
-      <w:r>
-        <w:t>My independently reasoned answer</w:t>
-      </w:r>
-    </w:p>
-    <w:p>
-      <w:r>
-        <w:t>________________________________________________________________</w:t>
-      </w:r>
-    </w:p>
-    <w:p>
-      <w:r>
-        <w:t>________________________________________________________________</w:t>
-      </w:r>
-    </w:p>
-    <w:p>
-      <w:r>
-        <w:t>________________________________________________________________</w:t>
-      </w:r>
-    </w:p>
-    <w:p>
-      <w:r>
-        <w:t>________________________________________________________________</w:t>
-      </w:r>
-    </w:p>
-    <w:p>
-      <w:r>
-        <w:t>________________________________________________________________</w:t>
-      </w:r>
-    </w:p>
-    <w:p>
-      <w:r>
-        <w:t>________________________________________________________________</w:t>
-      </w:r>
-    </w:p>
-    <w:p>
-      <w:r>
-        <w:t>________________________________________________________________</w:t>
-      </w:r>
-    </w:p>
-    <w:p>
-      <w:pPr>
-        <w:spacing w:line="336" w:lineRule="auto" w:after="180"/>
-      </w:pPr>
-      <w:r>
-        <w:rPr>
-          <w:b w:val="0"/>
-        </w:rPr>
-        <w:t>Record support used: none, hint or teacher explanation.</w:t>
-      </w:r>
-    </w:p>
-    <w:p>
-      <w:pPr>
-        <w:pStyle w:val="Heading1"/>
-      </w:pPr>
-      <w:r>
-        <w:t>12. W1 Separate three kinds of evidence</w:t>
-      </w:r>
-    </w:p>
-    <w:p>
-      <w:r>
-        <w:t>Separate three kinds of evidence. Apply the supplied Humans Set Boundaries facts and keep your reasoning.</w:t>
-      </w:r>
-    </w:p>
-    <w:p>
-      <w:pPr>
-        <w:spacing w:line="336" w:lineRule="auto" w:after="180"/>
-      </w:pPr>
-      <w:r>
-        <w:rPr>
-          <w:b w:val="0"/>
-        </w:rPr>
-        <w:t>A tool offers a Public website button. The exhibition facts in A have been verified. The teacher’s approval covers the classroom board only. State what the button, the fact check and the approval each establish.</w:t>
-      </w:r>
-    </w:p>
-    <w:p>
-      <w:pPr>
-        <w:spacing w:line="336" w:lineRule="auto" w:after="180"/>
-      </w:pPr>
-      <w:r>
-        <w:rPr>
-          <w:b w:val="0"/>
-        </w:rPr>
-        <w:t>Decide whether the editor may publish A publicly.</w:t>
-      </w:r>
-    </w:p>
-    <w:p>
-      <w:pPr>
-        <w:pStyle w:val="Heading3"/>
-      </w:pPr>
-      <w:r>
-        <w:t>My reasoning and evidence</w:t>
-      </w:r>
-    </w:p>
-    <w:p>
-      <w:r>
-        <w:t>________________________________________________________________</w:t>
-      </w:r>
-    </w:p>
-    <w:p>
-      <w:r>
-        <w:t>________________________________________________________________</w:t>
-      </w:r>
-    </w:p>
-    <w:p>
-      <w:r>
-        <w:t>________________________________________________________________</w:t>
-      </w:r>
-    </w:p>
-    <w:p>
-      <w:r>
-        <w:t>________________________________________________________________</w:t>
-      </w:r>
-    </w:p>
-    <w:p>
-      <w:r>
-        <w:t>________________________________________________________________</w:t>
-      </w:r>
-    </w:p>
-    <w:p>
-      <w:r>
-        <w:t>________________________________________________________________</w:t>
-      </w:r>
-    </w:p>
-    <w:p>
-      <w:pPr>
-        <w:pStyle w:val="Heading1"/>
-      </w:pPr>
-      <w:r>
-        <w:t>13. W2 Read an approval without enlarging it</w:t>
-      </w:r>
-    </w:p>
-    <w:p>
-      <w:r>
-        <w:t>Read an approval without enlarging it. Apply the supplied Humans Set Boundaries facts and keep your reasoning.</w:t>
-      </w:r>
-    </w:p>
-    <w:p>
-      <w:pPr>
-        <w:spacing w:line="336" w:lineRule="auto" w:after="180"/>
-      </w:pPr>
-      <w:r>
-        <w:rPr>
-          <w:b w:val="0"/>
-        </w:rPr>
-        <w:t>List the decision maker, allowed actor, version, destination, timing and number of postings in the original exhibition approval.</w:t>
-      </w:r>
-    </w:p>
-    <w:p>
-      <w:pPr>
-        <w:spacing w:line="336" w:lineRule="auto" w:after="180"/>
-      </w:pPr>
-      <w:r>
-        <w:rPr>
-          <w:b w:val="0"/>
-        </w:rPr>
-        <w:t xml:space="preserve">Before any posting and with no changes to the facts or </w:t>
-      </w:r>
-      <w:r>
-        <w:rPr>
-          <w:b/>
-        </w:rPr>
-        <w:t>permission</w:t>
-      </w:r>
-      <w:r>
-        <w:rPr>
-          <w:b w:val="0"/>
-        </w:rPr>
-        <w:t>, explain whether the editor can carry out that exact action without asking again.</w:t>
-      </w:r>
-    </w:p>
-    <w:p>
-      <w:pPr>
-        <w:pStyle w:val="Heading3"/>
-      </w:pPr>
-      <w:r>
-        <w:t>My reasoning and evidence</w:t>
-      </w:r>
-    </w:p>
-    <w:p>
-      <w:r>
-        <w:t>________________________________________________________________</w:t>
-      </w:r>
-    </w:p>
-    <w:p>
-      <w:r>
-        <w:t>________________________________________________________________</w:t>
-      </w:r>
-    </w:p>
-    <w:p>
-      <w:r>
-        <w:t>________________________________________________________________</w:t>
-      </w:r>
-    </w:p>
-    <w:p>
-      <w:r>
-        <w:t>________________________________________________________________</w:t>
-      </w:r>
-    </w:p>
-    <w:p>
-      <w:r>
-        <w:t>________________________________________________________________</w:t>
-      </w:r>
-    </w:p>
-    <w:p>
-      <w:r>
-        <w:t>________________________________________________________________</w:t>
-      </w:r>
-    </w:p>
-    <w:p>
-      <w:pPr>
-        <w:pStyle w:val="Heading1"/>
-      </w:pPr>
-      <w:r>
-        <w:t>14. W3 Prepare a reviewable change</w:t>
-      </w:r>
-    </w:p>
-    <w:p>
-      <w:r>
-        <w:t>Prepare a reviewable change. Apply the supplied Humans Set Boundaries facts and keep your reasoning.</w:t>
-      </w:r>
-    </w:p>
-    <w:p>
-      <w:pPr>
-        <w:spacing w:line="336" w:lineRule="auto" w:after="180"/>
-      </w:pPr>
-      <w:r>
-        <w:rPr>
-          <w:b w:val="0"/>
-        </w:rPr>
-        <w:t>The room changes to Room 8 and the editor creates B. Explain why publishing old A and publishing unapproved B each fail a different check.</w:t>
-      </w:r>
-    </w:p>
-    <w:p>
-      <w:pPr>
-        <w:spacing w:line="336" w:lineRule="auto" w:after="180"/>
-      </w:pPr>
-      <w:r>
-        <w:rPr>
-          <w:b w:val="0"/>
-        </w:rPr>
-        <w:t>Write a specific request for the teacher to review B, keeping the original destination and one-posting limit.</w:t>
-      </w:r>
-    </w:p>
-    <w:p>
-      <w:pPr>
-        <w:pStyle w:val="Heading3"/>
-      </w:pPr>
-      <w:r>
-        <w:t>My reasoning and evidence</w:t>
-      </w:r>
-    </w:p>
-    <w:p>
-      <w:r>
-        <w:t>________________________________________________________________</w:t>
-      </w:r>
-    </w:p>
-    <w:p>
-      <w:r>
-        <w:t>________________________________________________________________</w:t>
-      </w:r>
-    </w:p>
-    <w:p>
-      <w:r>
-        <w:t>________________________________________________________________</w:t>
-      </w:r>
-    </w:p>
-    <w:p>
-      <w:r>
-        <w:t>________________________________________________________________</w:t>
-      </w:r>
-    </w:p>
-    <w:p>
-      <w:r>
-        <w:t>________________________________________________________________</w:t>
-      </w:r>
-    </w:p>
-    <w:p>
-      <w:r>
-        <w:t>________________________________________________________________</w:t>
-      </w:r>
-    </w:p>
-    <w:p>
-      <w:pPr>
-        <w:pStyle w:val="Heading1"/>
-      </w:pPr>
-      <w:r>
-        <w:t>15. W4 Transfer the permission check to a new case</w:t>
-      </w:r>
-    </w:p>
-    <w:p>
-      <w:r>
-        <w:t>Attempt before feedback. If this repeats the selected independent case, reuse that first attempt; otherwise keep a separate record. Transfer the permission check to a new case. Apply the supplied Humans Set Boundaries facts and keep your reasoning.</w:t>
-      </w:r>
-    </w:p>
-    <w:p>
-      <w:pPr>
-        <w:spacing w:line="336" w:lineRule="auto" w:after="180"/>
-      </w:pPr>
-      <w:r>
-        <w:rPr>
-          <w:b w:val="0"/>
-        </w:rPr>
-        <w:t>In a fictional library, the librarian controls the internal shelf list. The librarian tells assistant Jo: “Replace the internal list with checked version L2 on Friday, once.</w:t>
-      </w:r>
-    </w:p>
-    <w:p>
-      <w:pPr>
-        <w:spacing w:line="336" w:lineRule="auto" w:after="180"/>
-      </w:pPr>
-      <w:r>
-        <w:rPr>
-          <w:b w:val="0"/>
-        </w:rPr>
-        <w:t>Do not change the public catalogue.” It is Friday, L2 remains checked, and no replacement has occurred. A tool offers both destinations.</w:t>
-      </w:r>
-    </w:p>
-    <w:p>
-      <w:pPr>
-        <w:spacing w:line="336" w:lineRule="auto" w:after="180"/>
-      </w:pPr>
-      <w:r>
-        <w:rPr>
-          <w:b w:val="0"/>
-        </w:rPr>
-        <w:t>Assess these proposals separately: Jo replaces the internal list with L2; Jo updates the public catalogue with L2; visitor Sam replaces the internal list with L2; Jo replaces the internal list with a changed L3.</w:t>
-      </w:r>
-    </w:p>
-    <w:p>
-      <w:pPr>
-        <w:spacing w:line="336" w:lineRule="auto" w:after="180"/>
-      </w:pPr>
-      <w:r>
-        <w:rPr>
-          <w:b w:val="0"/>
-        </w:rPr>
-        <w:t>Identify the approval detail that settles each case.</w:t>
-      </w:r>
-    </w:p>
-    <w:p>
-      <w:pPr>
-        <w:pStyle w:val="Heading3"/>
-      </w:pPr>
-      <w:r>
-        <w:t>My reasoning and evidence</w:t>
-      </w:r>
-    </w:p>
-    <w:p>
-      <w:r>
-        <w:t>________________________________________________________________</w:t>
-      </w:r>
-    </w:p>
-    <w:p>
-      <w:r>
-        <w:t>________________________________________________________________</w:t>
-      </w:r>
-    </w:p>
-    <w:p>
-      <w:r>
-        <w:t>________________________________________________________________</w:t>
-      </w:r>
-    </w:p>
-    <w:p>
-      <w:r>
-        <w:t>________________________________________________________________</w:t>
-      </w:r>
-    </w:p>
-    <w:p>
-      <w:r>
-        <w:t>________________________________________________________________</w:t>
-      </w:r>
-    </w:p>
-    <w:p>
-      <w:r>
-        <w:t>________________________________________________________________</w:t>
-      </w:r>
-    </w:p>
-    <w:p>
-      <w:r>
-        <w:t>________________________________________________________________</w:t>
-      </w:r>
-    </w:p>
-    <w:p>
-      <w:r>
-        <w:t>________________________________________________________________</w:t>
-      </w:r>
-    </w:p>
-    <w:p>
-      <w:pPr>
-        <w:pStyle w:val="Heading1"/>
-      </w:pPr>
-      <w:r>
-        <w:t>16. W5 Avoid an accidental second action</w:t>
-      </w:r>
-    </w:p>
-    <w:p>
-      <w:r>
-        <w:t>Avoid an accidental second action. Apply the supplied Humans Set Boundaries facts and keep your reasoning.</w:t>
-      </w:r>
-    </w:p>
-    <w:p>
-      <w:pPr>
-        <w:spacing w:line="336" w:lineRule="auto" w:after="180"/>
-      </w:pPr>
-      <w:r>
-        <w:rPr>
-          <w:b w:val="0"/>
-        </w:rPr>
-        <w:t>Jo attempts the permitted internal replacement, but the tool’s response does not show whether it succeeded. Explain why immediately repeating it is a poor choice under a once-only approval. What should Jo check?</w:t>
-      </w:r>
-    </w:p>
-    <w:p>
-      <w:pPr>
-        <w:spacing w:line="336" w:lineRule="auto" w:after="180"/>
-      </w:pPr>
-      <w:r>
-        <w:rPr>
-          <w:b w:val="0"/>
-        </w:rPr>
-        <w:t>If Jo discovers a public change occurred instead, describe the first recovery steps.</w:t>
-      </w:r>
-    </w:p>
-    <w:p>
-      <w:pPr>
-        <w:pStyle w:val="Heading3"/>
-      </w:pPr>
-      <w:r>
-        <w:t>My reasoning and evidence</w:t>
-      </w:r>
-    </w:p>
-    <w:p>
-      <w:r>
-        <w:t>________________________________________________________________</w:t>
-      </w:r>
-    </w:p>
-    <w:p>
-      <w:r>
-        <w:t>________________________________________________________________</w:t>
-      </w:r>
-    </w:p>
-    <w:p>
-      <w:r>
-        <w:t>________________________________________________________________</w:t>
-      </w:r>
-    </w:p>
-    <w:p>
-      <w:r>
-        <w:t>________________________________________________________________</w:t>
-      </w:r>
-    </w:p>
-    <w:p>
-      <w:r>
-        <w:t>________________________________________________________________</w:t>
-      </w:r>
-    </w:p>
-    <w:p>
-      <w:r>
-        <w:t>________________________________________________________________</w:t>
-      </w:r>
-    </w:p>
-    <w:p>
-      <w:pPr>
-        <w:pStyle w:val="Heading1"/>
-      </w:pPr>
-      <w:r>
-        <w:t>17. Feedback, return check and learning record</w:t>
-      </w:r>
-    </w:p>
-    <w:p>
-      <w:r>
-        <w:t>Record the first repaired step and a different case to revisit after a delay.</w:t>
+        <w:t>17. Feedback · Repair and return</w:t>
+      </w:r>
+    </w:p>
+    <w:p>
+      <w:r>
+        <w:t>Keep the first attempt, the repair and a changed-case return.</w:t>
+      </w:r>
+    </w:p>
+    <w:p>
+      <w:pPr>
+        <w:pStyle w:val="Heading2"/>
+      </w:pPr>
+      <w:r>
+        <w:t>Your evidence record</w:t>
       </w:r>
     </w:p>
     <w:tbl>
@@ -1752,12 +884,989 @@
         <w:pStyle w:val="Heading1"/>
       </w:pPr>
       <w:r>
-        <w:t>18. Pictorial case practice: Humans Set Boundaries</w:t>
-      </w:r>
-    </w:p>
-    <w:p>
-      <w:r>
-        <w:t>A fictional teacher approves one checked classroom poster for internal display. Explain the labelled step before checking the changed condition.</w:t>
+        <w:t>10. Finish · Judge the evidence in your work</w:t>
+      </w:r>
+    </w:p>
+    <w:p>
+      <w:r>
+        <w:t>Point to work that supports your confidence level.</w:t>
+      </w:r>
+    </w:p>
+    <w:p>
+      <w:pPr>
+        <w:pStyle w:val="Heading2"/>
+      </w:pPr>
+      <w:r>
+        <w:t>Your evidence record</w:t>
+      </w:r>
+    </w:p>
+    <w:p>
+      <w:pPr>
+        <w:pStyle w:val="ListBullet"/>
+      </w:pPr>
+      <w:r>
+        <w:t>I can explain the mechanism.</w:t>
+      </w:r>
+    </w:p>
+    <w:p>
+      <w:pPr>
+        <w:pStyle w:val="ListBullet"/>
+      </w:pPr>
+      <w:r>
+        <w:t>I can show evidence.</w:t>
+      </w:r>
+    </w:p>
+    <w:p>
+      <w:pPr>
+        <w:pStyle w:val="ListBullet"/>
+      </w:pPr>
+      <w:r>
+        <w:t>I can handle a changed case.</w:t>
+      </w:r>
+    </w:p>
+    <w:p>
+      <w:pPr>
+        <w:pStyle w:val="ListBullet"/>
+      </w:pPr>
+      <w:r>
+        <w:t>I can name a limit.</w:t>
+      </w:r>
+    </w:p>
+    <w:p>
+      <w:r>
+        <w:t>Mark each as not yet, with help or independently, and attach supporting work.</w:t>
+      </w:r>
+    </w:p>
+    <w:p>
+      <w:pPr>
+        <w:spacing w:line="336" w:lineRule="auto" w:after="180"/>
+      </w:pPr>
+      <w:r>
+        <w:rPr>
+          <w:b w:val="0"/>
+        </w:rPr>
+        <w:t>Teacher review ____________________  Next step ____________________</w:t>
+      </w:r>
+    </w:p>
+    <w:p>
+      <w:pPr>
+        <w:pStyle w:val="Heading1"/>
+      </w:pPr>
+      <w:r>
+        <w:t>Reference bank and extra practice</w:t>
+      </w:r>
+    </w:p>
+    <w:p>
+      <w:pPr>
+        <w:pStyle w:val="Heading1"/>
+      </w:pPr>
+      <w:r>
+        <w:t>02. Reference · Supported W2 record</w:t>
+      </w:r>
+    </w:p>
+    <w:p>
+      <w:r>
+        <w:t>This is the same W2 attempt. Keep one response record.</w:t>
+      </w:r>
+    </w:p>
+    <w:p>
+      <w:pPr>
+        <w:pStyle w:val="Heading2"/>
+      </w:pPr>
+      <w:r>
+        <w:t>Use this when helpful</w:t>
+      </w:r>
+    </w:p>
+    <w:p>
+      <w:pPr>
+        <w:spacing w:line="336" w:lineRule="auto" w:after="180"/>
+      </w:pPr>
+      <w:r>
+        <w:rPr>
+          <w:b w:val="0"/>
+        </w:rPr>
+        <w:t xml:space="preserve">Use W2: Read an approval without enlarging it for Human </w:t>
+      </w:r>
+      <w:r>
+        <w:rPr>
+          <w:b/>
+        </w:rPr>
+        <w:t>authority</w:t>
+      </w:r>
+      <w:r>
+        <w:rPr>
+          <w:b w:val="0"/>
+        </w:rPr>
+        <w:t xml:space="preserve"> and </w:t>
+      </w:r>
+      <w:r>
+        <w:rPr>
+          <w:b/>
+        </w:rPr>
+        <w:t>permission</w:t>
+      </w:r>
+      <w:r>
+        <w:rPr>
+          <w:b w:val="0"/>
+        </w:rPr>
+        <w:t>. Record the answer once; the lesson and workbook refer to the same attempt.</w:t>
+      </w:r>
+    </w:p>
+    <w:tbl>
+      <w:tblPr>
+        <w:tblStyle w:val="LightShading-Accent1"/>
+        <w:tblW w:type="auto" w:w="0"/>
+        <w:tblLook w:firstColumn="1" w:firstRow="1" w:lastColumn="0" w:lastRow="0" w:noHBand="0" w:noVBand="1" w:val="04A0"/>
+      </w:tblPr>
+      <w:tblGrid>
+        <w:gridCol w:w="2556"/>
+        <w:gridCol w:w="2556"/>
+        <w:gridCol w:w="2556"/>
+        <w:gridCol w:w="2556"/>
+      </w:tblGrid>
+      <w:tr>
+        <w:trPr>
+          <w:tblHeader/>
+        </w:trPr>
+        <w:tc>
+          <w:tcPr>
+            <w:tcW w:type="dxa" w:w="2556"/>
+          </w:tcPr>
+          <w:p>
+            <w:r>
+              <w:t>Given inputs</w:t>
+            </w:r>
+          </w:p>
+        </w:tc>
+        <w:tc>
+          <w:tcPr>
+            <w:tcW w:type="dxa" w:w="2556"/>
+          </w:tcPr>
+          <w:p>
+            <w:r>
+              <w:t>Procedure I chose</w:t>
+            </w:r>
+          </w:p>
+        </w:tc>
+        <w:tc>
+          <w:tcPr>
+            <w:tcW w:type="dxa" w:w="2556"/>
+          </w:tcPr>
+          <w:p>
+            <w:r>
+              <w:t>Middle steps</w:t>
+            </w:r>
+          </w:p>
+        </w:tc>
+        <w:tc>
+          <w:tcPr>
+            <w:tcW w:type="dxa" w:w="2556"/>
+          </w:tcPr>
+          <w:p>
+            <w:r>
+              <w:t>Result and check</w:t>
+            </w:r>
+          </w:p>
+        </w:tc>
+      </w:tr>
+      <w:tr>
+        <w:tc>
+          <w:tcPr>
+            <w:tcW w:type="dxa" w:w="2556"/>
+          </w:tcPr>
+          <w:p>
+            <w:r/>
+          </w:p>
+        </w:tc>
+        <w:tc>
+          <w:tcPr>
+            <w:tcW w:type="dxa" w:w="2556"/>
+          </w:tcPr>
+          <w:p>
+            <w:r/>
+          </w:p>
+        </w:tc>
+        <w:tc>
+          <w:tcPr>
+            <w:tcW w:type="dxa" w:w="2556"/>
+          </w:tcPr>
+          <w:p>
+            <w:r/>
+          </w:p>
+        </w:tc>
+        <w:tc>
+          <w:tcPr>
+            <w:tcW w:type="dxa" w:w="2556"/>
+          </w:tcPr>
+          <w:p>
+            <w:r/>
+          </w:p>
+        </w:tc>
+      </w:tr>
+    </w:tbl>
+    <w:p>
+      <w:pPr>
+        <w:pStyle w:val="Heading3"/>
+      </w:pPr>
+      <w:r>
+        <w:t>The step I completed without help, and the hint I needed</w:t>
+      </w:r>
+    </w:p>
+    <w:p>
+      <w:r>
+        <w:t>________________________________________________________________</w:t>
+      </w:r>
+    </w:p>
+    <w:p>
+      <w:r>
+        <w:t>________________________________________________________________</w:t>
+      </w:r>
+    </w:p>
+    <w:p>
+      <w:r>
+        <w:t>________________________________________________________________</w:t>
+      </w:r>
+    </w:p>
+    <w:p>
+      <w:pPr>
+        <w:pStyle w:val="Heading1"/>
+      </w:pPr>
+      <w:r>
+        <w:t>03. Extra practice · Repair the explanation</w:t>
+      </w:r>
+    </w:p>
+    <w:p>
+      <w:r>
+        <w:t>Explain the deciding fact before discussing the answer.</w:t>
+      </w:r>
+    </w:p>
+    <w:p>
+      <w:pPr>
+        <w:pStyle w:val="Heading2"/>
+      </w:pPr>
+      <w:r>
+        <w:t>Use this when helpful</w:t>
+      </w:r>
+    </w:p>
+    <w:p>
+      <w:pPr>
+        <w:spacing w:line="336" w:lineRule="auto" w:after="180"/>
+      </w:pPr>
+      <w:r>
+        <w:rPr>
+          <w:b w:val="0"/>
+        </w:rPr>
+        <w:t xml:space="preserve">Use the worked case for Human </w:t>
+      </w:r>
+      <w:r>
+        <w:rPr>
+          <w:b/>
+        </w:rPr>
+        <w:t>authority</w:t>
+      </w:r>
+      <w:r>
+        <w:rPr>
+          <w:b w:val="0"/>
+        </w:rPr>
+        <w:t xml:space="preserve"> and </w:t>
+      </w:r>
+      <w:r>
+        <w:rPr>
+          <w:b/>
+        </w:rPr>
+        <w:t>permission</w:t>
+      </w:r>
+      <w:r>
+        <w:rPr>
+          <w:b w:val="0"/>
+        </w:rPr>
+        <w:t xml:space="preserve">. Proposed explanation: “A working button grants </w:t>
+      </w:r>
+      <w:r>
+        <w:rPr>
+          <w:b/>
+        </w:rPr>
+        <w:t>permission</w:t>
+      </w:r>
+      <w:r>
+        <w:rPr>
+          <w:b w:val="0"/>
+        </w:rPr>
+        <w:t>”. Decide whether this explanation is supported.</w:t>
+      </w:r>
+    </w:p>
+    <w:p>
+      <w:pPr>
+        <w:spacing w:line="336" w:lineRule="auto" w:after="180"/>
+      </w:pPr>
+      <w:r>
+        <w:rPr>
+          <w:b w:val="0"/>
+        </w:rPr>
+        <w:t>Point to the step or supplied fact that decides; explain your repair if needed.</w:t>
+      </w:r>
+    </w:p>
+    <w:p>
+      <w:pPr>
+        <w:pStyle w:val="Heading3"/>
+      </w:pPr>
+      <w:r>
+        <w:t>My explanation before partner discussion</w:t>
+      </w:r>
+    </w:p>
+    <w:p>
+      <w:r>
+        <w:t>________________________________________________________________</w:t>
+      </w:r>
+    </w:p>
+    <w:p>
+      <w:r>
+        <w:t>________________________________________________________________</w:t>
+      </w:r>
+    </w:p>
+    <w:p>
+      <w:r>
+        <w:t>________________________________________________________________</w:t>
+      </w:r>
+    </w:p>
+    <w:p>
+      <w:r>
+        <w:t>________________________________________________________________</w:t>
+      </w:r>
+    </w:p>
+    <w:p>
+      <w:pPr>
+        <w:pStyle w:val="Heading1"/>
+      </w:pPr>
+      <w:r>
+        <w:t>05. Reference · Original learning target</w:t>
+      </w:r>
+    </w:p>
+    <w:p>
+      <w:r>
+        <w:t>Use this target to inspect an explanation.</w:t>
+      </w:r>
+    </w:p>
+    <w:p>
+      <w:pPr>
+        <w:pStyle w:val="Heading2"/>
+      </w:pPr>
+      <w:r>
+        <w:t>Use this when helpful</w:t>
+      </w:r>
+    </w:p>
+    <w:p>
+      <w:pPr>
+        <w:spacing w:line="336" w:lineRule="auto" w:after="180"/>
+      </w:pPr>
+      <w:r>
+        <w:rPr>
+          <w:b w:val="0"/>
+        </w:rPr>
+        <w:t>A classroom assistant may draft a reminder but cannot send messages. It displays a completed draft and waits. A student writes 'looks good' without a destination. Has a clear send authorisation been given?</w:t>
+      </w:r>
+    </w:p>
+    <w:p>
+      <w:pPr>
+        <w:spacing w:line="336" w:lineRule="auto" w:after="180"/>
+      </w:pPr>
+      <w:r>
+        <w:rPr>
+          <w:b w:val="0"/>
+        </w:rPr>
+        <w:t>Specify what is needed.</w:t>
+      </w:r>
+    </w:p>
+    <w:p>
+      <w:pPr>
+        <w:pStyle w:val="Heading1"/>
+      </w:pPr>
+      <w:r>
+        <w:t>06. Extra practice · A complete case</w:t>
+      </w:r>
+    </w:p>
+    <w:p>
+      <w:r>
+        <w:t>Try the question before checking the worked explanation.</w:t>
+      </w:r>
+    </w:p>
+    <w:p>
+      <w:pPr>
+        <w:pStyle w:val="Heading2"/>
+      </w:pPr>
+      <w:r>
+        <w:t>Use this when helpful</w:t>
+      </w:r>
+    </w:p>
+    <w:p>
+      <w:pPr>
+        <w:spacing w:line="336" w:lineRule="auto" w:after="180"/>
+      </w:pPr>
+      <w:r>
+        <w:rPr>
+          <w:b w:val="0"/>
+        </w:rPr>
+        <w:t>An assistant may suggest object locations; a teacher must approve moving valuable equipment.</w:t>
+      </w:r>
+    </w:p>
+    <w:p>
+      <w:pPr>
+        <w:spacing w:line="336" w:lineRule="auto" w:after="180"/>
+      </w:pPr>
+      <w:r>
+        <w:rPr>
+          <w:b w:val="0"/>
+        </w:rPr>
+        <w:t>What may happen without approval?</w:t>
+      </w:r>
+    </w:p>
+    <w:p>
+      <w:pPr>
+        <w:spacing w:line="336" w:lineRule="auto" w:after="180"/>
+      </w:pPr>
+      <w:r>
+        <w:rPr>
+          <w:b w:val="0"/>
+        </w:rPr>
+        <w:t xml:space="preserve">Show your trace, calculation or </w:t>
+      </w:r>
+      <w:r>
+        <w:rPr>
+          <w:b/>
+        </w:rPr>
+        <w:t>evidence</w:t>
+      </w:r>
+    </w:p>
+    <w:p>
+      <w:pPr>
+        <w:pStyle w:val="Heading3"/>
+      </w:pPr>
+      <w:r>
+        <w:t>Write or draw your reasoning and evidence.</w:t>
+      </w:r>
+    </w:p>
+    <w:p>
+      <w:r>
+        <w:t>________________________________________________________________</w:t>
+      </w:r>
+    </w:p>
+    <w:p>
+      <w:r>
+        <w:t>________________________________________________________________</w:t>
+      </w:r>
+    </w:p>
+    <w:p>
+      <w:r>
+        <w:t>________________________________________________________________</w:t>
+      </w:r>
+    </w:p>
+    <w:p>
+      <w:r>
+        <w:t>________________________________________________________________</w:t>
+      </w:r>
+    </w:p>
+    <w:p>
+      <w:r>
+        <w:t>________________________________________________________________</w:t>
+      </w:r>
+    </w:p>
+    <w:p>
+      <w:pPr>
+        <w:pStyle w:val="Heading1"/>
+      </w:pPr>
+      <w:r>
+        <w:t>07. Extra practice · A changed case</w:t>
+      </w:r>
+    </w:p>
+    <w:p>
+      <w:r>
+        <w:t>Keep this practice separate from the reserved independent attempt.</w:t>
+      </w:r>
+    </w:p>
+    <w:p>
+      <w:pPr>
+        <w:pStyle w:val="Heading2"/>
+      </w:pPr>
+      <w:r>
+        <w:t>Use this when helpful</w:t>
+      </w:r>
+    </w:p>
+    <w:p>
+      <w:pPr>
+        <w:spacing w:line="336" w:lineRule="auto" w:after="180"/>
+      </w:pPr>
+      <w:r>
+        <w:rPr>
+          <w:b w:val="0"/>
+        </w:rPr>
+        <w:t xml:space="preserve">A sorter marks a child's notebook throw away. Who should decide whether it is discarded? Name a </w:t>
+      </w:r>
+      <w:r>
+        <w:rPr>
+          <w:b/>
+        </w:rPr>
+        <w:t>boundary</w:t>
+      </w:r>
+      <w:r>
+        <w:rPr>
+          <w:b w:val="0"/>
+        </w:rPr>
+        <w:t xml:space="preserve"> the system should enforce.</w:t>
+      </w:r>
+    </w:p>
+    <w:p>
+      <w:pPr>
+        <w:spacing w:line="336" w:lineRule="auto" w:after="180"/>
+      </w:pPr>
+      <w:r>
+        <w:rPr>
+          <w:b w:val="0"/>
+        </w:rPr>
+        <w:t>My practice answer and reason</w:t>
+      </w:r>
+    </w:p>
+    <w:p>
+      <w:pPr>
+        <w:pStyle w:val="Heading3"/>
+      </w:pPr>
+      <w:r>
+        <w:t>Write or draw your reasoning and evidence.</w:t>
+      </w:r>
+    </w:p>
+    <w:p>
+      <w:r>
+        <w:t>________________________________________________________________</w:t>
+      </w:r>
+    </w:p>
+    <w:p>
+      <w:r>
+        <w:t>________________________________________________________________</w:t>
+      </w:r>
+    </w:p>
+    <w:p>
+      <w:r>
+        <w:t>________________________________________________________________</w:t>
+      </w:r>
+    </w:p>
+    <w:p>
+      <w:r>
+        <w:t>________________________________________________________________</w:t>
+      </w:r>
+    </w:p>
+    <w:p>
+      <w:r>
+        <w:t>________________________________________________________________</w:t>
+      </w:r>
+    </w:p>
+    <w:p>
+      <w:pPr>
+        <w:pStyle w:val="Heading3"/>
+      </w:pPr>
+      <w:r>
+        <w:t>Week 28 Test and reflect</w:t>
+      </w:r>
+    </w:p>
+    <w:p>
+      <w:pPr>
+        <w:pStyle w:val="Heading1"/>
+      </w:pPr>
+      <w:r>
+        <w:t>08. Extra practice · Design a revealing test</w:t>
+      </w:r>
+    </w:p>
+    <w:p>
+      <w:r>
+        <w:t>Predict before tracing or testing.</w:t>
+      </w:r>
+    </w:p>
+    <w:p>
+      <w:pPr>
+        <w:pStyle w:val="Heading2"/>
+      </w:pPr>
+      <w:r>
+        <w:t>Use this when helpful</w:t>
+      </w:r>
+    </w:p>
+    <w:p>
+      <w:pPr>
+        <w:spacing w:line="336" w:lineRule="auto" w:after="180"/>
+      </w:pPr>
+      <w:r>
+        <w:rPr>
+          <w:b w:val="0"/>
+        </w:rPr>
+        <w:t xml:space="preserve">Create a changed </w:t>
+      </w:r>
+      <w:r>
+        <w:rPr>
+          <w:b/>
+        </w:rPr>
+        <w:t>input</w:t>
+      </w:r>
+      <w:r>
+        <w:rPr>
+          <w:b w:val="0"/>
+        </w:rPr>
+        <w:t xml:space="preserve">, </w:t>
+      </w:r>
+      <w:r>
+        <w:rPr>
+          <w:b/>
+        </w:rPr>
+        <w:t>boundary</w:t>
+      </w:r>
+      <w:r>
+        <w:rPr>
+          <w:b w:val="0"/>
+        </w:rPr>
+        <w:t xml:space="preserve"> case or missing-information case. Write the expected answer or safe response before testing.</w:t>
+      </w:r>
+    </w:p>
+    <w:tbl>
+      <w:tblPr>
+        <w:tblStyle w:val="LightShading-Accent1"/>
+        <w:tblW w:type="auto" w:w="0"/>
+        <w:tblLook w:firstColumn="1" w:firstRow="1" w:lastColumn="0" w:lastRow="0" w:noHBand="0" w:noVBand="1" w:val="04A0"/>
+      </w:tblPr>
+      <w:tblGrid>
+        <w:gridCol w:w="5112"/>
+        <w:gridCol w:w="5112"/>
+      </w:tblGrid>
+      <w:tr>
+        <w:trPr>
+          <w:tblHeader/>
+        </w:trPr>
+        <w:tc>
+          <w:tcPr>
+            <w:tcW w:type="dxa" w:w="5112"/>
+          </w:tcPr>
+          <w:p>
+            <w:r>
+              <w:t>Test record</w:t>
+            </w:r>
+          </w:p>
+        </w:tc>
+        <w:tc>
+          <w:tcPr>
+            <w:tcW w:type="dxa" w:w="5112"/>
+          </w:tcPr>
+          <w:p>
+            <w:r>
+              <w:t>My evidence</w:t>
+            </w:r>
+          </w:p>
+        </w:tc>
+      </w:tr>
+      <w:tr>
+        <w:tc>
+          <w:tcPr>
+            <w:tcW w:type="dxa" w:w="5112"/>
+          </w:tcPr>
+          <w:p>
+            <w:r>
+              <w:t>Changed input or condition</w:t>
+            </w:r>
+          </w:p>
+        </w:tc>
+        <w:tc>
+          <w:tcPr>
+            <w:tcW w:type="dxa" w:w="5112"/>
+          </w:tcPr>
+          <w:p>
+            <w:r/>
+          </w:p>
+        </w:tc>
+      </w:tr>
+      <w:tr>
+        <w:tc>
+          <w:tcPr>
+            <w:tcW w:type="dxa" w:w="5112"/>
+          </w:tcPr>
+          <w:p>
+            <w:r>
+              <w:t>Expected answer or fallback</w:t>
+            </w:r>
+          </w:p>
+        </w:tc>
+        <w:tc>
+          <w:tcPr>
+            <w:tcW w:type="dxa" w:w="5112"/>
+          </w:tcPr>
+          <w:p>
+            <w:r/>
+          </w:p>
+        </w:tc>
+      </w:tr>
+      <w:tr>
+        <w:tc>
+          <w:tcPr>
+            <w:tcW w:type="dxa" w:w="5112"/>
+          </w:tcPr>
+          <w:p>
+            <w:r>
+              <w:t>Observed result</w:t>
+            </w:r>
+          </w:p>
+        </w:tc>
+        <w:tc>
+          <w:tcPr>
+            <w:tcW w:type="dxa" w:w="5112"/>
+          </w:tcPr>
+          <w:p>
+            <w:r/>
+          </w:p>
+        </w:tc>
+      </w:tr>
+      <w:tr>
+        <w:tc>
+          <w:tcPr>
+            <w:tcW w:type="dxa" w:w="5112"/>
+          </w:tcPr>
+          <w:p>
+            <w:r>
+              <w:t>Why the result occurred</w:t>
+            </w:r>
+          </w:p>
+        </w:tc>
+        <w:tc>
+          <w:tcPr>
+            <w:tcW w:type="dxa" w:w="5112"/>
+          </w:tcPr>
+          <w:p>
+            <w:r/>
+          </w:p>
+        </w:tc>
+      </w:tr>
+    </w:tbl>
+    <w:p>
+      <w:pPr>
+        <w:pStyle w:val="Heading1"/>
+      </w:pPr>
+      <w:r>
+        <w:t>11. Reference · Original target response space</w:t>
+      </w:r>
+    </w:p>
+    <w:p>
+      <w:r>
+        <w:t>This teaching case is practice rather than a fresh assessment.</w:t>
+      </w:r>
+    </w:p>
+    <w:p>
+      <w:pPr>
+        <w:pStyle w:val="Heading2"/>
+      </w:pPr>
+      <w:r>
+        <w:t>Use this when helpful</w:t>
+      </w:r>
+    </w:p>
+    <w:p>
+      <w:pPr>
+        <w:spacing w:line="336" w:lineRule="auto" w:after="180"/>
+      </w:pPr>
+      <w:r>
+        <w:rPr>
+          <w:b w:val="0"/>
+        </w:rPr>
+        <w:t>A classroom assistant may draft a reminder but cannot send messages. It displays a completed draft and waits. A student writes 'looks good' without a destination. Has a clear send authorisation been given?</w:t>
+      </w:r>
+    </w:p>
+    <w:p>
+      <w:pPr>
+        <w:spacing w:line="336" w:lineRule="auto" w:after="180"/>
+      </w:pPr>
+      <w:r>
+        <w:rPr>
+          <w:b w:val="0"/>
+        </w:rPr>
+        <w:t>Specify what is needed.</w:t>
+      </w:r>
+    </w:p>
+    <w:p>
+      <w:pPr>
+        <w:pStyle w:val="Heading3"/>
+      </w:pPr>
+      <w:r>
+        <w:t>My explanation after practice</w:t>
+      </w:r>
+    </w:p>
+    <w:p>
+      <w:r>
+        <w:t>________________________________________________________________</w:t>
+      </w:r>
+    </w:p>
+    <w:p>
+      <w:r>
+        <w:t>________________________________________________________________</w:t>
+      </w:r>
+    </w:p>
+    <w:p>
+      <w:r>
+        <w:t>________________________________________________________________</w:t>
+      </w:r>
+    </w:p>
+    <w:p>
+      <w:r>
+        <w:t>________________________________________________________________</w:t>
+      </w:r>
+    </w:p>
+    <w:p>
+      <w:r>
+        <w:t>________________________________________________________________</w:t>
+      </w:r>
+    </w:p>
+    <w:p>
+      <w:r>
+        <w:t>________________________________________________________________</w:t>
+      </w:r>
+    </w:p>
+    <w:p>
+      <w:r>
+        <w:t>________________________________________________________________</w:t>
+      </w:r>
+    </w:p>
+    <w:p>
+      <w:pPr>
+        <w:spacing w:line="336" w:lineRule="auto" w:after="180"/>
+      </w:pPr>
+      <w:r>
+        <w:rPr>
+          <w:b w:val="0"/>
+        </w:rPr>
+        <w:t>Record support used: none, hint or teacher explanation.</w:t>
+      </w:r>
+    </w:p>
+    <w:p>
+      <w:pPr>
+        <w:pStyle w:val="Heading1"/>
+      </w:pPr>
+      <w:r>
+        <w:t>15. Reference · Independent-case response copy</w:t>
+      </w:r>
+    </w:p>
+    <w:p>
+      <w:r>
+        <w:t>This duplicates W4. Reuse the same first-attempt record.</w:t>
+      </w:r>
+    </w:p>
+    <w:p>
+      <w:pPr>
+        <w:pStyle w:val="Heading2"/>
+      </w:pPr>
+      <w:r>
+        <w:t>Use this when helpful</w:t>
+      </w:r>
+    </w:p>
+    <w:p>
+      <w:pPr>
+        <w:spacing w:line="336" w:lineRule="auto" w:after="180"/>
+      </w:pPr>
+      <w:r>
+        <w:rPr>
+          <w:b w:val="0"/>
+        </w:rPr>
+        <w:t>In a fictional library, the librarian controls the internal shelf list. The librarian tells assistant Jo: “Replace the internal list with checked version L2 on Friday, once.</w:t>
+      </w:r>
+    </w:p>
+    <w:p>
+      <w:pPr>
+        <w:spacing w:line="336" w:lineRule="auto" w:after="180"/>
+      </w:pPr>
+      <w:r>
+        <w:rPr>
+          <w:b w:val="0"/>
+        </w:rPr>
+        <w:t>Do not change the public catalogue.” It is Friday, L2 remains checked, and no replacement has occurred. A tool offers both destinations.</w:t>
+      </w:r>
+    </w:p>
+    <w:p>
+      <w:pPr>
+        <w:spacing w:line="336" w:lineRule="auto" w:after="180"/>
+      </w:pPr>
+      <w:r>
+        <w:rPr>
+          <w:b w:val="0"/>
+        </w:rPr>
+        <w:t>Assess these proposals separately: Jo replaces the internal list with L2; Jo updates the public catalogue with L2; visitor Sam replaces the internal list with L2; Jo replaces the internal list with a changed L3.</w:t>
+      </w:r>
+    </w:p>
+    <w:p>
+      <w:pPr>
+        <w:spacing w:line="336" w:lineRule="auto" w:after="180"/>
+      </w:pPr>
+      <w:r>
+        <w:rPr>
+          <w:b w:val="0"/>
+        </w:rPr>
+        <w:t>Identify the approval detail that settles each case.</w:t>
+      </w:r>
+    </w:p>
+    <w:p>
+      <w:pPr>
+        <w:pStyle w:val="Heading3"/>
+      </w:pPr>
+      <w:r>
+        <w:t>My reasoning and evidence</w:t>
+      </w:r>
+    </w:p>
+    <w:p>
+      <w:r>
+        <w:t>________________________________________________________________</w:t>
+      </w:r>
+    </w:p>
+    <w:p>
+      <w:r>
+        <w:t>________________________________________________________________</w:t>
+      </w:r>
+    </w:p>
+    <w:p>
+      <w:r>
+        <w:t>________________________________________________________________</w:t>
+      </w:r>
+    </w:p>
+    <w:p>
+      <w:r>
+        <w:t>________________________________________________________________</w:t>
+      </w:r>
+    </w:p>
+    <w:p>
+      <w:r>
+        <w:t>________________________________________________________________</w:t>
+      </w:r>
+    </w:p>
+    <w:p>
+      <w:r>
+        <w:t>________________________________________________________________</w:t>
+      </w:r>
+    </w:p>
+    <w:p>
+      <w:r>
+        <w:t>________________________________________________________________</w:t>
+      </w:r>
+    </w:p>
+    <w:p>
+      <w:r>
+        <w:t>________________________________________________________________</w:t>
+      </w:r>
+    </w:p>
+    <w:p>
+      <w:pPr>
+        <w:pStyle w:val="Heading1"/>
+      </w:pPr>
+      <w:r>
+        <w:t>18. Extra practice · Use the worked picture</w:t>
+      </w:r>
+    </w:p>
+    <w:p>
+      <w:r>
+        <w:t>Keep the explanation and the support you used.</w:t>
+      </w:r>
+    </w:p>
+    <w:p>
+      <w:pPr>
+        <w:pStyle w:val="Heading2"/>
+      </w:pPr>
+      <w:r>
+        <w:t>Use this when helpful</w:t>
       </w:r>
     </w:p>
     <w:p>
@@ -1832,7 +1941,6 @@
     <w:p>
       <w:pPr>
         <w:spacing w:line="336" w:lineRule="auto" w:after="180"/>
-        <w:shd w:fill="F5F1FB"/>
       </w:pPr>
       <w:r>
         <w:rPr>
@@ -1881,16 +1989,7 @@
     </w:p>
     <w:p>
       <w:pPr>
-        <w:pStyle w:val="Heading3"/>
-      </w:pPr>
-      <w:r>
-        <w:t>Record the help used</w:t>
-      </w:r>
-    </w:p>
-    <w:p>
-      <w:pPr>
         <w:spacing w:line="336" w:lineRule="auto" w:after="180"/>
-        <w:shd w:fill="F1F6F8"/>
       </w:pPr>
       <w:r>
         <w:rPr>
@@ -1927,12 +2026,20 @@
         <w:pStyle w:val="Heading1"/>
       </w:pPr>
       <w:r>
-        <w:t>19. Project portfolio milestone</w:t>
-      </w:r>
-    </w:p>
-    <w:p>
-      <w:r>
-        <w:t>Keep this week’s input, deciding step, result and limit together in the Helpful Classroom Sorter record.</w:t>
+        <w:t>19. Reference · Project portfolio record</w:t>
+      </w:r>
+    </w:p>
+    <w:p>
+      <w:r>
+        <w:t>Extend your main project response when helpful.</w:t>
+      </w:r>
+    </w:p>
+    <w:p>
+      <w:pPr>
+        <w:pStyle w:val="Heading2"/>
+      </w:pPr>
+      <w:r>
+        <w:t>Use this when helpful</w:t>
       </w:r>
     </w:p>
     <w:p>
@@ -2134,12 +2241,463 @@
         <w:pStyle w:val="Heading1"/>
       </w:pPr>
       <w:r>
-        <w:t>20. Supported practice and learning evidence</w:t>
-      </w:r>
-    </w:p>
-    <w:p>
-      <w:r>
-        <w:t>Try the supported questions before comparing with hints and feedback. Record what you repaired and the evidence you retained.</w:t>
+        <w:t>20. Extra practice: pictures, repair and feedback</w:t>
+      </w:r>
+    </w:p>
+    <w:p>
+      <w:r>
+        <w:t>Attempt each question before opening its explanation. Use one browser or paper copy.</w:t>
+      </w:r>
+    </w:p>
+    <w:p>
+      <w:pPr>
+        <w:pStyle w:val="Heading2"/>
+      </w:pPr>
+      <w:r>
+        <w:t>First supported question</w:t>
+      </w:r>
+    </w:p>
+    <w:p>
+      <w:pPr>
+        <w:pStyle w:val="ListBullet"/>
+      </w:pPr>
+      <w:r>
+        <w:t>A fictional teacher approves one checked classroom poster for internal display.</w:t>
+      </w:r>
+    </w:p>
+    <w:p>
+      <w:pPr>
+        <w:pStyle w:val="Heading3"/>
+      </w:pPr>
+      <w:r>
+        <w:t>Practice 1: explain the deciding evidence</w:t>
+      </w:r>
+    </w:p>
+    <w:p>
+      <w:pPr>
+        <w:pStyle w:val="ListBullet"/>
+      </w:pPr>
+      <w:r>
+        <w:t>Which labelled step matches this detail? Public-web publication exceeds the approved destination.</w:t>
+      </w:r>
+    </w:p>
+    <w:p>
+      <w:pPr>
+        <w:pStyle w:val="ListBullet"/>
+      </w:pPr>
+      <w:r>
+        <w:t>1. Allowed action</w:t>
+      </w:r>
+    </w:p>
+    <w:p>
+      <w:pPr>
+        <w:pStyle w:val="ListBullet"/>
+      </w:pPr>
+      <w:r>
+        <w:t>2. Changed audience</w:t>
+      </w:r>
+    </w:p>
+    <w:p>
+      <w:pPr>
+        <w:pStyle w:val="ListBullet"/>
+      </w:pPr>
+      <w:r>
+        <w:t>3. Read authority</w:t>
+      </w:r>
+    </w:p>
+    <w:p>
+      <w:pPr>
+        <w:pStyle w:val="ListBullet"/>
+      </w:pPr>
+      <w:r>
+        <w:t>4. Changed version</w:t>
+      </w:r>
+    </w:p>
+    <w:p>
+      <w:pPr>
+        <w:pStyle w:val="Heading3"/>
+      </w:pPr>
+      <w:r>
+        <w:t>My selected conclusion, deciding fact and explanation</w:t>
+      </w:r>
+    </w:p>
+    <w:p>
+      <w:r>
+        <w:t>________________________________________________________________</w:t>
+      </w:r>
+    </w:p>
+    <w:p>
+      <w:r>
+        <w:t>________________________________________________________________</w:t>
+      </w:r>
+    </w:p>
+    <w:p>
+      <w:r>
+        <w:t>________________________________________________________________</w:t>
+      </w:r>
+    </w:p>
+    <w:p>
+      <w:r>
+        <w:t>________________________________________________________________</w:t>
+      </w:r>
+    </w:p>
+    <w:p>
+      <w:r>
+        <w:t>________________________________________________________________</w:t>
+      </w:r>
+    </w:p>
+    <w:p>
+      <w:pPr>
+        <w:pStyle w:val="ListBullet"/>
+      </w:pPr>
+      <w:r>
+        <w:t>Hint if needed: Read the steps in the pictorial case. Match the supplied detail to the stage that performs or records it.</w:t>
+      </w:r>
+    </w:p>
+    <w:p>
+      <w:pPr>
+        <w:pStyle w:val="Heading2"/>
+      </w:pPr>
+      <w:r>
+        <w:t>Check the first explanation · reference / check after trying</w:t>
+      </w:r>
+    </w:p>
+    <w:p>
+      <w:pPr>
+        <w:spacing w:line="336" w:lineRule="auto" w:after="180"/>
+      </w:pPr>
+      <w:r>
+        <w:rPr>
+          <w:b w:val="0"/>
+        </w:rPr>
+        <w:t>After your attempt, compare with the supported explanation: Changed audience Public-web publication exceeds the approved destination. A general intention to help the class does not grant every action that might help.</w:t>
+      </w:r>
+    </w:p>
+    <w:p>
+      <w:pPr>
+        <w:spacing w:line="336" w:lineRule="auto" w:after="180"/>
+      </w:pPr>
+      <w:r>
+        <w:rPr>
+          <w:b w:val="0"/>
+        </w:rPr>
+        <w:t>Check the version, destination and time explicitly. An edit may improve accuracy while still changing the approved artifact.</w:t>
+      </w:r>
+    </w:p>
+    <w:p>
+      <w:pPr>
+        <w:spacing w:line="336" w:lineRule="auto" w:after="180"/>
+      </w:pPr>
+      <w:r>
+        <w:rPr>
+          <w:b w:val="0"/>
+        </w:rPr>
+        <w:t xml:space="preserve">The assistant should hold the changed poster for review rather than treating its own confidence as </w:t>
+      </w:r>
+      <w:r>
+        <w:rPr>
+          <w:b/>
+        </w:rPr>
+        <w:t>permission</w:t>
+      </w:r>
+      <w:r>
+        <w:rPr>
+          <w:b w:val="0"/>
+        </w:rPr>
+        <w:t>.</w:t>
+      </w:r>
+    </w:p>
+    <w:p>
+      <w:pPr>
+        <w:pStyle w:val="Heading2"/>
+      </w:pPr>
+      <w:r>
+        <w:t>Changed-case question</w:t>
+      </w:r>
+    </w:p>
+    <w:p>
+      <w:pPr>
+        <w:pStyle w:val="Heading3"/>
+      </w:pPr>
+      <w:r>
+        <w:t>Practice 2: explain the deciding evidence</w:t>
+      </w:r>
+    </w:p>
+    <w:p>
+      <w:pPr>
+        <w:pStyle w:val="ListBullet"/>
+      </w:pPr>
+      <w:r>
+        <w:t>Changed-case practice: P2 has already been published once under this approval. Which conclusion is supported by the supplied facts?</w:t>
+      </w:r>
+    </w:p>
+    <w:p>
+      <w:pPr>
+        <w:pStyle w:val="ListBullet"/>
+      </w:pPr>
+      <w:r>
+        <w:t>1. We can decide the result without examining the changed input or the procedure.</w:t>
+      </w:r>
+    </w:p>
+    <w:p>
+      <w:pPr>
+        <w:pStyle w:val="ListBullet"/>
+      </w:pPr>
+      <w:r>
+        <w:t>2. A second publication is not covered.</w:t>
+      </w:r>
+    </w:p>
+    <w:p>
+      <w:pPr>
+        <w:pStyle w:val="ListBullet"/>
+      </w:pPr>
+      <w:r>
+        <w:t>3. This one example guarantees correct results for every future input.</w:t>
+      </w:r>
+    </w:p>
+    <w:p>
+      <w:pPr>
+        <w:pStyle w:val="Heading3"/>
+      </w:pPr>
+      <w:r>
+        <w:t>My selected conclusion, deciding fact and explanation</w:t>
+      </w:r>
+    </w:p>
+    <w:p>
+      <w:r>
+        <w:t>________________________________________________________________</w:t>
+      </w:r>
+    </w:p>
+    <w:p>
+      <w:r>
+        <w:t>________________________________________________________________</w:t>
+      </w:r>
+    </w:p>
+    <w:p>
+      <w:r>
+        <w:t>________________________________________________________________</w:t>
+      </w:r>
+    </w:p>
+    <w:p>
+      <w:r>
+        <w:t>________________________________________________________________</w:t>
+      </w:r>
+    </w:p>
+    <w:p>
+      <w:r>
+        <w:t>________________________________________________________________</w:t>
+      </w:r>
+    </w:p>
+    <w:p>
+      <w:pPr>
+        <w:pStyle w:val="ListBullet"/>
+      </w:pPr>
+      <w:r>
+        <w:t>Hint if needed: Use the changed condition and the deciding step in the pictorial trace. The answer must say what follows from those facts.</w:t>
+      </w:r>
+    </w:p>
+    <w:p>
+      <w:pPr>
+        <w:pStyle w:val="Heading2"/>
+      </w:pPr>
+      <w:r>
+        <w:t>Check the changed case · reference / check after trying</w:t>
+      </w:r>
+    </w:p>
+    <w:p>
+      <w:pPr>
+        <w:spacing w:line="336" w:lineRule="auto" w:after="180"/>
+      </w:pPr>
+      <w:r>
+        <w:rPr>
+          <w:b w:val="0"/>
+        </w:rPr>
+        <w:t>After your attempt, compare with the supported explanation: A second publication is not covered. The instruction allowed a single use, not repeated actions.</w:t>
+      </w:r>
+    </w:p>
+    <w:p>
+      <w:pPr>
+        <w:pStyle w:val="Heading2"/>
+      </w:pPr>
+      <w:r>
+        <w:t>Repair and save your work</w:t>
+      </w:r>
+    </w:p>
+    <w:p>
+      <w:pPr>
+        <w:spacing w:line="336" w:lineRule="auto" w:after="180"/>
+      </w:pPr>
+      <w:r>
+        <w:rPr>
+          <w:b w:val="0"/>
+        </w:rPr>
+        <w:t xml:space="preserve">Review Verify Important </w:t>
+      </w:r>
+      <w:r>
+        <w:rPr>
+          <w:b/>
+        </w:rPr>
+        <w:t>Output</w:t>
+      </w:r>
+      <w:r>
+        <w:rPr>
+          <w:b w:val="0"/>
+        </w:rPr>
+        <w:t xml:space="preserve">s (ai-1/27). Goal: Separate an answer into claims and connect each claim to relevant </w:t>
+      </w:r>
+      <w:r>
+        <w:rPr>
+          <w:b/>
+        </w:rPr>
+        <w:t>evidence</w:t>
+      </w:r>
+      <w:r>
+        <w:rPr>
+          <w:b w:val="0"/>
+        </w:rPr>
+        <w:t>.</w:t>
+      </w:r>
+    </w:p>
+    <w:p>
+      <w:pPr>
+        <w:spacing w:line="336" w:lineRule="auto" w:after="180"/>
+      </w:pPr>
+      <w:r>
+        <w:rPr>
+          <w:b w:val="0"/>
+        </w:rPr>
+        <w:t>Short practice: Correct the draft and identify which part needs another source rather than a calculation.. Return to this week and explain what you changed.</w:t>
+      </w:r>
+    </w:p>
+    <w:p>
+      <w:pPr>
+        <w:spacing w:line="336" w:lineRule="auto" w:after="180"/>
+      </w:pPr>
+      <w:r>
+        <w:rPr>
+          <w:b w:val="0"/>
+        </w:rPr>
+        <w:t xml:space="preserve">Review Generate, Retrieve, or Calculate? (ai-1/25). Goal: Distinguish retrieving a record, calculating from </w:t>
+      </w:r>
+      <w:r>
+        <w:rPr>
+          <w:b/>
+        </w:rPr>
+        <w:t>input</w:t>
+      </w:r>
+      <w:r>
+        <w:rPr>
+          <w:b w:val="0"/>
+        </w:rPr>
+        <w:t>s and generating wording. Short practice: Label each arrow with its operation.</w:t>
+      </w:r>
+    </w:p>
+    <w:p>
+      <w:pPr>
+        <w:spacing w:line="336" w:lineRule="auto" w:after="180"/>
+      </w:pPr>
+      <w:r>
+        <w:rPr>
+          <w:b w:val="0"/>
+        </w:rPr>
+        <w:t>Can the system add snacks because invitations often mention them?. Return to this week and explain what you changed.</w:t>
+      </w:r>
+    </w:p>
+    <w:p>
+      <w:pPr>
+        <w:spacing w:line="336" w:lineRule="auto" w:after="180"/>
+      </w:pPr>
+      <w:r>
+        <w:rPr>
+          <w:b w:val="0"/>
+        </w:rPr>
+        <w:t>Review Missing and Unbalanced Examples (ai-1/22). Goal: Name the target collection, selection list and cases actually assessed. Short practice: Would testing only dim plain cards close every current gap?</w:t>
+      </w:r>
+    </w:p>
+    <w:p>
+      <w:pPr>
+        <w:spacing w:line="336" w:lineRule="auto" w:after="180"/>
+      </w:pPr>
+      <w:r>
+        <w:rPr>
+          <w:b w:val="0"/>
+        </w:rPr>
+        <w:t>Point to the target groups.. Return to this week and explain what you changed.</w:t>
+      </w:r>
+    </w:p>
+    <w:p>
+      <w:pPr>
+        <w:spacing w:line="336" w:lineRule="auto" w:after="180"/>
+      </w:pPr>
+      <w:r>
+        <w:rPr>
+          <w:b w:val="0"/>
+        </w:rPr>
+        <w:t xml:space="preserve">Use Download completed work in the hosted lesson to export your answers, reflections, practice feedback and code-run </w:t>
+      </w:r>
+      <w:r>
+        <w:rPr>
+          <w:b/>
+        </w:rPr>
+        <w:t>evidence</w:t>
+      </w:r>
+      <w:r>
+        <w:rPr>
+          <w:b w:val="0"/>
+        </w:rPr>
+        <w:t>. Open the HTML copy to read or print it.</w:t>
+      </w:r>
+    </w:p>
+    <w:p>
+      <w:pPr>
+        <w:spacing w:line="336" w:lineRule="auto" w:after="180"/>
+      </w:pPr>
+      <w:r>
+        <w:rPr>
+          <w:b w:val="0"/>
+        </w:rPr>
+        <w:t>Drafts stay in this browser when storage is available; clear drafts on a shared device.</w:t>
+      </w:r>
+    </w:p>
+    <w:p>
+      <w:pPr>
+        <w:pStyle w:val="Heading3"/>
+      </w:pPr>
+      <w:r>
+        <w:t>What I repaired, the evidence I kept and the next test</w:t>
+      </w:r>
+    </w:p>
+    <w:p>
+      <w:r>
+        <w:t>________________________________________________________________</w:t>
+      </w:r>
+    </w:p>
+    <w:p>
+      <w:r>
+        <w:t>________________________________________________________________</w:t>
+      </w:r>
+    </w:p>
+    <w:p>
+      <w:r>
+        <w:t>________________________________________________________________</w:t>
+      </w:r>
+    </w:p>
+    <w:p>
+      <w:r>
+        <w:t>________________________________________________________________</w:t>
+      </w:r>
+    </w:p>
+    <w:p>
+      <w:r>
+        <w:t>________________________________________________________________</w:t>
+      </w:r>
+    </w:p>
+    <w:p>
+      <w:pPr>
+        <w:pStyle w:val="Heading2"/>
+      </w:pPr>
+      <w:r>
+        <w:t>Earlier wording, alternatives and picture transcripts · reference / check after trying</w:t>
       </w:r>
     </w:p>
     <w:p>
@@ -2155,86 +2713,10 @@
     </w:p>
     <w:p>
       <w:pPr>
-        <w:spacing w:line="336" w:lineRule="auto" w:after="180"/>
-      </w:pPr>
-      <w:r>
-        <w:rPr>
-          <w:b w:val="0"/>
-        </w:rPr>
-        <w:t>A fictional teacher approves one checked classroom poster for internal display.</w:t>
-      </w:r>
-    </w:p>
-    <w:p>
-      <w:pPr>
         <w:pStyle w:val="Heading3"/>
       </w:pPr>
       <w:r>
-        <w:t>Practice 1: explain the deciding evidence</w:t>
-      </w:r>
-    </w:p>
-    <w:p>
-      <w:pPr>
-        <w:spacing w:line="336" w:lineRule="auto" w:after="180"/>
-      </w:pPr>
-      <w:r>
-        <w:rPr>
-          <w:b w:val="0"/>
-        </w:rPr>
-        <w:t>Which labelled step matches this detail? Public-web publication exceeds the approved destination.</w:t>
-      </w:r>
-    </w:p>
-    <w:p>
-      <w:pPr>
-        <w:spacing w:line="336" w:lineRule="auto" w:after="180"/>
-        <w:shd w:fill="F4F9FC"/>
-      </w:pPr>
-      <w:r>
-        <w:rPr>
-          <w:b w:val="0"/>
-        </w:rPr>
-        <w:t>1. Allowed action</w:t>
-      </w:r>
-    </w:p>
-    <w:p>
-      <w:pPr>
-        <w:spacing w:line="336" w:lineRule="auto" w:after="180"/>
-        <w:shd w:fill="F4F9FC"/>
-      </w:pPr>
-      <w:r>
-        <w:rPr>
-          <w:b w:val="0"/>
-        </w:rPr>
-        <w:t>2. Changed audience</w:t>
-      </w:r>
-    </w:p>
-    <w:p>
-      <w:pPr>
-        <w:spacing w:line="336" w:lineRule="auto" w:after="180"/>
-        <w:shd w:fill="F4F9FC"/>
-      </w:pPr>
-      <w:r>
-        <w:rPr>
-          <w:b w:val="0"/>
-        </w:rPr>
-        <w:t xml:space="preserve">3. Read </w:t>
-      </w:r>
-      <w:r>
-        <w:rPr>
-          <w:b/>
-        </w:rPr>
-        <w:t>authority</w:t>
-      </w:r>
-    </w:p>
-    <w:p>
-      <w:pPr>
-        <w:spacing w:line="336" w:lineRule="auto" w:after="180"/>
-        <w:shd w:fill="F4F9FC"/>
-      </w:pPr>
-      <w:r>
-        <w:rPr>
-          <w:b w:val="0"/>
-        </w:rPr>
-        <w:t>4. Changed version</w:t>
+        <w:t>Repair a missing building block</w:t>
       </w:r>
     </w:p>
     <w:p>
@@ -2242,472 +2724,25 @@
         <w:pStyle w:val="Heading3"/>
       </w:pPr>
       <w:r>
-        <w:t>My selected conclusion, deciding fact and explanation</w:t>
-      </w:r>
-    </w:p>
-    <w:p>
-      <w:r>
-        <w:t>________________________________________________________________</w:t>
-      </w:r>
-    </w:p>
-    <w:p>
-      <w:r>
-        <w:t>________________________________________________________________</w:t>
-      </w:r>
-    </w:p>
-    <w:p>
-      <w:r>
-        <w:t>________________________________________________________________</w:t>
-      </w:r>
-    </w:p>
-    <w:p>
-      <w:r>
-        <w:t>________________________________________________________________</w:t>
-      </w:r>
-    </w:p>
-    <w:p>
-      <w:r>
-        <w:t>________________________________________________________________</w:t>
-      </w:r>
-    </w:p>
-    <w:p>
-      <w:pPr>
-        <w:pStyle w:val="Heading3"/>
-      </w:pPr>
-      <w:r>
-        <w:t>Hint · try first</w:t>
-      </w:r>
-    </w:p>
-    <w:p>
-      <w:pPr>
-        <w:spacing w:line="336" w:lineRule="auto" w:after="180"/>
-        <w:shd w:fill="F1F6F8"/>
-      </w:pPr>
-      <w:r>
-        <w:rPr>
-          <w:b w:val="0"/>
-        </w:rPr>
-        <w:t>Hint if needed: Read the steps in the pictorial case. Match the supplied detail to the stage that performs or records it.</w:t>
-      </w:r>
-    </w:p>
-    <w:p>
-      <w:pPr>
-        <w:pStyle w:val="Heading3"/>
-      </w:pPr>
-      <w:r>
-        <w:t>Feedback · compare after trying</w:t>
-      </w:r>
-    </w:p>
-    <w:p>
-      <w:pPr>
-        <w:spacing w:line="336" w:lineRule="auto" w:after="180"/>
-        <w:shd w:fill="F1F6FC"/>
-      </w:pPr>
-      <w:r>
-        <w:rPr>
-          <w:b w:val="0"/>
-        </w:rPr>
-        <w:t>After your attempt, compare with the supported explanation: Changed audience Public-web publication exceeds the approved destination. A general intention to help the class does not grant every action that might help.</w:t>
-      </w:r>
-    </w:p>
-    <w:p>
-      <w:pPr>
-        <w:spacing w:line="336" w:lineRule="auto" w:after="180"/>
-        <w:shd w:fill="F1F6FC"/>
-      </w:pPr>
-      <w:r>
-        <w:rPr>
-          <w:b w:val="0"/>
-        </w:rPr>
-        <w:t>Check the version, destination and time explicitly. An edit may improve accuracy while still changing the approved artifact.</w:t>
-      </w:r>
-    </w:p>
-    <w:p>
-      <w:pPr>
-        <w:spacing w:line="336" w:lineRule="auto" w:after="180"/>
-        <w:shd w:fill="F1F6FC"/>
-      </w:pPr>
-      <w:r>
-        <w:rPr>
-          <w:b w:val="0"/>
-        </w:rPr>
-        <w:t xml:space="preserve">The assistant should hold the changed poster for review rather than treating its own confidence as </w:t>
-      </w:r>
-      <w:r>
-        <w:rPr>
-          <w:b/>
-        </w:rPr>
-        <w:t>permission</w:t>
-      </w:r>
-      <w:r>
-        <w:rPr>
-          <w:b w:val="0"/>
-        </w:rPr>
-        <w:t>.</w:t>
-      </w:r>
-    </w:p>
-    <w:p>
-      <w:pPr>
-        <w:pStyle w:val="Heading3"/>
-      </w:pPr>
-      <w:r>
-        <w:t>Practice 2: explain the deciding evidence</w:t>
-      </w:r>
-    </w:p>
-    <w:p>
-      <w:pPr>
-        <w:pStyle w:val="Heading3"/>
-      </w:pPr>
-      <w:r>
-        <w:t>Changed case · predict first</w:t>
-      </w:r>
-    </w:p>
-    <w:p>
-      <w:pPr>
-        <w:spacing w:line="336" w:lineRule="auto" w:after="180"/>
-        <w:shd w:fill="F5F1FB"/>
-      </w:pPr>
-      <w:r>
-        <w:rPr>
-          <w:b w:val="0"/>
-        </w:rPr>
-        <w:t>Changed-case practice: P2 has already been published once under this approval. Which conclusion is supported by the supplied facts?</w:t>
-      </w:r>
-    </w:p>
-    <w:p>
-      <w:pPr>
-        <w:spacing w:line="336" w:lineRule="auto" w:after="180"/>
-        <w:shd w:fill="F4F9FC"/>
-      </w:pPr>
-      <w:r>
-        <w:rPr>
-          <w:b w:val="0"/>
-        </w:rPr>
-        <w:t xml:space="preserve">1. We can decide the result without examining the changed </w:t>
-      </w:r>
-      <w:r>
-        <w:rPr>
-          <w:b/>
-        </w:rPr>
-        <w:t>input</w:t>
-      </w:r>
-      <w:r>
-        <w:rPr>
-          <w:b w:val="0"/>
-        </w:rPr>
-        <w:t xml:space="preserve"> or the procedure.</w:t>
-      </w:r>
-    </w:p>
-    <w:p>
-      <w:pPr>
-        <w:spacing w:line="336" w:lineRule="auto" w:after="180"/>
-        <w:shd w:fill="F4F9FC"/>
-      </w:pPr>
-      <w:r>
-        <w:rPr>
-          <w:b w:val="0"/>
-        </w:rPr>
-        <w:t>2. A second publication is not covered.</w:t>
-      </w:r>
-    </w:p>
-    <w:p>
-      <w:pPr>
-        <w:spacing w:line="336" w:lineRule="auto" w:after="180"/>
-        <w:shd w:fill="F4F9FC"/>
-      </w:pPr>
-      <w:r>
-        <w:rPr>
-          <w:b w:val="0"/>
-        </w:rPr>
-        <w:t xml:space="preserve">3. This one example guarantees correct results for every future </w:t>
-      </w:r>
-      <w:r>
-        <w:rPr>
-          <w:b/>
-        </w:rPr>
-        <w:t>input</w:t>
-      </w:r>
-      <w:r>
-        <w:rPr>
-          <w:b w:val="0"/>
-        </w:rPr>
-        <w:t>.</w:t>
-      </w:r>
-    </w:p>
-    <w:p>
-      <w:pPr>
-        <w:pStyle w:val="Heading3"/>
-      </w:pPr>
-      <w:r>
-        <w:t>My selected conclusion, deciding fact and explanation</w:t>
-      </w:r>
-    </w:p>
-    <w:p>
-      <w:r>
-        <w:t>________________________________________________________________</w:t>
-      </w:r>
-    </w:p>
-    <w:p>
-      <w:r>
-        <w:t>________________________________________________________________</w:t>
-      </w:r>
-    </w:p>
-    <w:p>
-      <w:r>
-        <w:t>________________________________________________________________</w:t>
-      </w:r>
-    </w:p>
-    <w:p>
-      <w:r>
-        <w:t>________________________________________________________________</w:t>
-      </w:r>
-    </w:p>
-    <w:p>
-      <w:r>
-        <w:t>________________________________________________________________</w:t>
-      </w:r>
-    </w:p>
-    <w:p>
-      <w:pPr>
-        <w:pStyle w:val="Heading3"/>
-      </w:pPr>
-      <w:r>
-        <w:t>Hint · try first</w:t>
-      </w:r>
-    </w:p>
-    <w:p>
-      <w:pPr>
-        <w:spacing w:line="336" w:lineRule="auto" w:after="180"/>
-        <w:shd w:fill="F1F6F8"/>
-      </w:pPr>
-      <w:r>
-        <w:rPr>
-          <w:b w:val="0"/>
-        </w:rPr>
-        <w:t>Hint if needed: Use the changed condition and the deciding step in the pictorial trace. The answer must say what follows from those facts.</w:t>
-      </w:r>
-    </w:p>
-    <w:p>
-      <w:pPr>
-        <w:pStyle w:val="Heading3"/>
-      </w:pPr>
-      <w:r>
-        <w:t>Feedback · compare after trying</w:t>
-      </w:r>
-    </w:p>
-    <w:p>
-      <w:pPr>
-        <w:spacing w:line="336" w:lineRule="auto" w:after="180"/>
-        <w:shd w:fill="F1F6FC"/>
-      </w:pPr>
-      <w:r>
-        <w:rPr>
-          <w:b w:val="0"/>
-        </w:rPr>
-        <w:t>After your attempt, compare with the supported explanation: A second publication is not covered. The instruction allowed a single use, not repeated actions.</w:t>
-      </w:r>
-    </w:p>
-    <w:p>
-      <w:pPr>
-        <w:pStyle w:val="Heading3"/>
-      </w:pPr>
-      <w:r>
-        <w:t>Repair a missing building block</w:t>
-      </w:r>
-    </w:p>
-    <w:p>
-      <w:pPr>
-        <w:spacing w:line="336" w:lineRule="auto" w:after="180"/>
-      </w:pPr>
-      <w:r>
-        <w:rPr>
-          <w:b w:val="0"/>
-        </w:rPr>
-        <w:t xml:space="preserve">Review Verify Important </w:t>
-      </w:r>
-      <w:r>
-        <w:rPr>
-          <w:b/>
-        </w:rPr>
-        <w:t>Output</w:t>
-      </w:r>
-      <w:r>
-        <w:rPr>
-          <w:b w:val="0"/>
-        </w:rPr>
-        <w:t xml:space="preserve">s (ai-1/27). Goal: Separate an answer into claims and connect each claim to relevant </w:t>
-      </w:r>
-      <w:r>
-        <w:rPr>
-          <w:b/>
-        </w:rPr>
-        <w:t>evidence</w:t>
-      </w:r>
-      <w:r>
-        <w:rPr>
-          <w:b w:val="0"/>
-        </w:rPr>
-        <w:t>.</w:t>
-      </w:r>
-    </w:p>
-    <w:p>
-      <w:pPr>
-        <w:spacing w:line="336" w:lineRule="auto" w:after="180"/>
-      </w:pPr>
-      <w:r>
-        <w:rPr>
-          <w:b w:val="0"/>
-        </w:rPr>
-        <w:t>Short practice: Correct the draft and identify which part needs another source rather than a calculation.. Return to this week and explain what you changed.</w:t>
-      </w:r>
-    </w:p>
-    <w:p>
-      <w:pPr>
-        <w:spacing w:line="336" w:lineRule="auto" w:after="180"/>
-      </w:pPr>
-      <w:r>
-        <w:rPr>
-          <w:b w:val="0"/>
-        </w:rPr>
-        <w:t xml:space="preserve">Review Generate, Retrieve, or Calculate? (ai-1/25). Goal: Distinguish retrieving a record, calculating from </w:t>
-      </w:r>
-      <w:r>
-        <w:rPr>
-          <w:b/>
-        </w:rPr>
-        <w:t>input</w:t>
-      </w:r>
-      <w:r>
-        <w:rPr>
-          <w:b w:val="0"/>
-        </w:rPr>
-        <w:t>s and generating wording. Short practice: Label each arrow with its operation.</w:t>
-      </w:r>
-    </w:p>
-    <w:p>
-      <w:pPr>
-        <w:spacing w:line="336" w:lineRule="auto" w:after="180"/>
-      </w:pPr>
-      <w:r>
-        <w:rPr>
-          <w:b w:val="0"/>
-        </w:rPr>
-        <w:t>Can the system add snacks because invitations often mention them?. Return to this week and explain what you changed.</w:t>
-      </w:r>
-    </w:p>
-    <w:p>
-      <w:pPr>
-        <w:spacing w:line="336" w:lineRule="auto" w:after="180"/>
-      </w:pPr>
-      <w:r>
-        <w:rPr>
-          <w:b w:val="0"/>
-        </w:rPr>
-        <w:t>Review Missing and Unbalanced Examples (ai-1/22). Goal: Name the target collection, selection list and cases actually assessed. Short practice: Would testing only dim plain cards close every current gap?</w:t>
-      </w:r>
-    </w:p>
-    <w:p>
-      <w:pPr>
-        <w:spacing w:line="336" w:lineRule="auto" w:after="180"/>
-      </w:pPr>
-      <w:r>
-        <w:rPr>
-          <w:b w:val="0"/>
-        </w:rPr>
-        <w:t>Point to the target groups.. Return to this week and explain what you changed.</w:t>
-      </w:r>
-    </w:p>
-    <w:p>
-      <w:pPr>
-        <w:pStyle w:val="Heading3"/>
-      </w:pPr>
-      <w:r>
         <w:t>Keep your completed work</w:t>
       </w:r>
     </w:p>
     <w:p>
       <w:pPr>
-        <w:spacing w:line="336" w:lineRule="auto" w:after="180"/>
-      </w:pPr>
-      <w:r>
-        <w:rPr>
-          <w:b w:val="0"/>
-        </w:rPr>
-        <w:t xml:space="preserve">Use Download completed work in the hosted lesson to export your answers, reflections, practice feedback and code-run </w:t>
-      </w:r>
-      <w:r>
-        <w:rPr>
-          <w:b/>
-        </w:rPr>
-        <w:t>evidence</w:t>
-      </w:r>
-      <w:r>
-        <w:rPr>
-          <w:b w:val="0"/>
-        </w:rPr>
-        <w:t>. Open the HTML copy to read or print it.</w:t>
-      </w:r>
-    </w:p>
-    <w:p>
-      <w:pPr>
-        <w:spacing w:line="336" w:lineRule="auto" w:after="180"/>
-      </w:pPr>
-      <w:r>
-        <w:rPr>
-          <w:b w:val="0"/>
-        </w:rPr>
-        <w:t>Drafts stay in this browser when storage is available; clear drafts on a shared device.</w:t>
-      </w:r>
-    </w:p>
-    <w:p>
-      <w:pPr>
-        <w:pStyle w:val="Heading3"/>
-      </w:pPr>
-      <w:r>
-        <w:t>What I repaired, the evidence I kept and the next test</w:t>
-      </w:r>
-    </w:p>
-    <w:p>
-      <w:r>
-        <w:t>________________________________________________________________</w:t>
-      </w:r>
-    </w:p>
-    <w:p>
-      <w:r>
-        <w:t>________________________________________________________________</w:t>
-      </w:r>
-    </w:p>
-    <w:p>
-      <w:r>
-        <w:t>________________________________________________________________</w:t>
-      </w:r>
-    </w:p>
-    <w:p>
-      <w:r>
-        <w:t>________________________________________________________________</w:t>
-      </w:r>
-    </w:p>
-    <w:p>
-      <w:r>
-        <w:t>________________________________________________________________</w:t>
-      </w:r>
-    </w:p>
-    <w:p>
-      <w:pPr>
         <w:pStyle w:val="Heading1"/>
       </w:pPr>
       <w:r>
-        <w:t>21. Visual concept journey</w:t>
-      </w:r>
-    </w:p>
-    <w:p>
-      <w:r>
-        <w:t>Explain each Humans Set Boundaries picture from its labels, then record a relevant limit.</w:t>
-      </w:r>
-    </w:p>
-    <w:p>
-      <w:pPr>
-        <w:pStyle w:val="Heading3"/>
+        <w:t>21. Reference · Six-picture response sheets</w:t>
+      </w:r>
+    </w:p>
+    <w:p>
+      <w:r>
+        <w:t>Choose the image that helps rather than repeating all six.</w:t>
+      </w:r>
+    </w:p>
+    <w:p>
+      <w:pPr>
+        <w:pStyle w:val="Heading2"/>
       </w:pPr>
       <w:r>
         <w:t>01. Humans Set Boundaries: the case</w:t>
@@ -2774,7 +2809,6 @@
     <w:p>
       <w:pPr>
         <w:spacing w:line="336" w:lineRule="auto" w:after="180"/>
-        <w:shd w:fill="F5F1FB"/>
       </w:pPr>
       <w:r>
         <w:rPr>
@@ -2813,7 +2847,7 @@
     </w:p>
     <w:p>
       <w:pPr>
-        <w:pStyle w:val="Heading3"/>
+        <w:pStyle w:val="Heading2"/>
       </w:pPr>
       <w:r>
         <w:t>02. Follow the deciding steps</w:t>
@@ -2881,7 +2915,6 @@
     <w:p>
       <w:pPr>
         <w:spacing w:line="336" w:lineRule="auto" w:after="180"/>
-        <w:shd w:fill="F5F1FB"/>
       </w:pPr>
       <w:r>
         <w:rPr>
@@ -2932,7 +2965,7 @@
     </w:p>
     <w:p>
       <w:pPr>
-        <w:pStyle w:val="Heading3"/>
+        <w:pStyle w:val="Heading2"/>
       </w:pPr>
       <w:r>
         <w:t>03. Match the proposed action to its permission</w:t>
@@ -3041,7 +3074,6 @@
     <w:p>
       <w:pPr>
         <w:spacing w:line="336" w:lineRule="auto" w:after="180"/>
-        <w:shd w:fill="F5F1FB"/>
       </w:pPr>
       <w:r>
         <w:rPr>
@@ -3080,7 +3112,7 @@
     </w:p>
     <w:p>
       <w:pPr>
-        <w:pStyle w:val="Heading3"/>
+        <w:pStyle w:val="Heading2"/>
       </w:pPr>
       <w:r>
         <w:t>04. Change one thing. Trace what follows.</w:t>
@@ -3147,7 +3179,6 @@
     <w:p>
       <w:pPr>
         <w:spacing w:line="336" w:lineRule="auto" w:after="180"/>
-        <w:shd w:fill="F5F1FB"/>
       </w:pPr>
       <w:r>
         <w:rPr>
@@ -3186,7 +3217,7 @@
     </w:p>
     <w:p>
       <w:pPr>
-        <w:pStyle w:val="Heading3"/>
+        <w:pStyle w:val="Heading2"/>
       </w:pPr>
       <w:r>
         <w:t>05. Connect the explanation to its limit</w:t>
@@ -3289,7 +3320,6 @@
     <w:p>
       <w:pPr>
         <w:spacing w:line="336" w:lineRule="auto" w:after="180"/>
-        <w:shd w:fill="F5F1FB"/>
       </w:pPr>
       <w:r>
         <w:rPr>
@@ -3328,7 +3358,7 @@
     </w:p>
     <w:p>
       <w:pPr>
-        <w:pStyle w:val="Heading3"/>
+        <w:pStyle w:val="Heading2"/>
       </w:pPr>
       <w:r>
         <w:t>06. Make the idea visible in your project</w:t>
@@ -3373,7 +3403,6 @@
     <w:p>
       <w:pPr>
         <w:spacing w:line="336" w:lineRule="auto" w:after="180"/>
-        <w:shd w:fill="F5F1FB"/>
       </w:pPr>
       <w:r>
         <w:rPr>
@@ -3397,7 +3426,6 @@
     <w:p>
       <w:pPr>
         <w:spacing w:line="336" w:lineRule="auto" w:after="180"/>
-        <w:shd w:fill="F5F1FB"/>
       </w:pPr>
       <w:r>
         <w:rPr>
@@ -3409,7 +3437,6 @@
     <w:p>
       <w:pPr>
         <w:spacing w:line="336" w:lineRule="auto" w:after="180"/>
-        <w:shd w:fill="F5F1FB"/>
       </w:pPr>
       <w:r>
         <w:rPr>
@@ -3456,6 +3483,62 @@
     <w:p>
       <w:r>
         <w:t>________________________________________________________________</w:t>
+      </w:r>
+    </w:p>
+    <w:p>
+      <w:pPr>
+        <w:pStyle w:val="Heading2"/>
+      </w:pPr>
+      <w:r>
+        <w:t>Earlier wording, alternatives and picture transcripts · reference / check after trying</w:t>
+      </w:r>
+    </w:p>
+    <w:p>
+      <w:pPr>
+        <w:pStyle w:val="Heading3"/>
+      </w:pPr>
+      <w:r>
+        <w:t>01. Humans Set Boundaries: the case</w:t>
+      </w:r>
+    </w:p>
+    <w:p>
+      <w:pPr>
+        <w:pStyle w:val="Heading3"/>
+      </w:pPr>
+      <w:r>
+        <w:t>02. Follow the deciding steps</w:t>
+      </w:r>
+    </w:p>
+    <w:p>
+      <w:pPr>
+        <w:pStyle w:val="Heading3"/>
+      </w:pPr>
+      <w:r>
+        <w:t>03. Match the proposed action to its permission</w:t>
+      </w:r>
+    </w:p>
+    <w:p>
+      <w:pPr>
+        <w:pStyle w:val="Heading3"/>
+      </w:pPr>
+      <w:r>
+        <w:t>04. Change one thing. Trace what follows.</w:t>
+      </w:r>
+    </w:p>
+    <w:p>
+      <w:pPr>
+        <w:pStyle w:val="Heading3"/>
+      </w:pPr>
+      <w:r>
+        <w:t>05. Connect the explanation to its limit</w:t>
+      </w:r>
+    </w:p>
+    <w:p>
+      <w:pPr>
+        <w:pStyle w:val="Heading3"/>
+      </w:pPr>
+      <w:r>
+        <w:t>06. Make the idea visible in your project</w:t>
       </w:r>
     </w:p>
     <w:sectPr>
